--- a/Lab/Lab3/PhanNgocHanhNhi_2131209002_Lab3_CSW309.docx
+++ b/Lab/Lab3/PhanNgocHanhNhi_2131209002_Lab3_CSW309.docx
@@ -328,6 +328,7 @@
         <w:rPr>
           <w:rFonts w:ascii="Times New Roman" w:eastAsia="Calibri" w:hAnsi="Times New Roman" w:cs="Times New Roman"/>
           <w:szCs w:val="24"/>
+          <w:lang w:val="vi-VN"/>
         </w:rPr>
       </w:pPr>
       <w:r>
@@ -401,8 +402,9 @@
         <w:rPr>
           <w:rFonts w:ascii="Times New Roman" w:eastAsia="Calibri" w:hAnsi="Times New Roman" w:cs="Times New Roman"/>
           <w:szCs w:val="24"/>
+          <w:lang w:val="vi-VN"/>
         </w:rPr>
-        <w:tab/>
+        <w:t xml:space="preserve"> Phan Ngọc Hạnh Nhi</w:t>
       </w:r>
     </w:p>
     <w:p>
@@ -418,6 +420,7 @@
           <w:rFonts w:ascii="Times New Roman" w:eastAsia="Calibri" w:hAnsi="Times New Roman" w:cs="Times New Roman"/>
           <w:sz w:val="26"/>
           <w:szCs w:val="26"/>
+          <w:lang w:val="vi-VN"/>
         </w:rPr>
       </w:pPr>
       <w:r>
@@ -536,8 +539,9 @@
           <w:rFonts w:ascii="Times New Roman" w:eastAsia="Calibri" w:hAnsi="Times New Roman" w:cs="Times New Roman"/>
           <w:sz w:val="26"/>
           <w:szCs w:val="26"/>
+          <w:lang w:val="vi-VN"/>
         </w:rPr>
-        <w:tab/>
+        <w:t xml:space="preserve"> 2131209002</w:t>
       </w:r>
     </w:p>
     <w:p>
@@ -970,165 +974,5082 @@
     <w:p>
       <w:pPr>
         <w:pStyle w:val="CITLABA1Lv1"/>
-      </w:pPr>
-      <w:r>
-        <w:t>Data Flow Diagram (DFD) and Data Dictionary</w:t>
+        <w:ind w:left="357" w:hanging="357"/>
+      </w:pPr>
+      <w:r>
+        <w:t>Tasks</w:t>
       </w:r>
     </w:p>
     <w:p>
       <w:pPr>
-        <w:pStyle w:val="CITLABA9Lv9Content"/>
+        <w:pStyle w:val="CITLABA2Lv2"/>
+        <w:ind w:left="714" w:hanging="357"/>
+      </w:pPr>
+      <w:r>
+        <w:t>Task 1 – Context Diagram</w:t>
+      </w:r>
+    </w:p>
+    <w:p>
+      <w:pPr>
+        <w:pStyle w:val="CITLABA3Lv3"/>
+      </w:pPr>
+      <w:r>
+        <w:t>Identify system boundary and external entities (Borrower, Approver, Inventory Dept, etc.).</w:t>
+      </w:r>
+    </w:p>
+    <w:p>
+      <w:pPr>
+        <w:pStyle w:val="CITLABA4Lv4"/>
+      </w:pPr>
+      <w:r>
+        <w:t>System Boundary</w:t>
+      </w:r>
+    </w:p>
+    <w:p>
+      <w:pPr>
+        <w:ind w:left="720"/>
         <w:rPr>
-          <w:rStyle w:val="CITLABA9Lv9ContentChar"/>
+          <w:lang w:val="vi-VN"/>
         </w:rPr>
       </w:pPr>
-      <w:r>
-        <w:t xml:space="preserve">Develop </w:t>
-      </w:r>
       <w:r>
         <w:rPr>
           <w:b/>
           <w:bCs/>
         </w:rPr>
-        <w:t>Context Diagram</w:t>
-      </w:r>
-      <w:r>
-        <w:t xml:space="preserve">, </w:t>
-      </w:r>
-      <w:r>
+        <w:t>Equipment Borrowing Management System (EBMS)</w:t>
+      </w:r>
+      <w:r>
+        <w:br/>
+        <w:t>Digitizes the process of requesting, approving, tracking, and returning teaching equipment at universities.</w:t>
+      </w:r>
+    </w:p>
+    <w:p>
+      <w:pPr>
+        <w:pStyle w:val="CITLABA4Lv4"/>
+      </w:pPr>
+      <w:r>
+        <w:t>External Entities</w:t>
+      </w:r>
+    </w:p>
+    <w:tbl>
+      <w:tblPr>
+        <w:tblStyle w:val="PlainTable1"/>
+        <w:tblW w:w="0" w:type="auto"/>
+        <w:tblInd w:w="715" w:type="dxa"/>
+        <w:tblLook w:val="04A0" w:firstRow="1" w:lastRow="0" w:firstColumn="1" w:lastColumn="0" w:noHBand="0" w:noVBand="1"/>
+      </w:tblPr>
+      <w:tblGrid>
+        <w:gridCol w:w="4500"/>
+        <w:gridCol w:w="5040"/>
+      </w:tblGrid>
+      <w:tr>
+        <w:trPr>
+          <w:cnfStyle w:val="100000000000" w:firstRow="1" w:lastRow="0" w:firstColumn="0" w:lastColumn="0" w:oddVBand="0" w:evenVBand="0" w:oddHBand="0" w:evenHBand="0" w:firstRowFirstColumn="0" w:firstRowLastColumn="0" w:lastRowFirstColumn="0" w:lastRowLastColumn="0"/>
+        </w:trPr>
+        <w:tc>
+          <w:tcPr>
+            <w:cnfStyle w:val="001000000000" w:firstRow="0" w:lastRow="0" w:firstColumn="1" w:lastColumn="0" w:oddVBand="0" w:evenVBand="0" w:oddHBand="0" w:evenHBand="0" w:firstRowFirstColumn="0" w:firstRowLastColumn="0" w:lastRowFirstColumn="0" w:lastRowLastColumn="0"/>
+            <w:tcW w:w="4500" w:type="dxa"/>
+            <w:hideMark/>
+          </w:tcPr>
+          <w:p>
+            <w:pPr>
+              <w:ind w:left="720"/>
+            </w:pPr>
+            <w:r>
+              <w:t>External Entity</w:t>
+            </w:r>
+          </w:p>
+        </w:tc>
+        <w:tc>
+          <w:tcPr>
+            <w:tcW w:w="5040" w:type="dxa"/>
+            <w:hideMark/>
+          </w:tcPr>
+          <w:p>
+            <w:pPr>
+              <w:ind w:left="720"/>
+              <w:cnfStyle w:val="100000000000" w:firstRow="1" w:lastRow="0" w:firstColumn="0" w:lastColumn="0" w:oddVBand="0" w:evenVBand="0" w:oddHBand="0" w:evenHBand="0" w:firstRowFirstColumn="0" w:firstRowLastColumn="0" w:lastRowFirstColumn="0" w:lastRowLastColumn="0"/>
+            </w:pPr>
+            <w:r>
+              <w:t>Description / Role</w:t>
+            </w:r>
+          </w:p>
+        </w:tc>
+      </w:tr>
+      <w:tr>
+        <w:trPr>
+          <w:cnfStyle w:val="000000100000" w:firstRow="0" w:lastRow="0" w:firstColumn="0" w:lastColumn="0" w:oddVBand="0" w:evenVBand="0" w:oddHBand="1" w:evenHBand="0" w:firstRowFirstColumn="0" w:firstRowLastColumn="0" w:lastRowFirstColumn="0" w:lastRowLastColumn="0"/>
+        </w:trPr>
+        <w:tc>
+          <w:tcPr>
+            <w:cnfStyle w:val="001000000000" w:firstRow="0" w:lastRow="0" w:firstColumn="1" w:lastColumn="0" w:oddVBand="0" w:evenVBand="0" w:oddHBand="0" w:evenHBand="0" w:firstRowFirstColumn="0" w:firstRowLastColumn="0" w:lastRowFirstColumn="0" w:lastRowLastColumn="0"/>
+            <w:tcW w:w="4500" w:type="dxa"/>
+            <w:hideMark/>
+          </w:tcPr>
+          <w:p>
+            <w:pPr>
+              <w:ind w:left="720"/>
+              <w:rPr>
+                <w:b w:val="0"/>
+                <w:bCs w:val="0"/>
+              </w:rPr>
+            </w:pPr>
+            <w:r>
+              <w:rPr>
+                <w:b w:val="0"/>
+                <w:bCs w:val="0"/>
+              </w:rPr>
+              <w:t>Borrower (Lecturer / Student)</w:t>
+            </w:r>
+          </w:p>
+        </w:tc>
+        <w:tc>
+          <w:tcPr>
+            <w:tcW w:w="5040" w:type="dxa"/>
+            <w:hideMark/>
+          </w:tcPr>
+          <w:p>
+            <w:pPr>
+              <w:ind w:left="720"/>
+              <w:cnfStyle w:val="000000100000" w:firstRow="0" w:lastRow="0" w:firstColumn="0" w:lastColumn="0" w:oddVBand="0" w:evenVBand="0" w:oddHBand="1" w:evenHBand="0" w:firstRowFirstColumn="0" w:firstRowLastColumn="0" w:lastRowFirstColumn="0" w:lastRowLastColumn="0"/>
+            </w:pPr>
+            <w:r>
+              <w:t>Searches for equipment, submits loan requests, views status, returns items</w:t>
+            </w:r>
+          </w:p>
+        </w:tc>
+      </w:tr>
+      <w:tr>
+        <w:tc>
+          <w:tcPr>
+            <w:cnfStyle w:val="001000000000" w:firstRow="0" w:lastRow="0" w:firstColumn="1" w:lastColumn="0" w:oddVBand="0" w:evenVBand="0" w:oddHBand="0" w:evenHBand="0" w:firstRowFirstColumn="0" w:firstRowLastColumn="0" w:lastRowFirstColumn="0" w:lastRowLastColumn="0"/>
+            <w:tcW w:w="4500" w:type="dxa"/>
+            <w:hideMark/>
+          </w:tcPr>
+          <w:p>
+            <w:pPr>
+              <w:ind w:left="720"/>
+              <w:rPr>
+                <w:b w:val="0"/>
+                <w:bCs w:val="0"/>
+              </w:rPr>
+            </w:pPr>
+            <w:r>
+              <w:rPr>
+                <w:b w:val="0"/>
+                <w:bCs w:val="0"/>
+              </w:rPr>
+              <w:t>Approver (Department Head / Lab Technician)</w:t>
+            </w:r>
+          </w:p>
+        </w:tc>
+        <w:tc>
+          <w:tcPr>
+            <w:tcW w:w="5040" w:type="dxa"/>
+            <w:hideMark/>
+          </w:tcPr>
+          <w:p>
+            <w:pPr>
+              <w:ind w:left="720"/>
+              <w:cnfStyle w:val="000000000000" w:firstRow="0" w:lastRow="0" w:firstColumn="0" w:lastColumn="0" w:oddVBand="0" w:evenVBand="0" w:oddHBand="0" w:evenHBand="0" w:firstRowFirstColumn="0" w:firstRowLastColumn="0" w:lastRowFirstColumn="0" w:lastRowLastColumn="0"/>
+            </w:pPr>
+            <w:r>
+              <w:t>Reviews and approves or rejects borrowing requests</w:t>
+            </w:r>
+          </w:p>
+        </w:tc>
+      </w:tr>
+      <w:tr>
+        <w:trPr>
+          <w:cnfStyle w:val="000000100000" w:firstRow="0" w:lastRow="0" w:firstColumn="0" w:lastColumn="0" w:oddVBand="0" w:evenVBand="0" w:oddHBand="1" w:evenHBand="0" w:firstRowFirstColumn="0" w:firstRowLastColumn="0" w:lastRowFirstColumn="0" w:lastRowLastColumn="0"/>
+        </w:trPr>
+        <w:tc>
+          <w:tcPr>
+            <w:cnfStyle w:val="001000000000" w:firstRow="0" w:lastRow="0" w:firstColumn="1" w:lastColumn="0" w:oddVBand="0" w:evenVBand="0" w:oddHBand="0" w:evenHBand="0" w:firstRowFirstColumn="0" w:firstRowLastColumn="0" w:lastRowFirstColumn="0" w:lastRowLastColumn="0"/>
+            <w:tcW w:w="4500" w:type="dxa"/>
+            <w:hideMark/>
+          </w:tcPr>
+          <w:p>
+            <w:pPr>
+              <w:ind w:left="720"/>
+              <w:rPr>
+                <w:b w:val="0"/>
+                <w:bCs w:val="0"/>
+              </w:rPr>
+            </w:pPr>
+            <w:r>
+              <w:rPr>
+                <w:b w:val="0"/>
+                <w:bCs w:val="0"/>
+              </w:rPr>
+              <w:t>Inventory Staff</w:t>
+            </w:r>
+          </w:p>
+        </w:tc>
+        <w:tc>
+          <w:tcPr>
+            <w:tcW w:w="5040" w:type="dxa"/>
+            <w:hideMark/>
+          </w:tcPr>
+          <w:p>
+            <w:pPr>
+              <w:ind w:left="720"/>
+              <w:cnfStyle w:val="000000100000" w:firstRow="0" w:lastRow="0" w:firstColumn="0" w:lastColumn="0" w:oddVBand="0" w:evenVBand="0" w:oddHBand="1" w:evenHBand="0" w:firstRowFirstColumn="0" w:firstRowLastColumn="0" w:lastRowFirstColumn="0" w:lastRowLastColumn="0"/>
+            </w:pPr>
+            <w:r>
+              <w:t>Records returned items, updates availability and maintenance reports</w:t>
+            </w:r>
+          </w:p>
+        </w:tc>
+      </w:tr>
+      <w:tr>
+        <w:tc>
+          <w:tcPr>
+            <w:cnfStyle w:val="001000000000" w:firstRow="0" w:lastRow="0" w:firstColumn="1" w:lastColumn="0" w:oddVBand="0" w:evenVBand="0" w:oddHBand="0" w:evenHBand="0" w:firstRowFirstColumn="0" w:firstRowLastColumn="0" w:lastRowFirstColumn="0" w:lastRowLastColumn="0"/>
+            <w:tcW w:w="4500" w:type="dxa"/>
+            <w:hideMark/>
+          </w:tcPr>
+          <w:p>
+            <w:pPr>
+              <w:ind w:left="720"/>
+              <w:rPr>
+                <w:b w:val="0"/>
+                <w:bCs w:val="0"/>
+              </w:rPr>
+            </w:pPr>
+            <w:r>
+              <w:rPr>
+                <w:b w:val="0"/>
+                <w:bCs w:val="0"/>
+              </w:rPr>
+              <w:t>Admin</w:t>
+            </w:r>
+          </w:p>
+        </w:tc>
+        <w:tc>
+          <w:tcPr>
+            <w:tcW w:w="5040" w:type="dxa"/>
+            <w:hideMark/>
+          </w:tcPr>
+          <w:p>
+            <w:pPr>
+              <w:ind w:left="720"/>
+              <w:cnfStyle w:val="000000000000" w:firstRow="0" w:lastRow="0" w:firstColumn="0" w:lastColumn="0" w:oddVBand="0" w:evenVBand="0" w:oddHBand="0" w:evenHBand="0" w:firstRowFirstColumn="0" w:firstRowLastColumn="0" w:lastRowFirstColumn="0" w:lastRowLastColumn="0"/>
+            </w:pPr>
+            <w:r>
+              <w:t>Manages system users, equipment data, and reports</w:t>
+            </w:r>
+          </w:p>
+        </w:tc>
+      </w:tr>
+      <w:tr>
+        <w:trPr>
+          <w:cnfStyle w:val="000000100000" w:firstRow="0" w:lastRow="0" w:firstColumn="0" w:lastColumn="0" w:oddVBand="0" w:evenVBand="0" w:oddHBand="1" w:evenHBand="0" w:firstRowFirstColumn="0" w:firstRowLastColumn="0" w:lastRowFirstColumn="0" w:lastRowLastColumn="0"/>
+        </w:trPr>
+        <w:tc>
+          <w:tcPr>
+            <w:cnfStyle w:val="001000000000" w:firstRow="0" w:lastRow="0" w:firstColumn="1" w:lastColumn="0" w:oddVBand="0" w:evenVBand="0" w:oddHBand="0" w:evenHBand="0" w:firstRowFirstColumn="0" w:firstRowLastColumn="0" w:lastRowFirstColumn="0" w:lastRowLastColumn="0"/>
+            <w:tcW w:w="4500" w:type="dxa"/>
+            <w:hideMark/>
+          </w:tcPr>
+          <w:p>
+            <w:pPr>
+              <w:ind w:left="720"/>
+              <w:rPr>
+                <w:b w:val="0"/>
+                <w:bCs w:val="0"/>
+              </w:rPr>
+            </w:pPr>
+            <w:r>
+              <w:rPr>
+                <w:b w:val="0"/>
+                <w:bCs w:val="0"/>
+              </w:rPr>
+              <w:t>Notification Service</w:t>
+            </w:r>
+          </w:p>
+        </w:tc>
+        <w:tc>
+          <w:tcPr>
+            <w:tcW w:w="5040" w:type="dxa"/>
+            <w:hideMark/>
+          </w:tcPr>
+          <w:p>
+            <w:pPr>
+              <w:ind w:left="720"/>
+              <w:cnfStyle w:val="000000100000" w:firstRow="0" w:lastRow="0" w:firstColumn="0" w:lastColumn="0" w:oddVBand="0" w:evenVBand="0" w:oddHBand="1" w:evenHBand="0" w:firstRowFirstColumn="0" w:firstRowLastColumn="0" w:lastRowFirstColumn="0" w:lastRowLastColumn="0"/>
+            </w:pPr>
+            <w:r>
+              <w:t>Sends email/app notifications and reminders</w:t>
+            </w:r>
+          </w:p>
+        </w:tc>
+      </w:tr>
+      <w:tr>
+        <w:tc>
+          <w:tcPr>
+            <w:cnfStyle w:val="001000000000" w:firstRow="0" w:lastRow="0" w:firstColumn="1" w:lastColumn="0" w:oddVBand="0" w:evenVBand="0" w:oddHBand="0" w:evenHBand="0" w:firstRowFirstColumn="0" w:firstRowLastColumn="0" w:lastRowFirstColumn="0" w:lastRowLastColumn="0"/>
+            <w:tcW w:w="4500" w:type="dxa"/>
+            <w:hideMark/>
+          </w:tcPr>
+          <w:p>
+            <w:pPr>
+              <w:ind w:left="720"/>
+              <w:rPr>
+                <w:b w:val="0"/>
+                <w:bCs w:val="0"/>
+              </w:rPr>
+            </w:pPr>
+            <w:r>
+              <w:rPr>
+                <w:b w:val="0"/>
+                <w:bCs w:val="0"/>
+              </w:rPr>
+              <w:t>System Timer (Scheduler)</w:t>
+            </w:r>
+          </w:p>
+        </w:tc>
+        <w:tc>
+          <w:tcPr>
+            <w:tcW w:w="5040" w:type="dxa"/>
+            <w:hideMark/>
+          </w:tcPr>
+          <w:p>
+            <w:pPr>
+              <w:ind w:left="720"/>
+              <w:cnfStyle w:val="000000000000" w:firstRow="0" w:lastRow="0" w:firstColumn="0" w:lastColumn="0" w:oddVBand="0" w:evenVBand="0" w:oddHBand="0" w:evenHBand="0" w:firstRowFirstColumn="0" w:firstRowLastColumn="0" w:lastRowFirstColumn="0" w:lastRowLastColumn="0"/>
+            </w:pPr>
+            <w:r>
+              <w:t>Automatically triggers due-date reminders and overdue checks</w:t>
+            </w:r>
+          </w:p>
+        </w:tc>
+      </w:tr>
+    </w:tbl>
+    <w:p>
+      <w:pPr>
+        <w:pStyle w:val="CITLABA4Lv4"/>
+        <w:numPr>
+          <w:ilvl w:val="0"/>
+          <w:numId w:val="0"/>
+        </w:numPr>
+        <w:spacing w:after="0"/>
         <w:rPr>
-          <w:b/>
+          <w:lang w:val="vi-VN"/>
+        </w:rPr>
+      </w:pPr>
+    </w:p>
+    <w:p>
+      <w:pPr>
+        <w:pStyle w:val="CITLABA3Lv3"/>
+        <w:spacing w:before="0" w:after="0"/>
+        <w:ind w:left="1077" w:hanging="357"/>
+      </w:pPr>
+      <w:r>
+        <w:t xml:space="preserve">Draw the Context Diagram with one process representing the </w:t>
+      </w:r>
+      <w:r>
+        <w:t>Equipment Borrowing Management System</w:t>
+      </w:r>
+      <w:r>
+        <w:t>.</w:t>
+      </w:r>
+    </w:p>
+    <w:p>
+      <w:pPr>
+        <w:jc w:val="center"/>
+      </w:pPr>
+      <w:r>
+        <w:rPr>
+          <w:noProof/>
+        </w:rPr>
+        <w:drawing>
+          <wp:inline distT="0" distB="0" distL="0" distR="0" wp14:anchorId="0C4D74B8" wp14:editId="1FAE1DE4">
+            <wp:extent cx="4771176" cy="3302714"/>
+            <wp:effectExtent l="0" t="0" r="0" b="0"/>
+            <wp:docPr id="1414464026" name="Picture 1" descr="A diagram of a system&#10;&#10;AI-generated content may be incorrect."/>
+            <wp:cNvGraphicFramePr>
+              <a:graphicFrameLocks xmlns:a="http://schemas.openxmlformats.org/drawingml/2006/main" noChangeAspect="1"/>
+            </wp:cNvGraphicFramePr>
+            <a:graphic xmlns:a="http://schemas.openxmlformats.org/drawingml/2006/main">
+              <a:graphicData uri="http://schemas.openxmlformats.org/drawingml/2006/picture">
+                <pic:pic xmlns:pic="http://schemas.openxmlformats.org/drawingml/2006/picture">
+                  <pic:nvPicPr>
+                    <pic:cNvPr id="1414464026" name="Picture 1" descr="A diagram of a system&#10;&#10;AI-generated content may be incorrect."/>
+                    <pic:cNvPicPr/>
+                  </pic:nvPicPr>
+                  <pic:blipFill>
+                    <a:blip r:embed="rId7"/>
+                    <a:stretch>
+                      <a:fillRect/>
+                    </a:stretch>
+                  </pic:blipFill>
+                  <pic:spPr>
+                    <a:xfrm>
+                      <a:off x="0" y="0"/>
+                      <a:ext cx="4785143" cy="3312382"/>
+                    </a:xfrm>
+                    <a:prstGeom prst="rect">
+                      <a:avLst/>
+                    </a:prstGeom>
+                  </pic:spPr>
+                </pic:pic>
+              </a:graphicData>
+            </a:graphic>
+          </wp:inline>
+        </w:drawing>
+      </w:r>
+    </w:p>
+    <w:p>
+      <w:pPr>
+        <w:pStyle w:val="CITLABA3Lv3"/>
+        <w:ind w:left="1077" w:hanging="357"/>
+      </w:pPr>
+      <w:r>
+        <w:t>Major Data Inflows / Outflows</w:t>
+      </w:r>
+    </w:p>
+    <w:tbl>
+      <w:tblPr>
+        <w:tblStyle w:val="PlainTable1"/>
+        <w:tblW w:w="0" w:type="auto"/>
+        <w:tblInd w:w="715" w:type="dxa"/>
+        <w:tblLook w:val="04A0" w:firstRow="1" w:lastRow="0" w:firstColumn="1" w:lastColumn="0" w:noHBand="0" w:noVBand="1"/>
+      </w:tblPr>
+      <w:tblGrid>
+        <w:gridCol w:w="1710"/>
+        <w:gridCol w:w="4050"/>
+        <w:gridCol w:w="3870"/>
+      </w:tblGrid>
+      <w:tr>
+        <w:trPr>
+          <w:cnfStyle w:val="100000000000" w:firstRow="1" w:lastRow="0" w:firstColumn="0" w:lastColumn="0" w:oddVBand="0" w:evenVBand="0" w:oddHBand="0" w:evenHBand="0" w:firstRowFirstColumn="0" w:firstRowLastColumn="0" w:lastRowFirstColumn="0" w:lastRowLastColumn="0"/>
+        </w:trPr>
+        <w:tc>
+          <w:tcPr>
+            <w:cnfStyle w:val="001000000000" w:firstRow="0" w:lastRow="0" w:firstColumn="1" w:lastColumn="0" w:oddVBand="0" w:evenVBand="0" w:oddHBand="0" w:evenHBand="0" w:firstRowFirstColumn="0" w:firstRowLastColumn="0" w:lastRowFirstColumn="0" w:lastRowLastColumn="0"/>
+            <w:tcW w:w="1710" w:type="dxa"/>
+            <w:hideMark/>
+          </w:tcPr>
+          <w:p>
+            <w:pPr>
+              <w:spacing w:after="160" w:line="259" w:lineRule="auto"/>
+            </w:pPr>
+            <w:r>
+              <w:lastRenderedPageBreak/>
+              <w:t>External Entity</w:t>
+            </w:r>
+          </w:p>
+        </w:tc>
+        <w:tc>
+          <w:tcPr>
+            <w:tcW w:w="4050" w:type="dxa"/>
+            <w:hideMark/>
+          </w:tcPr>
+          <w:p>
+            <w:pPr>
+              <w:spacing w:after="160" w:line="259" w:lineRule="auto"/>
+              <w:cnfStyle w:val="100000000000" w:firstRow="1" w:lastRow="0" w:firstColumn="0" w:lastColumn="0" w:oddVBand="0" w:evenVBand="0" w:oddHBand="0" w:evenHBand="0" w:firstRowFirstColumn="0" w:firstRowLastColumn="0" w:lastRowFirstColumn="0" w:lastRowLastColumn="0"/>
+            </w:pPr>
+            <w:r>
+              <w:t>Input to System</w:t>
+            </w:r>
+          </w:p>
+        </w:tc>
+        <w:tc>
+          <w:tcPr>
+            <w:tcW w:w="3870" w:type="dxa"/>
+            <w:hideMark/>
+          </w:tcPr>
+          <w:p>
+            <w:pPr>
+              <w:spacing w:after="160" w:line="259" w:lineRule="auto"/>
+              <w:cnfStyle w:val="100000000000" w:firstRow="1" w:lastRow="0" w:firstColumn="0" w:lastColumn="0" w:oddVBand="0" w:evenVBand="0" w:oddHBand="0" w:evenHBand="0" w:firstRowFirstColumn="0" w:firstRowLastColumn="0" w:lastRowFirstColumn="0" w:lastRowLastColumn="0"/>
+            </w:pPr>
+            <w:r>
+              <w:t>Output from System</w:t>
+            </w:r>
+          </w:p>
+        </w:tc>
+      </w:tr>
+      <w:tr>
+        <w:trPr>
+          <w:cnfStyle w:val="000000100000" w:firstRow="0" w:lastRow="0" w:firstColumn="0" w:lastColumn="0" w:oddVBand="0" w:evenVBand="0" w:oddHBand="1" w:evenHBand="0" w:firstRowFirstColumn="0" w:firstRowLastColumn="0" w:lastRowFirstColumn="0" w:lastRowLastColumn="0"/>
+        </w:trPr>
+        <w:tc>
+          <w:tcPr>
+            <w:cnfStyle w:val="001000000000" w:firstRow="0" w:lastRow="0" w:firstColumn="1" w:lastColumn="0" w:oddVBand="0" w:evenVBand="0" w:oddHBand="0" w:evenHBand="0" w:firstRowFirstColumn="0" w:firstRowLastColumn="0" w:lastRowFirstColumn="0" w:lastRowLastColumn="0"/>
+            <w:tcW w:w="1710" w:type="dxa"/>
+            <w:hideMark/>
+          </w:tcPr>
+          <w:p>
+            <w:pPr>
+              <w:spacing w:after="160" w:line="259" w:lineRule="auto"/>
+            </w:pPr>
+            <w:r>
+              <w:t>Borrower</w:t>
+            </w:r>
+          </w:p>
+        </w:tc>
+        <w:tc>
+          <w:tcPr>
+            <w:tcW w:w="4050" w:type="dxa"/>
+            <w:hideMark/>
+          </w:tcPr>
+          <w:p>
+            <w:pPr>
+              <w:spacing w:after="160" w:line="259" w:lineRule="auto"/>
+              <w:cnfStyle w:val="000000100000" w:firstRow="0" w:lastRow="0" w:firstColumn="0" w:lastColumn="0" w:oddVBand="0" w:evenVBand="0" w:oddHBand="1" w:evenHBand="0" w:firstRowFirstColumn="0" w:firstRowLastColumn="0" w:lastRowFirstColumn="0" w:lastRowLastColumn="0"/>
+            </w:pPr>
+            <w:r>
+              <w:t>Borrow Request, Search Query, Return Submission, Status Inquiry</w:t>
+            </w:r>
+          </w:p>
+        </w:tc>
+        <w:tc>
+          <w:tcPr>
+            <w:tcW w:w="3870" w:type="dxa"/>
+            <w:hideMark/>
+          </w:tcPr>
+          <w:p>
+            <w:pPr>
+              <w:spacing w:after="160" w:line="259" w:lineRule="auto"/>
+              <w:cnfStyle w:val="000000100000" w:firstRow="0" w:lastRow="0" w:firstColumn="0" w:lastColumn="0" w:oddVBand="0" w:evenVBand="0" w:oddHBand="1" w:evenHBand="0" w:firstRowFirstColumn="0" w:firstRowLastColumn="0" w:lastRowFirstColumn="0" w:lastRowLastColumn="0"/>
+            </w:pPr>
+            <w:r>
+              <w:t>Request Receipt, Availability Result, Status Update, Return Confirmation</w:t>
+            </w:r>
+          </w:p>
+        </w:tc>
+      </w:tr>
+      <w:tr>
+        <w:tc>
+          <w:tcPr>
+            <w:cnfStyle w:val="001000000000" w:firstRow="0" w:lastRow="0" w:firstColumn="1" w:lastColumn="0" w:oddVBand="0" w:evenVBand="0" w:oddHBand="0" w:evenHBand="0" w:firstRowFirstColumn="0" w:firstRowLastColumn="0" w:lastRowFirstColumn="0" w:lastRowLastColumn="0"/>
+            <w:tcW w:w="1710" w:type="dxa"/>
+            <w:hideMark/>
+          </w:tcPr>
+          <w:p>
+            <w:pPr>
+              <w:spacing w:after="160" w:line="259" w:lineRule="auto"/>
+            </w:pPr>
+            <w:r>
+              <w:t>Approver</w:t>
+            </w:r>
+          </w:p>
+        </w:tc>
+        <w:tc>
+          <w:tcPr>
+            <w:tcW w:w="4050" w:type="dxa"/>
+            <w:hideMark/>
+          </w:tcPr>
+          <w:p>
+            <w:pPr>
+              <w:spacing w:after="160" w:line="259" w:lineRule="auto"/>
+              <w:cnfStyle w:val="000000000000" w:firstRow="0" w:lastRow="0" w:firstColumn="0" w:lastColumn="0" w:oddVBand="0" w:evenVBand="0" w:oddHBand="0" w:evenHBand="0" w:firstRowFirstColumn="0" w:firstRowLastColumn="0" w:lastRowFirstColumn="0" w:lastRowLastColumn="0"/>
+            </w:pPr>
+            <w:r>
+              <w:t>Approval / Reject Decision</w:t>
+            </w:r>
+          </w:p>
+        </w:tc>
+        <w:tc>
+          <w:tcPr>
+            <w:tcW w:w="3870" w:type="dxa"/>
+            <w:hideMark/>
+          </w:tcPr>
+          <w:p>
+            <w:pPr>
+              <w:spacing w:after="160" w:line="259" w:lineRule="auto"/>
+              <w:cnfStyle w:val="000000000000" w:firstRow="0" w:lastRow="0" w:firstColumn="0" w:lastColumn="0" w:oddVBand="0" w:evenVBand="0" w:oddHBand="0" w:evenHBand="0" w:firstRowFirstColumn="0" w:firstRowLastColumn="0" w:lastRowFirstColumn="0" w:lastRowLastColumn="0"/>
+            </w:pPr>
+            <w:r>
+              <w:t>Pending Request List, Request Details</w:t>
+            </w:r>
+          </w:p>
+        </w:tc>
+      </w:tr>
+      <w:tr>
+        <w:trPr>
+          <w:cnfStyle w:val="000000100000" w:firstRow="0" w:lastRow="0" w:firstColumn="0" w:lastColumn="0" w:oddVBand="0" w:evenVBand="0" w:oddHBand="1" w:evenHBand="0" w:firstRowFirstColumn="0" w:firstRowLastColumn="0" w:lastRowFirstColumn="0" w:lastRowLastColumn="0"/>
+        </w:trPr>
+        <w:tc>
+          <w:tcPr>
+            <w:cnfStyle w:val="001000000000" w:firstRow="0" w:lastRow="0" w:firstColumn="1" w:lastColumn="0" w:oddVBand="0" w:evenVBand="0" w:oddHBand="0" w:evenHBand="0" w:firstRowFirstColumn="0" w:firstRowLastColumn="0" w:lastRowFirstColumn="0" w:lastRowLastColumn="0"/>
+            <w:tcW w:w="1710" w:type="dxa"/>
+            <w:hideMark/>
+          </w:tcPr>
+          <w:p>
+            <w:pPr>
+              <w:spacing w:after="160" w:line="259" w:lineRule="auto"/>
+            </w:pPr>
+            <w:r>
+              <w:t>Inventory Staff</w:t>
+            </w:r>
+          </w:p>
+        </w:tc>
+        <w:tc>
+          <w:tcPr>
+            <w:tcW w:w="4050" w:type="dxa"/>
+            <w:hideMark/>
+          </w:tcPr>
+          <w:p>
+            <w:pPr>
+              <w:spacing w:after="160" w:line="259" w:lineRule="auto"/>
+              <w:cnfStyle w:val="000000100000" w:firstRow="0" w:lastRow="0" w:firstColumn="0" w:lastColumn="0" w:oddVBand="0" w:evenVBand="0" w:oddHBand="1" w:evenHBand="0" w:firstRowFirstColumn="0" w:firstRowLastColumn="0" w:lastRowFirstColumn="0" w:lastRowLastColumn="0"/>
+            </w:pPr>
+            <w:r>
+              <w:t>Return Confirmation, Maintenance Report</w:t>
+            </w:r>
+          </w:p>
+        </w:tc>
+        <w:tc>
+          <w:tcPr>
+            <w:tcW w:w="3870" w:type="dxa"/>
+            <w:hideMark/>
+          </w:tcPr>
+          <w:p>
+            <w:pPr>
+              <w:spacing w:after="160" w:line="259" w:lineRule="auto"/>
+              <w:cnfStyle w:val="000000100000" w:firstRow="0" w:lastRow="0" w:firstColumn="0" w:lastColumn="0" w:oddVBand="0" w:evenVBand="0" w:oddHBand="1" w:evenHBand="0" w:firstRowFirstColumn="0" w:firstRowLastColumn="0" w:lastRowFirstColumn="0" w:lastRowLastColumn="0"/>
+            </w:pPr>
+            <w:r>
+              <w:t>Picklist / Assignment</w:t>
+            </w:r>
+          </w:p>
+        </w:tc>
+      </w:tr>
+      <w:tr>
+        <w:tc>
+          <w:tcPr>
+            <w:cnfStyle w:val="001000000000" w:firstRow="0" w:lastRow="0" w:firstColumn="1" w:lastColumn="0" w:oddVBand="0" w:evenVBand="0" w:oddHBand="0" w:evenHBand="0" w:firstRowFirstColumn="0" w:firstRowLastColumn="0" w:lastRowFirstColumn="0" w:lastRowLastColumn="0"/>
+            <w:tcW w:w="1710" w:type="dxa"/>
+            <w:hideMark/>
+          </w:tcPr>
+          <w:p>
+            <w:pPr>
+              <w:spacing w:after="160" w:line="259" w:lineRule="auto"/>
+            </w:pPr>
+            <w:r>
+              <w:t>Admin</w:t>
+            </w:r>
+          </w:p>
+        </w:tc>
+        <w:tc>
+          <w:tcPr>
+            <w:tcW w:w="4050" w:type="dxa"/>
+            <w:hideMark/>
+          </w:tcPr>
+          <w:p>
+            <w:pPr>
+              <w:spacing w:after="160" w:line="259" w:lineRule="auto"/>
+              <w:cnfStyle w:val="000000000000" w:firstRow="0" w:lastRow="0" w:firstColumn="0" w:lastColumn="0" w:oddVBand="0" w:evenVBand="0" w:oddHBand="0" w:evenHBand="0" w:firstRowFirstColumn="0" w:firstRowLastColumn="0" w:lastRowFirstColumn="0" w:lastRowLastColumn="0"/>
+            </w:pPr>
+            <w:r>
+              <w:t>Report Requests, Admin Configuration</w:t>
+            </w:r>
+          </w:p>
+        </w:tc>
+        <w:tc>
+          <w:tcPr>
+            <w:tcW w:w="3870" w:type="dxa"/>
+            <w:hideMark/>
+          </w:tcPr>
+          <w:p>
+            <w:pPr>
+              <w:spacing w:after="160" w:line="259" w:lineRule="auto"/>
+              <w:cnfStyle w:val="000000000000" w:firstRow="0" w:lastRow="0" w:firstColumn="0" w:lastColumn="0" w:oddVBand="0" w:evenVBand="0" w:oddHBand="0" w:evenHBand="0" w:firstRowFirstColumn="0" w:firstRowLastColumn="0" w:lastRowFirstColumn="0" w:lastRowLastColumn="0"/>
+            </w:pPr>
+            <w:r>
+              <w:t>Reports &amp; Analytics</w:t>
+            </w:r>
+          </w:p>
+        </w:tc>
+      </w:tr>
+      <w:tr>
+        <w:trPr>
+          <w:cnfStyle w:val="000000100000" w:firstRow="0" w:lastRow="0" w:firstColumn="0" w:lastColumn="0" w:oddVBand="0" w:evenVBand="0" w:oddHBand="1" w:evenHBand="0" w:firstRowFirstColumn="0" w:firstRowLastColumn="0" w:lastRowFirstColumn="0" w:lastRowLastColumn="0"/>
+        </w:trPr>
+        <w:tc>
+          <w:tcPr>
+            <w:cnfStyle w:val="001000000000" w:firstRow="0" w:lastRow="0" w:firstColumn="1" w:lastColumn="0" w:oddVBand="0" w:evenVBand="0" w:oddHBand="0" w:evenHBand="0" w:firstRowFirstColumn="0" w:firstRowLastColumn="0" w:lastRowFirstColumn="0" w:lastRowLastColumn="0"/>
+            <w:tcW w:w="1710" w:type="dxa"/>
+            <w:hideMark/>
+          </w:tcPr>
+          <w:p>
+            <w:pPr>
+              <w:spacing w:after="160" w:line="259" w:lineRule="auto"/>
+            </w:pPr>
+            <w:r>
+              <w:t>Notification Service</w:t>
+            </w:r>
+          </w:p>
+        </w:tc>
+        <w:tc>
+          <w:tcPr>
+            <w:tcW w:w="4050" w:type="dxa"/>
+            <w:hideMark/>
+          </w:tcPr>
+          <w:p>
+            <w:pPr>
+              <w:spacing w:after="160" w:line="259" w:lineRule="auto"/>
+              <w:cnfStyle w:val="000000100000" w:firstRow="0" w:lastRow="0" w:firstColumn="0" w:lastColumn="0" w:oddVBand="0" w:evenVBand="0" w:oddHBand="1" w:evenHBand="0" w:firstRowFirstColumn="0" w:firstRowLastColumn="0" w:lastRowFirstColumn="0" w:lastRowLastColumn="0"/>
+            </w:pPr>
+            <w:r>
+              <w:t>Delivery Status</w:t>
+            </w:r>
+          </w:p>
+        </w:tc>
+        <w:tc>
+          <w:tcPr>
+            <w:tcW w:w="3870" w:type="dxa"/>
+            <w:hideMark/>
+          </w:tcPr>
+          <w:p>
+            <w:pPr>
+              <w:spacing w:after="160" w:line="259" w:lineRule="auto"/>
+              <w:cnfStyle w:val="000000100000" w:firstRow="0" w:lastRow="0" w:firstColumn="0" w:lastColumn="0" w:oddVBand="0" w:evenVBand="0" w:oddHBand="1" w:evenHBand="0" w:firstRowFirstColumn="0" w:firstRowLastColumn="0" w:lastRowFirstColumn="0" w:lastRowLastColumn="0"/>
+            </w:pPr>
+            <w:r>
+              <w:t>Notification Payload</w:t>
+            </w:r>
+          </w:p>
+        </w:tc>
+      </w:tr>
+      <w:tr>
+        <w:tc>
+          <w:tcPr>
+            <w:cnfStyle w:val="001000000000" w:firstRow="0" w:lastRow="0" w:firstColumn="1" w:lastColumn="0" w:oddVBand="0" w:evenVBand="0" w:oddHBand="0" w:evenHBand="0" w:firstRowFirstColumn="0" w:firstRowLastColumn="0" w:lastRowFirstColumn="0" w:lastRowLastColumn="0"/>
+            <w:tcW w:w="1710" w:type="dxa"/>
+            <w:hideMark/>
+          </w:tcPr>
+          <w:p>
+            <w:pPr>
+              <w:spacing w:after="160" w:line="259" w:lineRule="auto"/>
+            </w:pPr>
+            <w:r>
+              <w:t>System Timer</w:t>
+            </w:r>
+          </w:p>
+        </w:tc>
+        <w:tc>
+          <w:tcPr>
+            <w:tcW w:w="4050" w:type="dxa"/>
+            <w:hideMark/>
+          </w:tcPr>
+          <w:p>
+            <w:pPr>
+              <w:spacing w:after="160" w:line="259" w:lineRule="auto"/>
+              <w:cnfStyle w:val="000000000000" w:firstRow="0" w:lastRow="0" w:firstColumn="0" w:lastColumn="0" w:oddVBand="0" w:evenVBand="0" w:oddHBand="0" w:evenHBand="0" w:firstRowFirstColumn="0" w:firstRowLastColumn="0" w:lastRowFirstColumn="0" w:lastRowLastColumn="0"/>
+            </w:pPr>
+            <w:r>
+              <w:t>Reminder Trigger</w:t>
+            </w:r>
+          </w:p>
+        </w:tc>
+        <w:tc>
+          <w:tcPr>
+            <w:tcW w:w="3870" w:type="dxa"/>
+            <w:hideMark/>
+          </w:tcPr>
+          <w:p>
+            <w:pPr>
+              <w:spacing w:after="160" w:line="259" w:lineRule="auto"/>
+              <w:cnfStyle w:val="000000000000" w:firstRow="0" w:lastRow="0" w:firstColumn="0" w:lastColumn="0" w:oddVBand="0" w:evenVBand="0" w:oddHBand="0" w:evenHBand="0" w:firstRowFirstColumn="0" w:firstRowLastColumn="0" w:lastRowFirstColumn="0" w:lastRowLastColumn="0"/>
+              <w:rPr>
+                <w:lang w:val="vi-VN"/>
+              </w:rPr>
+            </w:pPr>
+            <w:r>
+              <w:rPr>
+                <w:lang w:val="vi-VN"/>
+              </w:rPr>
+              <w:t>N/A</w:t>
+            </w:r>
+          </w:p>
+        </w:tc>
+      </w:tr>
+    </w:tbl>
+    <w:p>
+      <w:pPr>
+        <w:pStyle w:val="CITLABA3Lv3"/>
+      </w:pPr>
+      <w:r>
+        <w:t xml:space="preserve">Check </w:t>
+      </w:r>
+      <w:r>
+        <w:t>the balance</w:t>
+      </w:r>
+      <w:r>
+        <w:t xml:space="preserve"> with the next level.</w:t>
+      </w:r>
+    </w:p>
+    <w:p>
+      <w:pPr>
+        <w:pStyle w:val="CITLABA2Lv2"/>
+        <w:ind w:left="714" w:hanging="357"/>
+      </w:pPr>
+      <w:r>
+        <w:t>Task 2 – Level-0 DFD</w:t>
+      </w:r>
+    </w:p>
+    <w:p>
+      <w:pPr>
+        <w:pStyle w:val="CITLABA3Lv3"/>
+        <w:spacing w:before="0" w:after="0"/>
+      </w:pPr>
+      <w:r>
+        <w:t>Processes</w:t>
+      </w:r>
+    </w:p>
+    <w:p>
+      <w:pPr>
+        <w:pStyle w:val="NormalWeb"/>
+        <w:spacing w:before="0" w:beforeAutospacing="0" w:after="0" w:afterAutospacing="0"/>
+        <w:ind w:left="720"/>
+      </w:pPr>
+      <w:r>
+        <w:t>P1 – Handle Borrow Request</w:t>
+      </w:r>
+      <w:r>
+        <w:br/>
+        <w:t>P2 – Approve / Review Request</w:t>
+      </w:r>
+      <w:r>
+        <w:br/>
+        <w:t>P3 – Manage Inventory &amp; Returns</w:t>
+      </w:r>
+      <w:r>
+        <w:br/>
+        <w:t>P4 – Notifications &amp; Reminders</w:t>
+      </w:r>
+      <w:r>
+        <w:br/>
+        <w:t>P5 – Admin &amp; Reporting</w:t>
+      </w:r>
+    </w:p>
+    <w:p>
+      <w:pPr>
+        <w:pStyle w:val="CITLABA3Lv3"/>
+      </w:pPr>
+      <w:r>
+        <w:rPr>
+          <w:rStyle w:val="Strong"/>
+          <w:b w:val="0"/>
+          <w:bCs w:val="0"/>
+        </w:rPr>
+        <w:t xml:space="preserve">Data </w:t>
+      </w:r>
+      <w:r>
+        <w:t>Stores</w:t>
+      </w:r>
+    </w:p>
+    <w:p>
+      <w:pPr>
+        <w:pStyle w:val="NormalWeb"/>
+        <w:spacing w:before="0" w:beforeAutospacing="0" w:after="0" w:afterAutospacing="0"/>
+        <w:ind w:left="720"/>
+        <w:rPr>
+          <w:lang w:val="vi-VN"/>
+        </w:rPr>
+      </w:pPr>
+      <w:r>
+        <w:t>D1 – Equipment</w:t>
+      </w:r>
+      <w:r>
+        <w:br/>
+        <w:t>D2 – Borrow Requests</w:t>
+      </w:r>
+      <w:r>
+        <w:br/>
+        <w:t>D3 – Users</w:t>
+      </w:r>
+      <w:r>
+        <w:br/>
+        <w:t>D4 – Notifications Log</w:t>
+      </w:r>
+    </w:p>
+    <w:p>
+      <w:pPr>
+        <w:pStyle w:val="CITLABA3Lv3"/>
+        <w:rPr>
+          <w:lang w:val="vi-VN"/>
+        </w:rPr>
+      </w:pPr>
+      <w:r>
+        <w:rPr>
+          <w:lang w:val="vi-VN"/>
+        </w:rPr>
+        <w:t>Level 0 DFD</w:t>
+      </w:r>
+    </w:p>
+    <w:p>
+      <w:pPr>
+        <w:pStyle w:val="NormalWeb"/>
+        <w:spacing w:before="0" w:beforeAutospacing="0" w:after="0" w:afterAutospacing="0"/>
+        <w:ind w:left="720"/>
+        <w:rPr>
+          <w:lang w:val="vi-VN"/>
+        </w:rPr>
+      </w:pPr>
+      <w:r>
+        <w:rPr>
+          <w:noProof/>
+        </w:rPr>
+        <w:lastRenderedPageBreak/>
+        <w:drawing>
+          <wp:inline distT="0" distB="0" distL="0" distR="0" wp14:anchorId="1AC3D0BD" wp14:editId="2650CD32">
+            <wp:extent cx="6273428" cy="5160475"/>
+            <wp:effectExtent l="0" t="0" r="0" b="2540"/>
+            <wp:docPr id="1066527796" name="Picture 2" descr="PlantUML Diagram"/>
+            <wp:cNvGraphicFramePr>
+              <a:graphicFrameLocks xmlns:a="http://schemas.openxmlformats.org/drawingml/2006/main" noChangeAspect="1"/>
+            </wp:cNvGraphicFramePr>
+            <a:graphic xmlns:a="http://schemas.openxmlformats.org/drawingml/2006/main">
+              <a:graphicData uri="http://schemas.openxmlformats.org/drawingml/2006/picture">
+                <pic:pic xmlns:pic="http://schemas.openxmlformats.org/drawingml/2006/picture">
+                  <pic:nvPicPr>
+                    <pic:cNvPr id="0" name="Picture 2" descr="PlantUML Diagram"/>
+                    <pic:cNvPicPr>
+                      <a:picLocks noChangeAspect="1" noChangeArrowheads="1"/>
+                    </pic:cNvPicPr>
+                  </pic:nvPicPr>
+                  <pic:blipFill>
+                    <a:blip r:embed="rId8">
+                      <a:extLst>
+                        <a:ext uri="{28A0092B-C50C-407E-A947-70E740481C1C}">
+                          <a14:useLocalDpi xmlns:a14="http://schemas.microsoft.com/office/drawing/2010/main" val="0"/>
+                        </a:ext>
+                      </a:extLst>
+                    </a:blip>
+                    <a:srcRect/>
+                    <a:stretch>
+                      <a:fillRect/>
+                    </a:stretch>
+                  </pic:blipFill>
+                  <pic:spPr bwMode="auto">
+                    <a:xfrm>
+                      <a:off x="0" y="0"/>
+                      <a:ext cx="6283081" cy="5168416"/>
+                    </a:xfrm>
+                    <a:prstGeom prst="rect">
+                      <a:avLst/>
+                    </a:prstGeom>
+                    <a:noFill/>
+                    <a:ln>
+                      <a:noFill/>
+                    </a:ln>
+                  </pic:spPr>
+                </pic:pic>
+              </a:graphicData>
+            </a:graphic>
+          </wp:inline>
+        </w:drawing>
+      </w:r>
+    </w:p>
+    <w:p>
+      <w:pPr>
+        <w:pStyle w:val="CITLABA2Lv2"/>
+        <w:ind w:left="714" w:hanging="357"/>
+        <w:rPr>
           <w:bCs/>
         </w:rPr>
-        <w:t>Level-0 DFD</w:t>
-      </w:r>
-      <w:r>
-        <w:t xml:space="preserve">, and </w:t>
-      </w:r>
+      </w:pPr>
       <w:r>
         <w:rPr>
-          <w:b/>
           <w:bCs/>
         </w:rPr>
-        <w:t>Data Dictionary</w:t>
-      </w:r>
-      <w:r>
-        <w:t xml:space="preserve"> for the </w:t>
-      </w:r>
-      <w:r>
-        <w:rPr>
-          <w:i/>
-          <w:iCs/>
-        </w:rPr>
-        <w:t>Equipment Borrowing Management System</w:t>
+        <w:t>Task 3 – Data Dictionary</w:t>
       </w:r>
     </w:p>
     <w:p>
       <w:pPr>
-        <w:pStyle w:val="CITLABA2Lv2"/>
-      </w:pPr>
-      <w:r>
-        <w:t>Learning Objectives</w:t>
-      </w:r>
-    </w:p>
-    <w:p>
-      <w:pPr>
-        <w:pStyle w:val="CITLABA3Lv3"/>
-      </w:pPr>
-      <w:r>
-        <w:t>Identify processes, data flows, data stores, and external entities from the Lab 02 scenario.</w:t>
-      </w:r>
-    </w:p>
-    <w:p>
-      <w:pPr>
-        <w:pStyle w:val="CITLABA3Lv3"/>
-      </w:pPr>
-      <w:r>
-        <w:t>Draw Context and Level-0 DFDs that balance correctly with each other.</w:t>
-      </w:r>
-    </w:p>
-    <w:p>
-      <w:pPr>
-        <w:pStyle w:val="CITLABA3Lv3"/>
-      </w:pPr>
-      <w:r>
-        <w:t>Develop one Level-1 DFD (process decomposition) for a key process.</w:t>
-      </w:r>
-    </w:p>
-    <w:p>
-      <w:pPr>
-        <w:pStyle w:val="CITLABA3Lv3"/>
-      </w:pPr>
-      <w:r>
-        <w:t>Define a comprehensive data dictionary that encompasses data elements, data structures, data flows, data stores, and associated processes.</w:t>
-      </w:r>
-    </w:p>
-    <w:p>
-      <w:pPr>
-        <w:pStyle w:val="CITLABA3Lv3"/>
-      </w:pPr>
-      <w:r>
-        <w:t>Verify consistency between DFD and Data Dictionary.</w:t>
-      </w:r>
-    </w:p>
-    <w:p>
-      <w:pPr>
-        <w:pStyle w:val="CITLABA2Lv2"/>
-      </w:pPr>
-      <w:r>
+        <w:pStyle w:val="CITLABA5Lv5"/>
         <w:rPr>
           <w:rStyle w:val="Strong"/>
-          <w:b/>
+          <w:b w:val="0"/>
           <w:bCs w:val="0"/>
         </w:rPr>
-        <w:t>Theoretical Background</w:t>
-      </w:r>
-    </w:p>
-    <w:p>
-      <w:pPr>
-        <w:pStyle w:val="CITLABA3Lv3"/>
       </w:pPr>
       <w:r>
         <w:rPr>
           <w:rStyle w:val="Strong"/>
         </w:rPr>
-        <w:t>Data Flow Diagram (DFD):</w:t>
-      </w:r>
-      <w:r>
-        <w:br/>
-        <w:t xml:space="preserve">A graphical model that represents </w:t>
-      </w:r>
-      <w:r>
+        <w:t>A. Data Elements (DE)</w:t>
+      </w:r>
+    </w:p>
+    <w:tbl>
+      <w:tblPr>
+        <w:tblW w:w="10432" w:type="dxa"/>
+        <w:tblInd w:w="352" w:type="dxa"/>
+        <w:tblCellMar>
+          <w:left w:w="0" w:type="dxa"/>
+          <w:right w:w="0" w:type="dxa"/>
+        </w:tblCellMar>
+        <w:tblLook w:val="04A0" w:firstRow="1" w:lastRow="0" w:firstColumn="1" w:lastColumn="0" w:noHBand="0" w:noVBand="1"/>
+      </w:tblPr>
+      <w:tblGrid>
+        <w:gridCol w:w="653"/>
+        <w:gridCol w:w="2045"/>
+        <w:gridCol w:w="2458"/>
+        <w:gridCol w:w="1415"/>
+        <w:gridCol w:w="2031"/>
+        <w:gridCol w:w="1830"/>
+      </w:tblGrid>
+      <w:tr>
+        <w:trPr>
+          <w:trHeight w:val="315"/>
+        </w:trPr>
+        <w:tc>
+          <w:tcPr>
+            <w:tcW w:w="301" w:type="dxa"/>
+            <w:tcBorders>
+              <w:top w:val="single" w:sz="6" w:space="0" w:color="000000"/>
+              <w:left w:val="single" w:sz="6" w:space="0" w:color="000000"/>
+              <w:bottom w:val="single" w:sz="12" w:space="0" w:color="000000"/>
+              <w:right w:val="single" w:sz="6" w:space="0" w:color="000000"/>
+            </w:tcBorders>
+            <w:tcMar>
+              <w:top w:w="30" w:type="dxa"/>
+              <w:left w:w="45" w:type="dxa"/>
+              <w:bottom w:w="30" w:type="dxa"/>
+              <w:right w:w="45" w:type="dxa"/>
+            </w:tcMar>
+            <w:vAlign w:val="center"/>
+            <w:hideMark/>
+          </w:tcPr>
+          <w:p>
+            <w:pPr>
+              <w:rPr>
+                <w:b/>
+                <w:bCs/>
+              </w:rPr>
+            </w:pPr>
+            <w:r>
+              <w:rPr>
+                <w:b/>
+                <w:bCs/>
+              </w:rPr>
+              <w:t>ID</w:t>
+            </w:r>
+          </w:p>
+        </w:tc>
+        <w:tc>
+          <w:tcPr>
+            <w:tcW w:w="0" w:type="auto"/>
+            <w:tcBorders>
+              <w:top w:val="single" w:sz="6" w:space="0" w:color="000000"/>
+              <w:left w:val="single" w:sz="6" w:space="0" w:color="CCCCCC"/>
+              <w:bottom w:val="single" w:sz="12" w:space="0" w:color="000000"/>
+              <w:right w:val="single" w:sz="6" w:space="0" w:color="000000"/>
+            </w:tcBorders>
+            <w:tcMar>
+              <w:top w:w="30" w:type="dxa"/>
+              <w:left w:w="45" w:type="dxa"/>
+              <w:bottom w:w="30" w:type="dxa"/>
+              <w:right w:w="45" w:type="dxa"/>
+            </w:tcMar>
+            <w:vAlign w:val="center"/>
+            <w:hideMark/>
+          </w:tcPr>
+          <w:p>
+            <w:pPr>
+              <w:rPr>
+                <w:b/>
+                <w:bCs/>
+              </w:rPr>
+            </w:pPr>
+            <w:r>
+              <w:rPr>
+                <w:b/>
+                <w:bCs/>
+              </w:rPr>
+              <w:t>Element Name</w:t>
+            </w:r>
+          </w:p>
+        </w:tc>
+        <w:tc>
+          <w:tcPr>
+            <w:tcW w:w="0" w:type="auto"/>
+            <w:tcBorders>
+              <w:top w:val="single" w:sz="6" w:space="0" w:color="000000"/>
+              <w:left w:val="single" w:sz="6" w:space="0" w:color="CCCCCC"/>
+              <w:bottom w:val="single" w:sz="12" w:space="0" w:color="000000"/>
+              <w:right w:val="single" w:sz="6" w:space="0" w:color="000000"/>
+            </w:tcBorders>
+            <w:tcMar>
+              <w:top w:w="30" w:type="dxa"/>
+              <w:left w:w="45" w:type="dxa"/>
+              <w:bottom w:w="30" w:type="dxa"/>
+              <w:right w:w="45" w:type="dxa"/>
+            </w:tcMar>
+            <w:vAlign w:val="center"/>
+            <w:hideMark/>
+          </w:tcPr>
+          <w:p>
+            <w:pPr>
+              <w:rPr>
+                <w:b/>
+                <w:bCs/>
+              </w:rPr>
+            </w:pPr>
+            <w:r>
+              <w:rPr>
+                <w:b/>
+                <w:bCs/>
+              </w:rPr>
+              <w:t>Description</w:t>
+            </w:r>
+          </w:p>
+        </w:tc>
+        <w:tc>
+          <w:tcPr>
+            <w:tcW w:w="0" w:type="auto"/>
+            <w:tcBorders>
+              <w:top w:val="single" w:sz="6" w:space="0" w:color="000000"/>
+              <w:left w:val="single" w:sz="6" w:space="0" w:color="CCCCCC"/>
+              <w:bottom w:val="single" w:sz="12" w:space="0" w:color="000000"/>
+              <w:right w:val="single" w:sz="6" w:space="0" w:color="000000"/>
+            </w:tcBorders>
+            <w:tcMar>
+              <w:top w:w="30" w:type="dxa"/>
+              <w:left w:w="45" w:type="dxa"/>
+              <w:bottom w:w="30" w:type="dxa"/>
+              <w:right w:w="45" w:type="dxa"/>
+            </w:tcMar>
+            <w:vAlign w:val="center"/>
+            <w:hideMark/>
+          </w:tcPr>
+          <w:p>
+            <w:pPr>
+              <w:rPr>
+                <w:b/>
+                <w:bCs/>
+              </w:rPr>
+            </w:pPr>
+            <w:r>
+              <w:rPr>
+                <w:b/>
+                <w:bCs/>
+              </w:rPr>
+              <w:t>Type / Format</w:t>
+            </w:r>
+          </w:p>
+        </w:tc>
+        <w:tc>
+          <w:tcPr>
+            <w:tcW w:w="0" w:type="auto"/>
+            <w:tcBorders>
+              <w:top w:val="single" w:sz="6" w:space="0" w:color="000000"/>
+              <w:left w:val="single" w:sz="6" w:space="0" w:color="CCCCCC"/>
+              <w:bottom w:val="single" w:sz="12" w:space="0" w:color="000000"/>
+              <w:right w:val="single" w:sz="6" w:space="0" w:color="000000"/>
+            </w:tcBorders>
+            <w:tcMar>
+              <w:top w:w="30" w:type="dxa"/>
+              <w:left w:w="45" w:type="dxa"/>
+              <w:bottom w:w="30" w:type="dxa"/>
+              <w:right w:w="45" w:type="dxa"/>
+            </w:tcMar>
+            <w:vAlign w:val="center"/>
+            <w:hideMark/>
+          </w:tcPr>
+          <w:p>
+            <w:pPr>
+              <w:rPr>
+                <w:b/>
+                <w:bCs/>
+              </w:rPr>
+            </w:pPr>
+            <w:r>
+              <w:rPr>
+                <w:b/>
+                <w:bCs/>
+              </w:rPr>
+              <w:t>Domain / Constraint</w:t>
+            </w:r>
+          </w:p>
+        </w:tc>
+        <w:tc>
+          <w:tcPr>
+            <w:tcW w:w="0" w:type="auto"/>
+            <w:tcBorders>
+              <w:top w:val="single" w:sz="6" w:space="0" w:color="000000"/>
+              <w:left w:val="single" w:sz="6" w:space="0" w:color="CCCCCC"/>
+              <w:bottom w:val="single" w:sz="12" w:space="0" w:color="000000"/>
+              <w:right w:val="single" w:sz="6" w:space="0" w:color="000000"/>
+            </w:tcBorders>
+            <w:tcMar>
+              <w:top w:w="30" w:type="dxa"/>
+              <w:left w:w="45" w:type="dxa"/>
+              <w:bottom w:w="30" w:type="dxa"/>
+              <w:right w:w="45" w:type="dxa"/>
+            </w:tcMar>
+            <w:vAlign w:val="center"/>
+            <w:hideMark/>
+          </w:tcPr>
+          <w:p>
+            <w:pPr>
+              <w:rPr>
+                <w:b/>
+                <w:bCs/>
+              </w:rPr>
+            </w:pPr>
+            <w:r>
+              <w:rPr>
+                <w:b/>
+                <w:bCs/>
+              </w:rPr>
+              <w:t>Example</w:t>
+            </w:r>
+          </w:p>
+        </w:tc>
+      </w:tr>
+      <w:tr>
+        <w:trPr>
+          <w:trHeight w:val="315"/>
+        </w:trPr>
+        <w:tc>
+          <w:tcPr>
+            <w:tcW w:w="301" w:type="dxa"/>
+            <w:tcBorders>
+              <w:top w:val="single" w:sz="6" w:space="0" w:color="CCCCCC"/>
+              <w:left w:val="single" w:sz="6" w:space="0" w:color="000000"/>
+              <w:bottom w:val="single" w:sz="6" w:space="0" w:color="000000"/>
+              <w:right w:val="single" w:sz="6" w:space="0" w:color="000000"/>
+            </w:tcBorders>
+            <w:tcMar>
+              <w:top w:w="30" w:type="dxa"/>
+              <w:left w:w="45" w:type="dxa"/>
+              <w:bottom w:w="30" w:type="dxa"/>
+              <w:right w:w="45" w:type="dxa"/>
+            </w:tcMar>
+            <w:vAlign w:val="center"/>
+            <w:hideMark/>
+          </w:tcPr>
+          <w:p>
+            <w:r>
+              <w:t>DE01</w:t>
+            </w:r>
+          </w:p>
+        </w:tc>
+        <w:tc>
+          <w:tcPr>
+            <w:tcW w:w="0" w:type="auto"/>
+            <w:tcBorders>
+              <w:top w:val="single" w:sz="6" w:space="0" w:color="CCCCCC"/>
+              <w:left w:val="single" w:sz="6" w:space="0" w:color="CCCCCC"/>
+              <w:bottom w:val="single" w:sz="6" w:space="0" w:color="000000"/>
+              <w:right w:val="single" w:sz="6" w:space="0" w:color="000000"/>
+            </w:tcBorders>
+            <w:tcMar>
+              <w:top w:w="30" w:type="dxa"/>
+              <w:left w:w="45" w:type="dxa"/>
+              <w:bottom w:w="30" w:type="dxa"/>
+              <w:right w:w="45" w:type="dxa"/>
+            </w:tcMar>
+            <w:vAlign w:val="center"/>
+            <w:hideMark/>
+          </w:tcPr>
+          <w:p>
+            <w:r>
+              <w:t>RequestID</w:t>
+            </w:r>
+          </w:p>
+        </w:tc>
+        <w:tc>
+          <w:tcPr>
+            <w:tcW w:w="0" w:type="auto"/>
+            <w:tcBorders>
+              <w:top w:val="single" w:sz="6" w:space="0" w:color="CCCCCC"/>
+              <w:left w:val="single" w:sz="6" w:space="0" w:color="CCCCCC"/>
+              <w:bottom w:val="single" w:sz="6" w:space="0" w:color="000000"/>
+              <w:right w:val="single" w:sz="6" w:space="0" w:color="000000"/>
+            </w:tcBorders>
+            <w:tcMar>
+              <w:top w:w="30" w:type="dxa"/>
+              <w:left w:w="45" w:type="dxa"/>
+              <w:bottom w:w="30" w:type="dxa"/>
+              <w:right w:w="45" w:type="dxa"/>
+            </w:tcMar>
+            <w:vAlign w:val="center"/>
+            <w:hideMark/>
+          </w:tcPr>
+          <w:p>
+            <w:r>
+              <w:t>Unique borrow request ID</w:t>
+            </w:r>
+          </w:p>
+        </w:tc>
+        <w:tc>
+          <w:tcPr>
+            <w:tcW w:w="0" w:type="auto"/>
+            <w:tcBorders>
+              <w:top w:val="single" w:sz="6" w:space="0" w:color="CCCCCC"/>
+              <w:left w:val="single" w:sz="6" w:space="0" w:color="CCCCCC"/>
+              <w:bottom w:val="single" w:sz="6" w:space="0" w:color="000000"/>
+              <w:right w:val="single" w:sz="6" w:space="0" w:color="000000"/>
+            </w:tcBorders>
+            <w:tcMar>
+              <w:top w:w="30" w:type="dxa"/>
+              <w:left w:w="45" w:type="dxa"/>
+              <w:bottom w:w="30" w:type="dxa"/>
+              <w:right w:w="45" w:type="dxa"/>
+            </w:tcMar>
+            <w:vAlign w:val="center"/>
+            <w:hideMark/>
+          </w:tcPr>
+          <w:p>
+            <w:r>
+              <w:t>String(20)</w:t>
+            </w:r>
+          </w:p>
+        </w:tc>
+        <w:tc>
+          <w:tcPr>
+            <w:tcW w:w="0" w:type="auto"/>
+            <w:tcBorders>
+              <w:top w:val="single" w:sz="6" w:space="0" w:color="CCCCCC"/>
+              <w:left w:val="single" w:sz="6" w:space="0" w:color="CCCCCC"/>
+              <w:bottom w:val="single" w:sz="6" w:space="0" w:color="000000"/>
+              <w:right w:val="single" w:sz="6" w:space="0" w:color="000000"/>
+            </w:tcBorders>
+            <w:tcMar>
+              <w:top w:w="30" w:type="dxa"/>
+              <w:left w:w="45" w:type="dxa"/>
+              <w:bottom w:w="30" w:type="dxa"/>
+              <w:right w:w="45" w:type="dxa"/>
+            </w:tcMar>
+            <w:vAlign w:val="center"/>
+            <w:hideMark/>
+          </w:tcPr>
+          <w:p>
+            <w:r>
+              <w:t>NOT NULL</w:t>
+            </w:r>
+          </w:p>
+        </w:tc>
+        <w:tc>
+          <w:tcPr>
+            <w:tcW w:w="0" w:type="auto"/>
+            <w:tcBorders>
+              <w:top w:val="single" w:sz="6" w:space="0" w:color="CCCCCC"/>
+              <w:left w:val="single" w:sz="6" w:space="0" w:color="CCCCCC"/>
+              <w:bottom w:val="single" w:sz="6" w:space="0" w:color="000000"/>
+              <w:right w:val="single" w:sz="6" w:space="0" w:color="000000"/>
+            </w:tcBorders>
+            <w:tcMar>
+              <w:top w:w="30" w:type="dxa"/>
+              <w:left w:w="45" w:type="dxa"/>
+              <w:bottom w:w="30" w:type="dxa"/>
+              <w:right w:w="45" w:type="dxa"/>
+            </w:tcMar>
+            <w:vAlign w:val="center"/>
+            <w:hideMark/>
+          </w:tcPr>
+          <w:p>
+            <w:r>
+              <w:t>REQ-2025-001</w:t>
+            </w:r>
+          </w:p>
+        </w:tc>
+      </w:tr>
+      <w:tr>
+        <w:trPr>
+          <w:trHeight w:val="315"/>
+        </w:trPr>
+        <w:tc>
+          <w:tcPr>
+            <w:tcW w:w="301" w:type="dxa"/>
+            <w:tcBorders>
+              <w:top w:val="single" w:sz="6" w:space="0" w:color="CCCCCC"/>
+              <w:left w:val="single" w:sz="6" w:space="0" w:color="000000"/>
+              <w:bottom w:val="single" w:sz="6" w:space="0" w:color="000000"/>
+              <w:right w:val="single" w:sz="6" w:space="0" w:color="000000"/>
+            </w:tcBorders>
+            <w:tcMar>
+              <w:top w:w="30" w:type="dxa"/>
+              <w:left w:w="45" w:type="dxa"/>
+              <w:bottom w:w="30" w:type="dxa"/>
+              <w:right w:w="45" w:type="dxa"/>
+            </w:tcMar>
+            <w:vAlign w:val="center"/>
+            <w:hideMark/>
+          </w:tcPr>
+          <w:p>
+            <w:r>
+              <w:t>DE02</w:t>
+            </w:r>
+          </w:p>
+        </w:tc>
+        <w:tc>
+          <w:tcPr>
+            <w:tcW w:w="0" w:type="auto"/>
+            <w:tcBorders>
+              <w:top w:val="single" w:sz="6" w:space="0" w:color="CCCCCC"/>
+              <w:left w:val="single" w:sz="6" w:space="0" w:color="CCCCCC"/>
+              <w:bottom w:val="single" w:sz="6" w:space="0" w:color="000000"/>
+              <w:right w:val="single" w:sz="6" w:space="0" w:color="000000"/>
+            </w:tcBorders>
+            <w:tcMar>
+              <w:top w:w="30" w:type="dxa"/>
+              <w:left w:w="45" w:type="dxa"/>
+              <w:bottom w:w="30" w:type="dxa"/>
+              <w:right w:w="45" w:type="dxa"/>
+            </w:tcMar>
+            <w:vAlign w:val="center"/>
+            <w:hideMark/>
+          </w:tcPr>
+          <w:p>
+            <w:r>
+              <w:t>DeviceID</w:t>
+            </w:r>
+          </w:p>
+        </w:tc>
+        <w:tc>
+          <w:tcPr>
+            <w:tcW w:w="0" w:type="auto"/>
+            <w:tcBorders>
+              <w:top w:val="single" w:sz="6" w:space="0" w:color="CCCCCC"/>
+              <w:left w:val="single" w:sz="6" w:space="0" w:color="CCCCCC"/>
+              <w:bottom w:val="single" w:sz="6" w:space="0" w:color="000000"/>
+              <w:right w:val="single" w:sz="6" w:space="0" w:color="000000"/>
+            </w:tcBorders>
+            <w:tcMar>
+              <w:top w:w="30" w:type="dxa"/>
+              <w:left w:w="45" w:type="dxa"/>
+              <w:bottom w:w="30" w:type="dxa"/>
+              <w:right w:w="45" w:type="dxa"/>
+            </w:tcMar>
+            <w:vAlign w:val="center"/>
+            <w:hideMark/>
+          </w:tcPr>
+          <w:p>
+            <w:r>
+              <w:t>Equipment identifier</w:t>
+            </w:r>
+          </w:p>
+        </w:tc>
+        <w:tc>
+          <w:tcPr>
+            <w:tcW w:w="0" w:type="auto"/>
+            <w:tcBorders>
+              <w:top w:val="single" w:sz="6" w:space="0" w:color="CCCCCC"/>
+              <w:left w:val="single" w:sz="6" w:space="0" w:color="CCCCCC"/>
+              <w:bottom w:val="single" w:sz="6" w:space="0" w:color="000000"/>
+              <w:right w:val="single" w:sz="6" w:space="0" w:color="000000"/>
+            </w:tcBorders>
+            <w:tcMar>
+              <w:top w:w="30" w:type="dxa"/>
+              <w:left w:w="45" w:type="dxa"/>
+              <w:bottom w:w="30" w:type="dxa"/>
+              <w:right w:w="45" w:type="dxa"/>
+            </w:tcMar>
+            <w:vAlign w:val="center"/>
+            <w:hideMark/>
+          </w:tcPr>
+          <w:p>
+            <w:r>
+              <w:t>String(20)</w:t>
+            </w:r>
+          </w:p>
+        </w:tc>
+        <w:tc>
+          <w:tcPr>
+            <w:tcW w:w="0" w:type="auto"/>
+            <w:tcBorders>
+              <w:top w:val="single" w:sz="6" w:space="0" w:color="CCCCCC"/>
+              <w:left w:val="single" w:sz="6" w:space="0" w:color="CCCCCC"/>
+              <w:bottom w:val="single" w:sz="6" w:space="0" w:color="000000"/>
+              <w:right w:val="single" w:sz="6" w:space="0" w:color="000000"/>
+            </w:tcBorders>
+            <w:tcMar>
+              <w:top w:w="30" w:type="dxa"/>
+              <w:left w:w="45" w:type="dxa"/>
+              <w:bottom w:w="30" w:type="dxa"/>
+              <w:right w:w="45" w:type="dxa"/>
+            </w:tcMar>
+            <w:vAlign w:val="center"/>
+            <w:hideMark/>
+          </w:tcPr>
+          <w:p>
+            <w:r>
+              <w:t>NOT NULL</w:t>
+            </w:r>
+          </w:p>
+        </w:tc>
+        <w:tc>
+          <w:tcPr>
+            <w:tcW w:w="0" w:type="auto"/>
+            <w:tcBorders>
+              <w:top w:val="single" w:sz="6" w:space="0" w:color="CCCCCC"/>
+              <w:left w:val="single" w:sz="6" w:space="0" w:color="CCCCCC"/>
+              <w:bottom w:val="single" w:sz="6" w:space="0" w:color="000000"/>
+              <w:right w:val="single" w:sz="6" w:space="0" w:color="000000"/>
+            </w:tcBorders>
+            <w:tcMar>
+              <w:top w:w="30" w:type="dxa"/>
+              <w:left w:w="45" w:type="dxa"/>
+              <w:bottom w:w="30" w:type="dxa"/>
+              <w:right w:w="45" w:type="dxa"/>
+            </w:tcMar>
+            <w:vAlign w:val="center"/>
+            <w:hideMark/>
+          </w:tcPr>
+          <w:p>
+            <w:r>
+              <w:t>EQP-101</w:t>
+            </w:r>
+          </w:p>
+        </w:tc>
+      </w:tr>
+      <w:tr>
+        <w:trPr>
+          <w:trHeight w:val="315"/>
+        </w:trPr>
+        <w:tc>
+          <w:tcPr>
+            <w:tcW w:w="301" w:type="dxa"/>
+            <w:tcBorders>
+              <w:top w:val="single" w:sz="6" w:space="0" w:color="CCCCCC"/>
+              <w:left w:val="single" w:sz="6" w:space="0" w:color="000000"/>
+              <w:bottom w:val="single" w:sz="6" w:space="0" w:color="000000"/>
+              <w:right w:val="single" w:sz="6" w:space="0" w:color="000000"/>
+            </w:tcBorders>
+            <w:tcMar>
+              <w:top w:w="30" w:type="dxa"/>
+              <w:left w:w="45" w:type="dxa"/>
+              <w:bottom w:w="30" w:type="dxa"/>
+              <w:right w:w="45" w:type="dxa"/>
+            </w:tcMar>
+            <w:vAlign w:val="center"/>
+            <w:hideMark/>
+          </w:tcPr>
+          <w:p>
+            <w:r>
+              <w:t>DE03</w:t>
+            </w:r>
+          </w:p>
+        </w:tc>
+        <w:tc>
+          <w:tcPr>
+            <w:tcW w:w="0" w:type="auto"/>
+            <w:tcBorders>
+              <w:top w:val="single" w:sz="6" w:space="0" w:color="CCCCCC"/>
+              <w:left w:val="single" w:sz="6" w:space="0" w:color="CCCCCC"/>
+              <w:bottom w:val="single" w:sz="6" w:space="0" w:color="000000"/>
+              <w:right w:val="single" w:sz="6" w:space="0" w:color="000000"/>
+            </w:tcBorders>
+            <w:tcMar>
+              <w:top w:w="30" w:type="dxa"/>
+              <w:left w:w="45" w:type="dxa"/>
+              <w:bottom w:w="30" w:type="dxa"/>
+              <w:right w:w="45" w:type="dxa"/>
+            </w:tcMar>
+            <w:vAlign w:val="center"/>
+            <w:hideMark/>
+          </w:tcPr>
+          <w:p>
+            <w:r>
+              <w:t>UserID</w:t>
+            </w:r>
+          </w:p>
+        </w:tc>
+        <w:tc>
+          <w:tcPr>
+            <w:tcW w:w="0" w:type="auto"/>
+            <w:tcBorders>
+              <w:top w:val="single" w:sz="6" w:space="0" w:color="CCCCCC"/>
+              <w:left w:val="single" w:sz="6" w:space="0" w:color="CCCCCC"/>
+              <w:bottom w:val="single" w:sz="6" w:space="0" w:color="000000"/>
+              <w:right w:val="single" w:sz="6" w:space="0" w:color="000000"/>
+            </w:tcBorders>
+            <w:tcMar>
+              <w:top w:w="30" w:type="dxa"/>
+              <w:left w:w="45" w:type="dxa"/>
+              <w:bottom w:w="30" w:type="dxa"/>
+              <w:right w:w="45" w:type="dxa"/>
+            </w:tcMar>
+            <w:vAlign w:val="center"/>
+            <w:hideMark/>
+          </w:tcPr>
+          <w:p>
+            <w:r>
+              <w:t>Unique user ID</w:t>
+            </w:r>
+          </w:p>
+        </w:tc>
+        <w:tc>
+          <w:tcPr>
+            <w:tcW w:w="0" w:type="auto"/>
+            <w:tcBorders>
+              <w:top w:val="single" w:sz="6" w:space="0" w:color="CCCCCC"/>
+              <w:left w:val="single" w:sz="6" w:space="0" w:color="CCCCCC"/>
+              <w:bottom w:val="single" w:sz="6" w:space="0" w:color="000000"/>
+              <w:right w:val="single" w:sz="6" w:space="0" w:color="000000"/>
+            </w:tcBorders>
+            <w:tcMar>
+              <w:top w:w="30" w:type="dxa"/>
+              <w:left w:w="45" w:type="dxa"/>
+              <w:bottom w:w="30" w:type="dxa"/>
+              <w:right w:w="45" w:type="dxa"/>
+            </w:tcMar>
+            <w:vAlign w:val="center"/>
+            <w:hideMark/>
+          </w:tcPr>
+          <w:p>
+            <w:r>
+              <w:t>String(20)</w:t>
+            </w:r>
+          </w:p>
+        </w:tc>
+        <w:tc>
+          <w:tcPr>
+            <w:tcW w:w="0" w:type="auto"/>
+            <w:tcBorders>
+              <w:top w:val="single" w:sz="6" w:space="0" w:color="CCCCCC"/>
+              <w:left w:val="single" w:sz="6" w:space="0" w:color="CCCCCC"/>
+              <w:bottom w:val="single" w:sz="6" w:space="0" w:color="000000"/>
+              <w:right w:val="single" w:sz="6" w:space="0" w:color="000000"/>
+            </w:tcBorders>
+            <w:tcMar>
+              <w:top w:w="30" w:type="dxa"/>
+              <w:left w:w="45" w:type="dxa"/>
+              <w:bottom w:w="30" w:type="dxa"/>
+              <w:right w:w="45" w:type="dxa"/>
+            </w:tcMar>
+            <w:vAlign w:val="center"/>
+            <w:hideMark/>
+          </w:tcPr>
+          <w:p>
+            <w:r>
+              <w:t>NOT NULL</w:t>
+            </w:r>
+          </w:p>
+        </w:tc>
+        <w:tc>
+          <w:tcPr>
+            <w:tcW w:w="0" w:type="auto"/>
+            <w:tcBorders>
+              <w:top w:val="single" w:sz="6" w:space="0" w:color="CCCCCC"/>
+              <w:left w:val="single" w:sz="6" w:space="0" w:color="CCCCCC"/>
+              <w:bottom w:val="single" w:sz="6" w:space="0" w:color="000000"/>
+              <w:right w:val="single" w:sz="6" w:space="0" w:color="000000"/>
+            </w:tcBorders>
+            <w:tcMar>
+              <w:top w:w="30" w:type="dxa"/>
+              <w:left w:w="45" w:type="dxa"/>
+              <w:bottom w:w="30" w:type="dxa"/>
+              <w:right w:w="45" w:type="dxa"/>
+            </w:tcMar>
+            <w:vAlign w:val="center"/>
+            <w:hideMark/>
+          </w:tcPr>
+          <w:p>
+            <w:r>
+              <w:t>ST12345</w:t>
+            </w:r>
+          </w:p>
+        </w:tc>
+      </w:tr>
+      <w:tr>
+        <w:trPr>
+          <w:trHeight w:val="315"/>
+        </w:trPr>
+        <w:tc>
+          <w:tcPr>
+            <w:tcW w:w="301" w:type="dxa"/>
+            <w:tcBorders>
+              <w:top w:val="single" w:sz="6" w:space="0" w:color="CCCCCC"/>
+              <w:left w:val="single" w:sz="6" w:space="0" w:color="000000"/>
+              <w:bottom w:val="single" w:sz="6" w:space="0" w:color="000000"/>
+              <w:right w:val="single" w:sz="6" w:space="0" w:color="000000"/>
+            </w:tcBorders>
+            <w:tcMar>
+              <w:top w:w="30" w:type="dxa"/>
+              <w:left w:w="45" w:type="dxa"/>
+              <w:bottom w:w="30" w:type="dxa"/>
+              <w:right w:w="45" w:type="dxa"/>
+            </w:tcMar>
+            <w:vAlign w:val="center"/>
+            <w:hideMark/>
+          </w:tcPr>
+          <w:p>
+            <w:r>
+              <w:t>DE04</w:t>
+            </w:r>
+          </w:p>
+        </w:tc>
+        <w:tc>
+          <w:tcPr>
+            <w:tcW w:w="0" w:type="auto"/>
+            <w:tcBorders>
+              <w:top w:val="single" w:sz="6" w:space="0" w:color="CCCCCC"/>
+              <w:left w:val="single" w:sz="6" w:space="0" w:color="CCCCCC"/>
+              <w:bottom w:val="single" w:sz="6" w:space="0" w:color="000000"/>
+              <w:right w:val="single" w:sz="6" w:space="0" w:color="000000"/>
+            </w:tcBorders>
+            <w:tcMar>
+              <w:top w:w="30" w:type="dxa"/>
+              <w:left w:w="45" w:type="dxa"/>
+              <w:bottom w:w="30" w:type="dxa"/>
+              <w:right w:w="45" w:type="dxa"/>
+            </w:tcMar>
+            <w:vAlign w:val="center"/>
+            <w:hideMark/>
+          </w:tcPr>
+          <w:p>
+            <w:r>
+              <w:t>StaffID</w:t>
+            </w:r>
+          </w:p>
+        </w:tc>
+        <w:tc>
+          <w:tcPr>
+            <w:tcW w:w="0" w:type="auto"/>
+            <w:tcBorders>
+              <w:top w:val="single" w:sz="6" w:space="0" w:color="CCCCCC"/>
+              <w:left w:val="single" w:sz="6" w:space="0" w:color="CCCCCC"/>
+              <w:bottom w:val="single" w:sz="6" w:space="0" w:color="000000"/>
+              <w:right w:val="single" w:sz="6" w:space="0" w:color="000000"/>
+            </w:tcBorders>
+            <w:tcMar>
+              <w:top w:w="30" w:type="dxa"/>
+              <w:left w:w="45" w:type="dxa"/>
+              <w:bottom w:w="30" w:type="dxa"/>
+              <w:right w:w="45" w:type="dxa"/>
+            </w:tcMar>
+            <w:vAlign w:val="center"/>
+            <w:hideMark/>
+          </w:tcPr>
+          <w:p>
+            <w:r>
+              <w:t>Approver/Inventory Staff ID</w:t>
+            </w:r>
+          </w:p>
+        </w:tc>
+        <w:tc>
+          <w:tcPr>
+            <w:tcW w:w="0" w:type="auto"/>
+            <w:tcBorders>
+              <w:top w:val="single" w:sz="6" w:space="0" w:color="CCCCCC"/>
+              <w:left w:val="single" w:sz="6" w:space="0" w:color="CCCCCC"/>
+              <w:bottom w:val="single" w:sz="6" w:space="0" w:color="000000"/>
+              <w:right w:val="single" w:sz="6" w:space="0" w:color="000000"/>
+            </w:tcBorders>
+            <w:tcMar>
+              <w:top w:w="30" w:type="dxa"/>
+              <w:left w:w="45" w:type="dxa"/>
+              <w:bottom w:w="30" w:type="dxa"/>
+              <w:right w:w="45" w:type="dxa"/>
+            </w:tcMar>
+            <w:vAlign w:val="center"/>
+            <w:hideMark/>
+          </w:tcPr>
+          <w:p>
+            <w:r>
+              <w:t>String(20)</w:t>
+            </w:r>
+          </w:p>
+        </w:tc>
+        <w:tc>
+          <w:tcPr>
+            <w:tcW w:w="0" w:type="auto"/>
+            <w:tcBorders>
+              <w:top w:val="single" w:sz="6" w:space="0" w:color="CCCCCC"/>
+              <w:left w:val="single" w:sz="6" w:space="0" w:color="CCCCCC"/>
+              <w:bottom w:val="single" w:sz="6" w:space="0" w:color="000000"/>
+              <w:right w:val="single" w:sz="6" w:space="0" w:color="000000"/>
+            </w:tcBorders>
+            <w:tcMar>
+              <w:top w:w="30" w:type="dxa"/>
+              <w:left w:w="45" w:type="dxa"/>
+              <w:bottom w:w="30" w:type="dxa"/>
+              <w:right w:w="45" w:type="dxa"/>
+            </w:tcMar>
+            <w:vAlign w:val="center"/>
+            <w:hideMark/>
+          </w:tcPr>
+          <w:p>
+            <w:r>
+              <w:t>FK</w:t>
+            </w:r>
+          </w:p>
+        </w:tc>
+        <w:tc>
+          <w:tcPr>
+            <w:tcW w:w="0" w:type="auto"/>
+            <w:tcBorders>
+              <w:top w:val="single" w:sz="6" w:space="0" w:color="CCCCCC"/>
+              <w:left w:val="single" w:sz="6" w:space="0" w:color="CCCCCC"/>
+              <w:bottom w:val="single" w:sz="6" w:space="0" w:color="000000"/>
+              <w:right w:val="single" w:sz="6" w:space="0" w:color="000000"/>
+            </w:tcBorders>
+            <w:tcMar>
+              <w:top w:w="30" w:type="dxa"/>
+              <w:left w:w="45" w:type="dxa"/>
+              <w:bottom w:w="30" w:type="dxa"/>
+              <w:right w:w="45" w:type="dxa"/>
+            </w:tcMar>
+            <w:vAlign w:val="center"/>
+            <w:hideMark/>
+          </w:tcPr>
+          <w:p>
+            <w:r>
+              <w:t>ST67890</w:t>
+            </w:r>
+          </w:p>
+        </w:tc>
+      </w:tr>
+      <w:tr>
+        <w:trPr>
+          <w:trHeight w:val="315"/>
+        </w:trPr>
+        <w:tc>
+          <w:tcPr>
+            <w:tcW w:w="301" w:type="dxa"/>
+            <w:tcBorders>
+              <w:top w:val="single" w:sz="6" w:space="0" w:color="CCCCCC"/>
+              <w:left w:val="single" w:sz="6" w:space="0" w:color="000000"/>
+              <w:bottom w:val="single" w:sz="6" w:space="0" w:color="000000"/>
+              <w:right w:val="single" w:sz="6" w:space="0" w:color="000000"/>
+            </w:tcBorders>
+            <w:tcMar>
+              <w:top w:w="30" w:type="dxa"/>
+              <w:left w:w="45" w:type="dxa"/>
+              <w:bottom w:w="30" w:type="dxa"/>
+              <w:right w:w="45" w:type="dxa"/>
+            </w:tcMar>
+            <w:vAlign w:val="center"/>
+            <w:hideMark/>
+          </w:tcPr>
+          <w:p>
+            <w:r>
+              <w:t>DE05</w:t>
+            </w:r>
+          </w:p>
+        </w:tc>
+        <w:tc>
+          <w:tcPr>
+            <w:tcW w:w="0" w:type="auto"/>
+            <w:tcBorders>
+              <w:top w:val="single" w:sz="6" w:space="0" w:color="CCCCCC"/>
+              <w:left w:val="single" w:sz="6" w:space="0" w:color="CCCCCC"/>
+              <w:bottom w:val="single" w:sz="6" w:space="0" w:color="000000"/>
+              <w:right w:val="single" w:sz="6" w:space="0" w:color="000000"/>
+            </w:tcBorders>
+            <w:tcMar>
+              <w:top w:w="30" w:type="dxa"/>
+              <w:left w:w="45" w:type="dxa"/>
+              <w:bottom w:w="30" w:type="dxa"/>
+              <w:right w:w="45" w:type="dxa"/>
+            </w:tcMar>
+            <w:vAlign w:val="center"/>
+            <w:hideMark/>
+          </w:tcPr>
+          <w:p>
+            <w:r>
+              <w:t>BorrowDate</w:t>
+            </w:r>
+          </w:p>
+        </w:tc>
+        <w:tc>
+          <w:tcPr>
+            <w:tcW w:w="0" w:type="auto"/>
+            <w:tcBorders>
+              <w:top w:val="single" w:sz="6" w:space="0" w:color="CCCCCC"/>
+              <w:left w:val="single" w:sz="6" w:space="0" w:color="CCCCCC"/>
+              <w:bottom w:val="single" w:sz="6" w:space="0" w:color="000000"/>
+              <w:right w:val="single" w:sz="6" w:space="0" w:color="000000"/>
+            </w:tcBorders>
+            <w:tcMar>
+              <w:top w:w="30" w:type="dxa"/>
+              <w:left w:w="45" w:type="dxa"/>
+              <w:bottom w:w="30" w:type="dxa"/>
+              <w:right w:w="45" w:type="dxa"/>
+            </w:tcMar>
+            <w:vAlign w:val="center"/>
+            <w:hideMark/>
+          </w:tcPr>
+          <w:p>
+            <w:r>
+              <w:t>Borrow date</w:t>
+            </w:r>
+          </w:p>
+        </w:tc>
+        <w:tc>
+          <w:tcPr>
+            <w:tcW w:w="0" w:type="auto"/>
+            <w:tcBorders>
+              <w:top w:val="single" w:sz="6" w:space="0" w:color="CCCCCC"/>
+              <w:left w:val="single" w:sz="6" w:space="0" w:color="CCCCCC"/>
+              <w:bottom w:val="single" w:sz="6" w:space="0" w:color="000000"/>
+              <w:right w:val="single" w:sz="6" w:space="0" w:color="000000"/>
+            </w:tcBorders>
+            <w:tcMar>
+              <w:top w:w="30" w:type="dxa"/>
+              <w:left w:w="45" w:type="dxa"/>
+              <w:bottom w:w="30" w:type="dxa"/>
+              <w:right w:w="45" w:type="dxa"/>
+            </w:tcMar>
+            <w:vAlign w:val="center"/>
+            <w:hideMark/>
+          </w:tcPr>
+          <w:p>
+            <w:r>
+              <w:t>Date</w:t>
+            </w:r>
+          </w:p>
+        </w:tc>
+        <w:tc>
+          <w:tcPr>
+            <w:tcW w:w="0" w:type="auto"/>
+            <w:tcBorders>
+              <w:top w:val="single" w:sz="6" w:space="0" w:color="CCCCCC"/>
+              <w:left w:val="single" w:sz="6" w:space="0" w:color="CCCCCC"/>
+              <w:bottom w:val="single" w:sz="6" w:space="0" w:color="000000"/>
+              <w:right w:val="single" w:sz="6" w:space="0" w:color="000000"/>
+            </w:tcBorders>
+            <w:tcMar>
+              <w:top w:w="30" w:type="dxa"/>
+              <w:left w:w="45" w:type="dxa"/>
+              <w:bottom w:w="30" w:type="dxa"/>
+              <w:right w:w="45" w:type="dxa"/>
+            </w:tcMar>
+            <w:vAlign w:val="center"/>
+            <w:hideMark/>
+          </w:tcPr>
+          <w:p>
+            <w:r>
+              <w:t>≥ today</w:t>
+            </w:r>
+          </w:p>
+        </w:tc>
+        <w:tc>
+          <w:tcPr>
+            <w:tcW w:w="0" w:type="auto"/>
+            <w:tcBorders>
+              <w:top w:val="single" w:sz="6" w:space="0" w:color="CCCCCC"/>
+              <w:left w:val="single" w:sz="6" w:space="0" w:color="CCCCCC"/>
+              <w:bottom w:val="single" w:sz="6" w:space="0" w:color="000000"/>
+              <w:right w:val="single" w:sz="6" w:space="0" w:color="000000"/>
+            </w:tcBorders>
+            <w:tcMar>
+              <w:top w:w="30" w:type="dxa"/>
+              <w:left w:w="45" w:type="dxa"/>
+              <w:bottom w:w="30" w:type="dxa"/>
+              <w:right w:w="45" w:type="dxa"/>
+            </w:tcMar>
+            <w:vAlign w:val="center"/>
+            <w:hideMark/>
+          </w:tcPr>
+          <w:p>
+            <w:r>
+              <w:t>45971</w:t>
+            </w:r>
+          </w:p>
+        </w:tc>
+      </w:tr>
+      <w:tr>
+        <w:trPr>
+          <w:trHeight w:val="315"/>
+        </w:trPr>
+        <w:tc>
+          <w:tcPr>
+            <w:tcW w:w="301" w:type="dxa"/>
+            <w:tcBorders>
+              <w:top w:val="single" w:sz="6" w:space="0" w:color="CCCCCC"/>
+              <w:left w:val="single" w:sz="6" w:space="0" w:color="000000"/>
+              <w:bottom w:val="single" w:sz="6" w:space="0" w:color="000000"/>
+              <w:right w:val="single" w:sz="6" w:space="0" w:color="000000"/>
+            </w:tcBorders>
+            <w:tcMar>
+              <w:top w:w="30" w:type="dxa"/>
+              <w:left w:w="45" w:type="dxa"/>
+              <w:bottom w:w="30" w:type="dxa"/>
+              <w:right w:w="45" w:type="dxa"/>
+            </w:tcMar>
+            <w:vAlign w:val="center"/>
+            <w:hideMark/>
+          </w:tcPr>
+          <w:p>
+            <w:r>
+              <w:t>DE06</w:t>
+            </w:r>
+          </w:p>
+        </w:tc>
+        <w:tc>
+          <w:tcPr>
+            <w:tcW w:w="0" w:type="auto"/>
+            <w:tcBorders>
+              <w:top w:val="single" w:sz="6" w:space="0" w:color="CCCCCC"/>
+              <w:left w:val="single" w:sz="6" w:space="0" w:color="CCCCCC"/>
+              <w:bottom w:val="single" w:sz="6" w:space="0" w:color="000000"/>
+              <w:right w:val="single" w:sz="6" w:space="0" w:color="000000"/>
+            </w:tcBorders>
+            <w:tcMar>
+              <w:top w:w="30" w:type="dxa"/>
+              <w:left w:w="45" w:type="dxa"/>
+              <w:bottom w:w="30" w:type="dxa"/>
+              <w:right w:w="45" w:type="dxa"/>
+            </w:tcMar>
+            <w:vAlign w:val="center"/>
+            <w:hideMark/>
+          </w:tcPr>
+          <w:p>
+            <w:r>
+              <w:t>ReturnDate</w:t>
+            </w:r>
+          </w:p>
+        </w:tc>
+        <w:tc>
+          <w:tcPr>
+            <w:tcW w:w="0" w:type="auto"/>
+            <w:tcBorders>
+              <w:top w:val="single" w:sz="6" w:space="0" w:color="CCCCCC"/>
+              <w:left w:val="single" w:sz="6" w:space="0" w:color="CCCCCC"/>
+              <w:bottom w:val="single" w:sz="6" w:space="0" w:color="000000"/>
+              <w:right w:val="single" w:sz="6" w:space="0" w:color="000000"/>
+            </w:tcBorders>
+            <w:tcMar>
+              <w:top w:w="30" w:type="dxa"/>
+              <w:left w:w="45" w:type="dxa"/>
+              <w:bottom w:w="30" w:type="dxa"/>
+              <w:right w:w="45" w:type="dxa"/>
+            </w:tcMar>
+            <w:vAlign w:val="center"/>
+            <w:hideMark/>
+          </w:tcPr>
+          <w:p>
+            <w:r>
+              <w:t>Planned return date</w:t>
+            </w:r>
+          </w:p>
+        </w:tc>
+        <w:tc>
+          <w:tcPr>
+            <w:tcW w:w="0" w:type="auto"/>
+            <w:tcBorders>
+              <w:top w:val="single" w:sz="6" w:space="0" w:color="CCCCCC"/>
+              <w:left w:val="single" w:sz="6" w:space="0" w:color="CCCCCC"/>
+              <w:bottom w:val="single" w:sz="6" w:space="0" w:color="000000"/>
+              <w:right w:val="single" w:sz="6" w:space="0" w:color="000000"/>
+            </w:tcBorders>
+            <w:tcMar>
+              <w:top w:w="30" w:type="dxa"/>
+              <w:left w:w="45" w:type="dxa"/>
+              <w:bottom w:w="30" w:type="dxa"/>
+              <w:right w:w="45" w:type="dxa"/>
+            </w:tcMar>
+            <w:vAlign w:val="center"/>
+            <w:hideMark/>
+          </w:tcPr>
+          <w:p>
+            <w:r>
+              <w:t>Date</w:t>
+            </w:r>
+          </w:p>
+        </w:tc>
+        <w:tc>
+          <w:tcPr>
+            <w:tcW w:w="0" w:type="auto"/>
+            <w:tcBorders>
+              <w:top w:val="single" w:sz="6" w:space="0" w:color="CCCCCC"/>
+              <w:left w:val="single" w:sz="6" w:space="0" w:color="CCCCCC"/>
+              <w:bottom w:val="single" w:sz="6" w:space="0" w:color="000000"/>
+              <w:right w:val="single" w:sz="6" w:space="0" w:color="000000"/>
+            </w:tcBorders>
+            <w:tcMar>
+              <w:top w:w="30" w:type="dxa"/>
+              <w:left w:w="45" w:type="dxa"/>
+              <w:bottom w:w="30" w:type="dxa"/>
+              <w:right w:w="45" w:type="dxa"/>
+            </w:tcMar>
+            <w:vAlign w:val="center"/>
+            <w:hideMark/>
+          </w:tcPr>
+          <w:p>
+            <w:r>
+              <w:t>≥ BorrowDate</w:t>
+            </w:r>
+          </w:p>
+        </w:tc>
+        <w:tc>
+          <w:tcPr>
+            <w:tcW w:w="0" w:type="auto"/>
+            <w:tcBorders>
+              <w:top w:val="single" w:sz="6" w:space="0" w:color="CCCCCC"/>
+              <w:left w:val="single" w:sz="6" w:space="0" w:color="CCCCCC"/>
+              <w:bottom w:val="single" w:sz="6" w:space="0" w:color="000000"/>
+              <w:right w:val="single" w:sz="6" w:space="0" w:color="000000"/>
+            </w:tcBorders>
+            <w:tcMar>
+              <w:top w:w="30" w:type="dxa"/>
+              <w:left w:w="45" w:type="dxa"/>
+              <w:bottom w:w="30" w:type="dxa"/>
+              <w:right w:w="45" w:type="dxa"/>
+            </w:tcMar>
+            <w:vAlign w:val="center"/>
+            <w:hideMark/>
+          </w:tcPr>
+          <w:p>
+            <w:r>
+              <w:t>45976</w:t>
+            </w:r>
+          </w:p>
+        </w:tc>
+      </w:tr>
+      <w:tr>
+        <w:trPr>
+          <w:trHeight w:val="315"/>
+        </w:trPr>
+        <w:tc>
+          <w:tcPr>
+            <w:tcW w:w="301" w:type="dxa"/>
+            <w:tcBorders>
+              <w:top w:val="single" w:sz="6" w:space="0" w:color="CCCCCC"/>
+              <w:left w:val="single" w:sz="6" w:space="0" w:color="000000"/>
+              <w:bottom w:val="single" w:sz="6" w:space="0" w:color="000000"/>
+              <w:right w:val="single" w:sz="6" w:space="0" w:color="000000"/>
+            </w:tcBorders>
+            <w:tcMar>
+              <w:top w:w="30" w:type="dxa"/>
+              <w:left w:w="45" w:type="dxa"/>
+              <w:bottom w:w="30" w:type="dxa"/>
+              <w:right w:w="45" w:type="dxa"/>
+            </w:tcMar>
+            <w:vAlign w:val="center"/>
+            <w:hideMark/>
+          </w:tcPr>
+          <w:p>
+            <w:r>
+              <w:lastRenderedPageBreak/>
+              <w:t>DE07</w:t>
+            </w:r>
+          </w:p>
+        </w:tc>
+        <w:tc>
+          <w:tcPr>
+            <w:tcW w:w="0" w:type="auto"/>
+            <w:tcBorders>
+              <w:top w:val="single" w:sz="6" w:space="0" w:color="CCCCCC"/>
+              <w:left w:val="single" w:sz="6" w:space="0" w:color="CCCCCC"/>
+              <w:bottom w:val="single" w:sz="6" w:space="0" w:color="000000"/>
+              <w:right w:val="single" w:sz="6" w:space="0" w:color="000000"/>
+            </w:tcBorders>
+            <w:tcMar>
+              <w:top w:w="30" w:type="dxa"/>
+              <w:left w:w="45" w:type="dxa"/>
+              <w:bottom w:w="30" w:type="dxa"/>
+              <w:right w:w="45" w:type="dxa"/>
+            </w:tcMar>
+            <w:vAlign w:val="center"/>
+            <w:hideMark/>
+          </w:tcPr>
+          <w:p>
+            <w:r>
+              <w:t>Quantity</w:t>
+            </w:r>
+          </w:p>
+        </w:tc>
+        <w:tc>
+          <w:tcPr>
+            <w:tcW w:w="0" w:type="auto"/>
+            <w:tcBorders>
+              <w:top w:val="single" w:sz="6" w:space="0" w:color="CCCCCC"/>
+              <w:left w:val="single" w:sz="6" w:space="0" w:color="CCCCCC"/>
+              <w:bottom w:val="single" w:sz="6" w:space="0" w:color="000000"/>
+              <w:right w:val="single" w:sz="6" w:space="0" w:color="000000"/>
+            </w:tcBorders>
+            <w:tcMar>
+              <w:top w:w="30" w:type="dxa"/>
+              <w:left w:w="45" w:type="dxa"/>
+              <w:bottom w:w="30" w:type="dxa"/>
+              <w:right w:w="45" w:type="dxa"/>
+            </w:tcMar>
+            <w:vAlign w:val="center"/>
+            <w:hideMark/>
+          </w:tcPr>
+          <w:p>
+            <w:r>
+              <w:t>Number of items</w:t>
+            </w:r>
+          </w:p>
+        </w:tc>
+        <w:tc>
+          <w:tcPr>
+            <w:tcW w:w="0" w:type="auto"/>
+            <w:tcBorders>
+              <w:top w:val="single" w:sz="6" w:space="0" w:color="CCCCCC"/>
+              <w:left w:val="single" w:sz="6" w:space="0" w:color="CCCCCC"/>
+              <w:bottom w:val="single" w:sz="6" w:space="0" w:color="000000"/>
+              <w:right w:val="single" w:sz="6" w:space="0" w:color="000000"/>
+            </w:tcBorders>
+            <w:tcMar>
+              <w:top w:w="30" w:type="dxa"/>
+              <w:left w:w="45" w:type="dxa"/>
+              <w:bottom w:w="30" w:type="dxa"/>
+              <w:right w:w="45" w:type="dxa"/>
+            </w:tcMar>
+            <w:vAlign w:val="center"/>
+            <w:hideMark/>
+          </w:tcPr>
+          <w:p>
+            <w:r>
+              <w:t>Integer</w:t>
+            </w:r>
+          </w:p>
+        </w:tc>
+        <w:tc>
+          <w:tcPr>
+            <w:tcW w:w="0" w:type="auto"/>
+            <w:tcBorders>
+              <w:top w:val="single" w:sz="6" w:space="0" w:color="CCCCCC"/>
+              <w:left w:val="single" w:sz="6" w:space="0" w:color="CCCCCC"/>
+              <w:bottom w:val="single" w:sz="6" w:space="0" w:color="000000"/>
+              <w:right w:val="single" w:sz="6" w:space="0" w:color="000000"/>
+            </w:tcBorders>
+            <w:tcMar>
+              <w:top w:w="30" w:type="dxa"/>
+              <w:left w:w="45" w:type="dxa"/>
+              <w:bottom w:w="30" w:type="dxa"/>
+              <w:right w:w="45" w:type="dxa"/>
+            </w:tcMar>
+            <w:vAlign w:val="center"/>
+            <w:hideMark/>
+          </w:tcPr>
+          <w:p>
+            <w:r>
+              <w:t>≤ stock</w:t>
+            </w:r>
+          </w:p>
+        </w:tc>
+        <w:tc>
+          <w:tcPr>
+            <w:tcW w:w="0" w:type="auto"/>
+            <w:tcBorders>
+              <w:top w:val="single" w:sz="6" w:space="0" w:color="CCCCCC"/>
+              <w:left w:val="single" w:sz="6" w:space="0" w:color="CCCCCC"/>
+              <w:bottom w:val="single" w:sz="6" w:space="0" w:color="000000"/>
+              <w:right w:val="single" w:sz="6" w:space="0" w:color="000000"/>
+            </w:tcBorders>
+            <w:tcMar>
+              <w:top w:w="30" w:type="dxa"/>
+              <w:left w:w="45" w:type="dxa"/>
+              <w:bottom w:w="30" w:type="dxa"/>
+              <w:right w:w="45" w:type="dxa"/>
+            </w:tcMar>
+            <w:vAlign w:val="center"/>
+            <w:hideMark/>
+          </w:tcPr>
+          <w:p>
+            <w:r>
+              <w:t>2</w:t>
+            </w:r>
+          </w:p>
+        </w:tc>
+      </w:tr>
+      <w:tr>
+        <w:trPr>
+          <w:trHeight w:val="315"/>
+        </w:trPr>
+        <w:tc>
+          <w:tcPr>
+            <w:tcW w:w="301" w:type="dxa"/>
+            <w:tcBorders>
+              <w:top w:val="single" w:sz="6" w:space="0" w:color="CCCCCC"/>
+              <w:left w:val="single" w:sz="6" w:space="0" w:color="000000"/>
+              <w:bottom w:val="single" w:sz="6" w:space="0" w:color="000000"/>
+              <w:right w:val="single" w:sz="6" w:space="0" w:color="000000"/>
+            </w:tcBorders>
+            <w:tcMar>
+              <w:top w:w="30" w:type="dxa"/>
+              <w:left w:w="45" w:type="dxa"/>
+              <w:bottom w:w="30" w:type="dxa"/>
+              <w:right w:w="45" w:type="dxa"/>
+            </w:tcMar>
+            <w:vAlign w:val="center"/>
+            <w:hideMark/>
+          </w:tcPr>
+          <w:p>
+            <w:r>
+              <w:t>DE08</w:t>
+            </w:r>
+          </w:p>
+        </w:tc>
+        <w:tc>
+          <w:tcPr>
+            <w:tcW w:w="0" w:type="auto"/>
+            <w:tcBorders>
+              <w:top w:val="single" w:sz="6" w:space="0" w:color="CCCCCC"/>
+              <w:left w:val="single" w:sz="6" w:space="0" w:color="CCCCCC"/>
+              <w:bottom w:val="single" w:sz="6" w:space="0" w:color="000000"/>
+              <w:right w:val="single" w:sz="6" w:space="0" w:color="000000"/>
+            </w:tcBorders>
+            <w:tcMar>
+              <w:top w:w="30" w:type="dxa"/>
+              <w:left w:w="45" w:type="dxa"/>
+              <w:bottom w:w="30" w:type="dxa"/>
+              <w:right w:w="45" w:type="dxa"/>
+            </w:tcMar>
+            <w:vAlign w:val="center"/>
+            <w:hideMark/>
+          </w:tcPr>
+          <w:p>
+            <w:r>
+              <w:t>Status</w:t>
+            </w:r>
+          </w:p>
+        </w:tc>
+        <w:tc>
+          <w:tcPr>
+            <w:tcW w:w="0" w:type="auto"/>
+            <w:tcBorders>
+              <w:top w:val="single" w:sz="6" w:space="0" w:color="CCCCCC"/>
+              <w:left w:val="single" w:sz="6" w:space="0" w:color="CCCCCC"/>
+              <w:bottom w:val="single" w:sz="6" w:space="0" w:color="000000"/>
+              <w:right w:val="single" w:sz="6" w:space="0" w:color="000000"/>
+            </w:tcBorders>
+            <w:tcMar>
+              <w:top w:w="30" w:type="dxa"/>
+              <w:left w:w="45" w:type="dxa"/>
+              <w:bottom w:w="30" w:type="dxa"/>
+              <w:right w:w="45" w:type="dxa"/>
+            </w:tcMar>
+            <w:vAlign w:val="center"/>
+            <w:hideMark/>
+          </w:tcPr>
+          <w:p>
+            <w:r>
+              <w:t>Request status</w:t>
+            </w:r>
+          </w:p>
+        </w:tc>
+        <w:tc>
+          <w:tcPr>
+            <w:tcW w:w="0" w:type="auto"/>
+            <w:tcBorders>
+              <w:top w:val="single" w:sz="6" w:space="0" w:color="CCCCCC"/>
+              <w:left w:val="single" w:sz="6" w:space="0" w:color="CCCCCC"/>
+              <w:bottom w:val="single" w:sz="6" w:space="0" w:color="000000"/>
+              <w:right w:val="single" w:sz="6" w:space="0" w:color="000000"/>
+            </w:tcBorders>
+            <w:tcMar>
+              <w:top w:w="30" w:type="dxa"/>
+              <w:left w:w="45" w:type="dxa"/>
+              <w:bottom w:w="30" w:type="dxa"/>
+              <w:right w:w="45" w:type="dxa"/>
+            </w:tcMar>
+            <w:vAlign w:val="center"/>
+            <w:hideMark/>
+          </w:tcPr>
+          <w:p>
+            <w:r>
+              <w:t>Enum</w:t>
+            </w:r>
+          </w:p>
+        </w:tc>
+        <w:tc>
+          <w:tcPr>
+            <w:tcW w:w="0" w:type="auto"/>
+            <w:tcBorders>
+              <w:top w:val="single" w:sz="6" w:space="0" w:color="CCCCCC"/>
+              <w:left w:val="single" w:sz="6" w:space="0" w:color="CCCCCC"/>
+              <w:bottom w:val="single" w:sz="6" w:space="0" w:color="000000"/>
+              <w:right w:val="single" w:sz="6" w:space="0" w:color="000000"/>
+            </w:tcBorders>
+            <w:tcMar>
+              <w:top w:w="30" w:type="dxa"/>
+              <w:left w:w="45" w:type="dxa"/>
+              <w:bottom w:w="30" w:type="dxa"/>
+              <w:right w:w="45" w:type="dxa"/>
+            </w:tcMar>
+            <w:vAlign w:val="center"/>
+            <w:hideMark/>
+          </w:tcPr>
+          <w:p>
+            <w:r>
+              <w:t>Pending / Approved / Returned</w:t>
+            </w:r>
+          </w:p>
+        </w:tc>
+        <w:tc>
+          <w:tcPr>
+            <w:tcW w:w="0" w:type="auto"/>
+            <w:tcBorders>
+              <w:top w:val="single" w:sz="6" w:space="0" w:color="CCCCCC"/>
+              <w:left w:val="single" w:sz="6" w:space="0" w:color="CCCCCC"/>
+              <w:bottom w:val="single" w:sz="6" w:space="0" w:color="000000"/>
+              <w:right w:val="single" w:sz="6" w:space="0" w:color="000000"/>
+            </w:tcBorders>
+            <w:tcMar>
+              <w:top w:w="30" w:type="dxa"/>
+              <w:left w:w="45" w:type="dxa"/>
+              <w:bottom w:w="30" w:type="dxa"/>
+              <w:right w:w="45" w:type="dxa"/>
+            </w:tcMar>
+            <w:vAlign w:val="center"/>
+            <w:hideMark/>
+          </w:tcPr>
+          <w:p>
+            <w:r>
+              <w:t>Approved</w:t>
+            </w:r>
+          </w:p>
+        </w:tc>
+      </w:tr>
+      <w:tr>
+        <w:trPr>
+          <w:trHeight w:val="315"/>
+        </w:trPr>
+        <w:tc>
+          <w:tcPr>
+            <w:tcW w:w="301" w:type="dxa"/>
+            <w:tcBorders>
+              <w:top w:val="single" w:sz="6" w:space="0" w:color="CCCCCC"/>
+              <w:left w:val="single" w:sz="6" w:space="0" w:color="000000"/>
+              <w:bottom w:val="single" w:sz="6" w:space="0" w:color="000000"/>
+              <w:right w:val="single" w:sz="6" w:space="0" w:color="000000"/>
+            </w:tcBorders>
+            <w:tcMar>
+              <w:top w:w="30" w:type="dxa"/>
+              <w:left w:w="45" w:type="dxa"/>
+              <w:bottom w:w="30" w:type="dxa"/>
+              <w:right w:w="45" w:type="dxa"/>
+            </w:tcMar>
+            <w:vAlign w:val="center"/>
+            <w:hideMark/>
+          </w:tcPr>
+          <w:p>
+            <w:r>
+              <w:t>DE09</w:t>
+            </w:r>
+          </w:p>
+        </w:tc>
+        <w:tc>
+          <w:tcPr>
+            <w:tcW w:w="0" w:type="auto"/>
+            <w:tcBorders>
+              <w:top w:val="single" w:sz="6" w:space="0" w:color="CCCCCC"/>
+              <w:left w:val="single" w:sz="6" w:space="0" w:color="CCCCCC"/>
+              <w:bottom w:val="single" w:sz="6" w:space="0" w:color="000000"/>
+              <w:right w:val="single" w:sz="6" w:space="0" w:color="000000"/>
+            </w:tcBorders>
+            <w:tcMar>
+              <w:top w:w="30" w:type="dxa"/>
+              <w:left w:w="45" w:type="dxa"/>
+              <w:bottom w:w="30" w:type="dxa"/>
+              <w:right w:w="45" w:type="dxa"/>
+            </w:tcMar>
+            <w:vAlign w:val="center"/>
+            <w:hideMark/>
+          </w:tcPr>
+          <w:p>
+            <w:r>
+              <w:t>Purpose</w:t>
+            </w:r>
+          </w:p>
+        </w:tc>
+        <w:tc>
+          <w:tcPr>
+            <w:tcW w:w="0" w:type="auto"/>
+            <w:tcBorders>
+              <w:top w:val="single" w:sz="6" w:space="0" w:color="CCCCCC"/>
+              <w:left w:val="single" w:sz="6" w:space="0" w:color="CCCCCC"/>
+              <w:bottom w:val="single" w:sz="6" w:space="0" w:color="000000"/>
+              <w:right w:val="single" w:sz="6" w:space="0" w:color="000000"/>
+            </w:tcBorders>
+            <w:tcMar>
+              <w:top w:w="30" w:type="dxa"/>
+              <w:left w:w="45" w:type="dxa"/>
+              <w:bottom w:w="30" w:type="dxa"/>
+              <w:right w:w="45" w:type="dxa"/>
+            </w:tcMar>
+            <w:vAlign w:val="center"/>
+            <w:hideMark/>
+          </w:tcPr>
+          <w:p>
+            <w:r>
+              <w:t>Borrowing purpose</w:t>
+            </w:r>
+          </w:p>
+        </w:tc>
+        <w:tc>
+          <w:tcPr>
+            <w:tcW w:w="0" w:type="auto"/>
+            <w:tcBorders>
+              <w:top w:val="single" w:sz="6" w:space="0" w:color="CCCCCC"/>
+              <w:left w:val="single" w:sz="6" w:space="0" w:color="CCCCCC"/>
+              <w:bottom w:val="single" w:sz="6" w:space="0" w:color="000000"/>
+              <w:right w:val="single" w:sz="6" w:space="0" w:color="000000"/>
+            </w:tcBorders>
+            <w:tcMar>
+              <w:top w:w="30" w:type="dxa"/>
+              <w:left w:w="45" w:type="dxa"/>
+              <w:bottom w:w="30" w:type="dxa"/>
+              <w:right w:w="45" w:type="dxa"/>
+            </w:tcMar>
+            <w:vAlign w:val="center"/>
+            <w:hideMark/>
+          </w:tcPr>
+          <w:p>
+            <w:r>
+              <w:t>String(100)</w:t>
+            </w:r>
+          </w:p>
+        </w:tc>
+        <w:tc>
+          <w:tcPr>
+            <w:tcW w:w="0" w:type="auto"/>
+            <w:tcBorders>
+              <w:top w:val="single" w:sz="6" w:space="0" w:color="CCCCCC"/>
+              <w:left w:val="single" w:sz="6" w:space="0" w:color="CCCCCC"/>
+              <w:bottom w:val="single" w:sz="6" w:space="0" w:color="000000"/>
+              <w:right w:val="single" w:sz="6" w:space="0" w:color="000000"/>
+            </w:tcBorders>
+            <w:tcMar>
+              <w:top w:w="30" w:type="dxa"/>
+              <w:left w:w="45" w:type="dxa"/>
+              <w:bottom w:w="30" w:type="dxa"/>
+              <w:right w:w="45" w:type="dxa"/>
+            </w:tcMar>
+            <w:vAlign w:val="center"/>
+            <w:hideMark/>
+          </w:tcPr>
+          <w:p>
+            <w:r>
+              <w:t>Optional</w:t>
+            </w:r>
+          </w:p>
+        </w:tc>
+        <w:tc>
+          <w:tcPr>
+            <w:tcW w:w="0" w:type="auto"/>
+            <w:tcBorders>
+              <w:top w:val="single" w:sz="6" w:space="0" w:color="CCCCCC"/>
+              <w:left w:val="single" w:sz="6" w:space="0" w:color="CCCCCC"/>
+              <w:bottom w:val="single" w:sz="6" w:space="0" w:color="000000"/>
+              <w:right w:val="single" w:sz="6" w:space="0" w:color="000000"/>
+            </w:tcBorders>
+            <w:tcMar>
+              <w:top w:w="30" w:type="dxa"/>
+              <w:left w:w="45" w:type="dxa"/>
+              <w:bottom w:w="30" w:type="dxa"/>
+              <w:right w:w="45" w:type="dxa"/>
+            </w:tcMar>
+            <w:vAlign w:val="center"/>
+            <w:hideMark/>
+          </w:tcPr>
+          <w:p>
+            <w:r>
+              <w:t>Classroom lecture</w:t>
+            </w:r>
+          </w:p>
+        </w:tc>
+      </w:tr>
+      <w:tr>
+        <w:trPr>
+          <w:trHeight w:val="315"/>
+        </w:trPr>
+        <w:tc>
+          <w:tcPr>
+            <w:tcW w:w="301" w:type="dxa"/>
+            <w:tcBorders>
+              <w:top w:val="single" w:sz="6" w:space="0" w:color="CCCCCC"/>
+              <w:left w:val="single" w:sz="6" w:space="0" w:color="000000"/>
+              <w:bottom w:val="single" w:sz="6" w:space="0" w:color="000000"/>
+              <w:right w:val="single" w:sz="6" w:space="0" w:color="000000"/>
+            </w:tcBorders>
+            <w:tcMar>
+              <w:top w:w="30" w:type="dxa"/>
+              <w:left w:w="45" w:type="dxa"/>
+              <w:bottom w:w="30" w:type="dxa"/>
+              <w:right w:w="45" w:type="dxa"/>
+            </w:tcMar>
+            <w:vAlign w:val="center"/>
+            <w:hideMark/>
+          </w:tcPr>
+          <w:p>
+            <w:r>
+              <w:t>DE10</w:t>
+            </w:r>
+          </w:p>
+        </w:tc>
+        <w:tc>
+          <w:tcPr>
+            <w:tcW w:w="0" w:type="auto"/>
+            <w:tcBorders>
+              <w:top w:val="single" w:sz="6" w:space="0" w:color="CCCCCC"/>
+              <w:left w:val="single" w:sz="6" w:space="0" w:color="CCCCCC"/>
+              <w:bottom w:val="single" w:sz="6" w:space="0" w:color="000000"/>
+              <w:right w:val="single" w:sz="6" w:space="0" w:color="000000"/>
+            </w:tcBorders>
+            <w:tcMar>
+              <w:top w:w="30" w:type="dxa"/>
+              <w:left w:w="45" w:type="dxa"/>
+              <w:bottom w:w="30" w:type="dxa"/>
+              <w:right w:w="45" w:type="dxa"/>
+            </w:tcMar>
+            <w:vAlign w:val="center"/>
+            <w:hideMark/>
+          </w:tcPr>
+          <w:p>
+            <w:r>
+              <w:t>MaintenanceStatus</w:t>
+            </w:r>
+          </w:p>
+        </w:tc>
+        <w:tc>
+          <w:tcPr>
+            <w:tcW w:w="0" w:type="auto"/>
+            <w:tcBorders>
+              <w:top w:val="single" w:sz="6" w:space="0" w:color="CCCCCC"/>
+              <w:left w:val="single" w:sz="6" w:space="0" w:color="CCCCCC"/>
+              <w:bottom w:val="single" w:sz="6" w:space="0" w:color="000000"/>
+              <w:right w:val="single" w:sz="6" w:space="0" w:color="000000"/>
+            </w:tcBorders>
+            <w:tcMar>
+              <w:top w:w="30" w:type="dxa"/>
+              <w:left w:w="45" w:type="dxa"/>
+              <w:bottom w:w="30" w:type="dxa"/>
+              <w:right w:w="45" w:type="dxa"/>
+            </w:tcMar>
+            <w:vAlign w:val="center"/>
+            <w:hideMark/>
+          </w:tcPr>
+          <w:p>
+            <w:r>
+              <w:t>Equipment condition</w:t>
+            </w:r>
+          </w:p>
+        </w:tc>
+        <w:tc>
+          <w:tcPr>
+            <w:tcW w:w="0" w:type="auto"/>
+            <w:tcBorders>
+              <w:top w:val="single" w:sz="6" w:space="0" w:color="CCCCCC"/>
+              <w:left w:val="single" w:sz="6" w:space="0" w:color="CCCCCC"/>
+              <w:bottom w:val="single" w:sz="6" w:space="0" w:color="000000"/>
+              <w:right w:val="single" w:sz="6" w:space="0" w:color="000000"/>
+            </w:tcBorders>
+            <w:tcMar>
+              <w:top w:w="30" w:type="dxa"/>
+              <w:left w:w="45" w:type="dxa"/>
+              <w:bottom w:w="30" w:type="dxa"/>
+              <w:right w:w="45" w:type="dxa"/>
+            </w:tcMar>
+            <w:vAlign w:val="center"/>
+            <w:hideMark/>
+          </w:tcPr>
+          <w:p>
+            <w:r>
+              <w:t>Enum</w:t>
+            </w:r>
+          </w:p>
+        </w:tc>
+        <w:tc>
+          <w:tcPr>
+            <w:tcW w:w="0" w:type="auto"/>
+            <w:tcBorders>
+              <w:top w:val="single" w:sz="6" w:space="0" w:color="CCCCCC"/>
+              <w:left w:val="single" w:sz="6" w:space="0" w:color="CCCCCC"/>
+              <w:bottom w:val="single" w:sz="6" w:space="0" w:color="000000"/>
+              <w:right w:val="single" w:sz="6" w:space="0" w:color="000000"/>
+            </w:tcBorders>
+            <w:tcMar>
+              <w:top w:w="30" w:type="dxa"/>
+              <w:left w:w="45" w:type="dxa"/>
+              <w:bottom w:w="30" w:type="dxa"/>
+              <w:right w:w="45" w:type="dxa"/>
+            </w:tcMar>
+            <w:vAlign w:val="center"/>
+            <w:hideMark/>
+          </w:tcPr>
+          <w:p>
+            <w:r>
+              <w:t>Available / Under Maintenance</w:t>
+            </w:r>
+          </w:p>
+        </w:tc>
+        <w:tc>
+          <w:tcPr>
+            <w:tcW w:w="0" w:type="auto"/>
+            <w:tcBorders>
+              <w:top w:val="single" w:sz="6" w:space="0" w:color="CCCCCC"/>
+              <w:left w:val="single" w:sz="6" w:space="0" w:color="CCCCCC"/>
+              <w:bottom w:val="single" w:sz="6" w:space="0" w:color="000000"/>
+              <w:right w:val="single" w:sz="6" w:space="0" w:color="000000"/>
+            </w:tcBorders>
+            <w:tcMar>
+              <w:top w:w="30" w:type="dxa"/>
+              <w:left w:w="45" w:type="dxa"/>
+              <w:bottom w:w="30" w:type="dxa"/>
+              <w:right w:w="45" w:type="dxa"/>
+            </w:tcMar>
+            <w:vAlign w:val="center"/>
+            <w:hideMark/>
+          </w:tcPr>
+          <w:p>
+            <w:r>
+              <w:t>Available</w:t>
+            </w:r>
+          </w:p>
+        </w:tc>
+      </w:tr>
+      <w:tr>
+        <w:trPr>
+          <w:trHeight w:val="315"/>
+        </w:trPr>
+        <w:tc>
+          <w:tcPr>
+            <w:tcW w:w="301" w:type="dxa"/>
+            <w:tcBorders>
+              <w:top w:val="single" w:sz="6" w:space="0" w:color="CCCCCC"/>
+              <w:left w:val="single" w:sz="6" w:space="0" w:color="000000"/>
+              <w:bottom w:val="single" w:sz="6" w:space="0" w:color="000000"/>
+              <w:right w:val="single" w:sz="6" w:space="0" w:color="000000"/>
+            </w:tcBorders>
+            <w:tcMar>
+              <w:top w:w="30" w:type="dxa"/>
+              <w:left w:w="45" w:type="dxa"/>
+              <w:bottom w:w="30" w:type="dxa"/>
+              <w:right w:w="45" w:type="dxa"/>
+            </w:tcMar>
+            <w:vAlign w:val="center"/>
+            <w:hideMark/>
+          </w:tcPr>
+          <w:p>
+            <w:r>
+              <w:t>DE11</w:t>
+            </w:r>
+          </w:p>
+        </w:tc>
+        <w:tc>
+          <w:tcPr>
+            <w:tcW w:w="0" w:type="auto"/>
+            <w:tcBorders>
+              <w:top w:val="single" w:sz="6" w:space="0" w:color="CCCCCC"/>
+              <w:left w:val="single" w:sz="6" w:space="0" w:color="CCCCCC"/>
+              <w:bottom w:val="single" w:sz="6" w:space="0" w:color="000000"/>
+              <w:right w:val="single" w:sz="6" w:space="0" w:color="000000"/>
+            </w:tcBorders>
+            <w:tcMar>
+              <w:top w:w="30" w:type="dxa"/>
+              <w:left w:w="45" w:type="dxa"/>
+              <w:bottom w:w="30" w:type="dxa"/>
+              <w:right w:w="45" w:type="dxa"/>
+            </w:tcMar>
+            <w:vAlign w:val="center"/>
+            <w:hideMark/>
+          </w:tcPr>
+          <w:p>
+            <w:r>
+              <w:t>ReportType</w:t>
+            </w:r>
+          </w:p>
+        </w:tc>
+        <w:tc>
+          <w:tcPr>
+            <w:tcW w:w="0" w:type="auto"/>
+            <w:tcBorders>
+              <w:top w:val="single" w:sz="6" w:space="0" w:color="CCCCCC"/>
+              <w:left w:val="single" w:sz="6" w:space="0" w:color="CCCCCC"/>
+              <w:bottom w:val="single" w:sz="6" w:space="0" w:color="000000"/>
+              <w:right w:val="single" w:sz="6" w:space="0" w:color="000000"/>
+            </w:tcBorders>
+            <w:tcMar>
+              <w:top w:w="30" w:type="dxa"/>
+              <w:left w:w="45" w:type="dxa"/>
+              <w:bottom w:w="30" w:type="dxa"/>
+              <w:right w:w="45" w:type="dxa"/>
+            </w:tcMar>
+            <w:vAlign w:val="center"/>
+            <w:hideMark/>
+          </w:tcPr>
+          <w:p>
+            <w:r>
+              <w:t>Report category</w:t>
+            </w:r>
+          </w:p>
+        </w:tc>
+        <w:tc>
+          <w:tcPr>
+            <w:tcW w:w="0" w:type="auto"/>
+            <w:tcBorders>
+              <w:top w:val="single" w:sz="6" w:space="0" w:color="CCCCCC"/>
+              <w:left w:val="single" w:sz="6" w:space="0" w:color="CCCCCC"/>
+              <w:bottom w:val="single" w:sz="6" w:space="0" w:color="000000"/>
+              <w:right w:val="single" w:sz="6" w:space="0" w:color="000000"/>
+            </w:tcBorders>
+            <w:tcMar>
+              <w:top w:w="30" w:type="dxa"/>
+              <w:left w:w="45" w:type="dxa"/>
+              <w:bottom w:w="30" w:type="dxa"/>
+              <w:right w:w="45" w:type="dxa"/>
+            </w:tcMar>
+            <w:vAlign w:val="center"/>
+            <w:hideMark/>
+          </w:tcPr>
+          <w:p>
+            <w:r>
+              <w:t>Enum</w:t>
+            </w:r>
+          </w:p>
+        </w:tc>
+        <w:tc>
+          <w:tcPr>
+            <w:tcW w:w="0" w:type="auto"/>
+            <w:tcBorders>
+              <w:top w:val="single" w:sz="6" w:space="0" w:color="CCCCCC"/>
+              <w:left w:val="single" w:sz="6" w:space="0" w:color="CCCCCC"/>
+              <w:bottom w:val="single" w:sz="6" w:space="0" w:color="000000"/>
+              <w:right w:val="single" w:sz="6" w:space="0" w:color="000000"/>
+            </w:tcBorders>
+            <w:tcMar>
+              <w:top w:w="30" w:type="dxa"/>
+              <w:left w:w="45" w:type="dxa"/>
+              <w:bottom w:w="30" w:type="dxa"/>
+              <w:right w:w="45" w:type="dxa"/>
+            </w:tcMar>
+            <w:vAlign w:val="center"/>
+            <w:hideMark/>
+          </w:tcPr>
+          <w:p>
+            <w:r>
+              <w:t>Borrowing / Utilization / Late</w:t>
+            </w:r>
+          </w:p>
+        </w:tc>
+        <w:tc>
+          <w:tcPr>
+            <w:tcW w:w="0" w:type="auto"/>
+            <w:tcBorders>
+              <w:top w:val="single" w:sz="6" w:space="0" w:color="CCCCCC"/>
+              <w:left w:val="single" w:sz="6" w:space="0" w:color="CCCCCC"/>
+              <w:bottom w:val="single" w:sz="6" w:space="0" w:color="000000"/>
+              <w:right w:val="single" w:sz="6" w:space="0" w:color="000000"/>
+            </w:tcBorders>
+            <w:tcMar>
+              <w:top w:w="30" w:type="dxa"/>
+              <w:left w:w="45" w:type="dxa"/>
+              <w:bottom w:w="30" w:type="dxa"/>
+              <w:right w:w="45" w:type="dxa"/>
+            </w:tcMar>
+            <w:vAlign w:val="center"/>
+            <w:hideMark/>
+          </w:tcPr>
+          <w:p>
+            <w:r>
+              <w:t>Borrowing</w:t>
+            </w:r>
+          </w:p>
+        </w:tc>
+      </w:tr>
+      <w:tr>
+        <w:trPr>
+          <w:trHeight w:val="315"/>
+        </w:trPr>
+        <w:tc>
+          <w:tcPr>
+            <w:tcW w:w="301" w:type="dxa"/>
+            <w:tcBorders>
+              <w:top w:val="single" w:sz="6" w:space="0" w:color="CCCCCC"/>
+              <w:left w:val="single" w:sz="6" w:space="0" w:color="000000"/>
+              <w:bottom w:val="single" w:sz="6" w:space="0" w:color="000000"/>
+              <w:right w:val="single" w:sz="6" w:space="0" w:color="000000"/>
+            </w:tcBorders>
+            <w:tcMar>
+              <w:top w:w="30" w:type="dxa"/>
+              <w:left w:w="45" w:type="dxa"/>
+              <w:bottom w:w="30" w:type="dxa"/>
+              <w:right w:w="45" w:type="dxa"/>
+            </w:tcMar>
+            <w:vAlign w:val="center"/>
+            <w:hideMark/>
+          </w:tcPr>
+          <w:p>
+            <w:r>
+              <w:t>DE12</w:t>
+            </w:r>
+          </w:p>
+        </w:tc>
+        <w:tc>
+          <w:tcPr>
+            <w:tcW w:w="0" w:type="auto"/>
+            <w:tcBorders>
+              <w:top w:val="single" w:sz="6" w:space="0" w:color="CCCCCC"/>
+              <w:left w:val="single" w:sz="6" w:space="0" w:color="CCCCCC"/>
+              <w:bottom w:val="single" w:sz="6" w:space="0" w:color="000000"/>
+              <w:right w:val="single" w:sz="6" w:space="0" w:color="000000"/>
+            </w:tcBorders>
+            <w:tcMar>
+              <w:top w:w="30" w:type="dxa"/>
+              <w:left w:w="45" w:type="dxa"/>
+              <w:bottom w:w="30" w:type="dxa"/>
+              <w:right w:w="45" w:type="dxa"/>
+            </w:tcMar>
+            <w:vAlign w:val="center"/>
+            <w:hideMark/>
+          </w:tcPr>
+          <w:p>
+            <w:r>
+              <w:t>ReportPeriod</w:t>
+            </w:r>
+          </w:p>
+        </w:tc>
+        <w:tc>
+          <w:tcPr>
+            <w:tcW w:w="0" w:type="auto"/>
+            <w:tcBorders>
+              <w:top w:val="single" w:sz="6" w:space="0" w:color="CCCCCC"/>
+              <w:left w:val="single" w:sz="6" w:space="0" w:color="CCCCCC"/>
+              <w:bottom w:val="single" w:sz="6" w:space="0" w:color="000000"/>
+              <w:right w:val="single" w:sz="6" w:space="0" w:color="000000"/>
+            </w:tcBorders>
+            <w:tcMar>
+              <w:top w:w="30" w:type="dxa"/>
+              <w:left w:w="45" w:type="dxa"/>
+              <w:bottom w:w="30" w:type="dxa"/>
+              <w:right w:w="45" w:type="dxa"/>
+            </w:tcMar>
+            <w:vAlign w:val="center"/>
+            <w:hideMark/>
+          </w:tcPr>
+          <w:p>
+            <w:r>
+              <w:t>Reporting period</w:t>
+            </w:r>
+          </w:p>
+        </w:tc>
+        <w:tc>
+          <w:tcPr>
+            <w:tcW w:w="0" w:type="auto"/>
+            <w:tcBorders>
+              <w:top w:val="single" w:sz="6" w:space="0" w:color="CCCCCC"/>
+              <w:left w:val="single" w:sz="6" w:space="0" w:color="CCCCCC"/>
+              <w:bottom w:val="single" w:sz="6" w:space="0" w:color="000000"/>
+              <w:right w:val="single" w:sz="6" w:space="0" w:color="000000"/>
+            </w:tcBorders>
+            <w:tcMar>
+              <w:top w:w="30" w:type="dxa"/>
+              <w:left w:w="45" w:type="dxa"/>
+              <w:bottom w:w="30" w:type="dxa"/>
+              <w:right w:w="45" w:type="dxa"/>
+            </w:tcMar>
+            <w:vAlign w:val="center"/>
+            <w:hideMark/>
+          </w:tcPr>
+          <w:p>
+            <w:r>
+              <w:t>String(20)</w:t>
+            </w:r>
+          </w:p>
+        </w:tc>
+        <w:tc>
+          <w:tcPr>
+            <w:tcW w:w="0" w:type="auto"/>
+            <w:tcBorders>
+              <w:top w:val="single" w:sz="6" w:space="0" w:color="CCCCCC"/>
+              <w:left w:val="single" w:sz="6" w:space="0" w:color="CCCCCC"/>
+              <w:bottom w:val="single" w:sz="6" w:space="0" w:color="000000"/>
+              <w:right w:val="single" w:sz="6" w:space="0" w:color="000000"/>
+            </w:tcBorders>
+            <w:tcMar>
+              <w:top w:w="30" w:type="dxa"/>
+              <w:left w:w="45" w:type="dxa"/>
+              <w:bottom w:w="30" w:type="dxa"/>
+              <w:right w:w="45" w:type="dxa"/>
+            </w:tcMar>
+            <w:vAlign w:val="center"/>
+            <w:hideMark/>
+          </w:tcPr>
+          <w:p>
+            <w:r>
+              <w:t>Optional</w:t>
+            </w:r>
+          </w:p>
+        </w:tc>
+        <w:tc>
+          <w:tcPr>
+            <w:tcW w:w="0" w:type="auto"/>
+            <w:tcBorders>
+              <w:top w:val="single" w:sz="6" w:space="0" w:color="CCCCCC"/>
+              <w:left w:val="single" w:sz="6" w:space="0" w:color="CCCCCC"/>
+              <w:bottom w:val="single" w:sz="6" w:space="0" w:color="000000"/>
+              <w:right w:val="single" w:sz="6" w:space="0" w:color="000000"/>
+            </w:tcBorders>
+            <w:tcMar>
+              <w:top w:w="30" w:type="dxa"/>
+              <w:left w:w="45" w:type="dxa"/>
+              <w:bottom w:w="30" w:type="dxa"/>
+              <w:right w:w="45" w:type="dxa"/>
+            </w:tcMar>
+            <w:vAlign w:val="center"/>
+            <w:hideMark/>
+          </w:tcPr>
+          <w:p>
+            <w:r>
+              <w:t>Q1-2025</w:t>
+            </w:r>
+          </w:p>
+        </w:tc>
+      </w:tr>
+      <w:tr>
+        <w:trPr>
+          <w:trHeight w:val="315"/>
+        </w:trPr>
+        <w:tc>
+          <w:tcPr>
+            <w:tcW w:w="301" w:type="dxa"/>
+            <w:tcBorders>
+              <w:top w:val="single" w:sz="6" w:space="0" w:color="CCCCCC"/>
+              <w:left w:val="single" w:sz="6" w:space="0" w:color="000000"/>
+              <w:bottom w:val="single" w:sz="6" w:space="0" w:color="000000"/>
+              <w:right w:val="single" w:sz="6" w:space="0" w:color="000000"/>
+            </w:tcBorders>
+            <w:tcMar>
+              <w:top w:w="30" w:type="dxa"/>
+              <w:left w:w="45" w:type="dxa"/>
+              <w:bottom w:w="30" w:type="dxa"/>
+              <w:right w:w="45" w:type="dxa"/>
+            </w:tcMar>
+            <w:vAlign w:val="center"/>
+            <w:hideMark/>
+          </w:tcPr>
+          <w:p>
+            <w:r>
+              <w:t>DE13</w:t>
+            </w:r>
+          </w:p>
+        </w:tc>
+        <w:tc>
+          <w:tcPr>
+            <w:tcW w:w="0" w:type="auto"/>
+            <w:tcBorders>
+              <w:top w:val="single" w:sz="6" w:space="0" w:color="CCCCCC"/>
+              <w:left w:val="single" w:sz="6" w:space="0" w:color="CCCCCC"/>
+              <w:bottom w:val="single" w:sz="6" w:space="0" w:color="000000"/>
+              <w:right w:val="single" w:sz="6" w:space="0" w:color="000000"/>
+            </w:tcBorders>
+            <w:tcMar>
+              <w:top w:w="30" w:type="dxa"/>
+              <w:left w:w="45" w:type="dxa"/>
+              <w:bottom w:w="30" w:type="dxa"/>
+              <w:right w:w="45" w:type="dxa"/>
+            </w:tcMar>
+            <w:vAlign w:val="center"/>
+            <w:hideMark/>
+          </w:tcPr>
+          <w:p>
+            <w:r>
+              <w:t>NotificationID</w:t>
+            </w:r>
+          </w:p>
+        </w:tc>
+        <w:tc>
+          <w:tcPr>
+            <w:tcW w:w="0" w:type="auto"/>
+            <w:tcBorders>
+              <w:top w:val="single" w:sz="6" w:space="0" w:color="CCCCCC"/>
+              <w:left w:val="single" w:sz="6" w:space="0" w:color="CCCCCC"/>
+              <w:bottom w:val="single" w:sz="6" w:space="0" w:color="000000"/>
+              <w:right w:val="single" w:sz="6" w:space="0" w:color="000000"/>
+            </w:tcBorders>
+            <w:tcMar>
+              <w:top w:w="30" w:type="dxa"/>
+              <w:left w:w="45" w:type="dxa"/>
+              <w:bottom w:w="30" w:type="dxa"/>
+              <w:right w:w="45" w:type="dxa"/>
+            </w:tcMar>
+            <w:vAlign w:val="center"/>
+            <w:hideMark/>
+          </w:tcPr>
+          <w:p>
+            <w:r>
+              <w:t>Notification identifier</w:t>
+            </w:r>
+          </w:p>
+        </w:tc>
+        <w:tc>
+          <w:tcPr>
+            <w:tcW w:w="0" w:type="auto"/>
+            <w:tcBorders>
+              <w:top w:val="single" w:sz="6" w:space="0" w:color="CCCCCC"/>
+              <w:left w:val="single" w:sz="6" w:space="0" w:color="CCCCCC"/>
+              <w:bottom w:val="single" w:sz="6" w:space="0" w:color="000000"/>
+              <w:right w:val="single" w:sz="6" w:space="0" w:color="000000"/>
+            </w:tcBorders>
+            <w:tcMar>
+              <w:top w:w="30" w:type="dxa"/>
+              <w:left w:w="45" w:type="dxa"/>
+              <w:bottom w:w="30" w:type="dxa"/>
+              <w:right w:w="45" w:type="dxa"/>
+            </w:tcMar>
+            <w:vAlign w:val="center"/>
+            <w:hideMark/>
+          </w:tcPr>
+          <w:p>
+            <w:r>
+              <w:t>String(20)</w:t>
+            </w:r>
+          </w:p>
+        </w:tc>
+        <w:tc>
+          <w:tcPr>
+            <w:tcW w:w="0" w:type="auto"/>
+            <w:tcBorders>
+              <w:top w:val="single" w:sz="6" w:space="0" w:color="CCCCCC"/>
+              <w:left w:val="single" w:sz="6" w:space="0" w:color="CCCCCC"/>
+              <w:bottom w:val="single" w:sz="6" w:space="0" w:color="000000"/>
+              <w:right w:val="single" w:sz="6" w:space="0" w:color="000000"/>
+            </w:tcBorders>
+            <w:tcMar>
+              <w:top w:w="30" w:type="dxa"/>
+              <w:left w:w="45" w:type="dxa"/>
+              <w:bottom w:w="30" w:type="dxa"/>
+              <w:right w:w="45" w:type="dxa"/>
+            </w:tcMar>
+            <w:vAlign w:val="center"/>
+            <w:hideMark/>
+          </w:tcPr>
+          <w:p>
+            <w:r>
+              <w:t>Auto-generated</w:t>
+            </w:r>
+          </w:p>
+        </w:tc>
+        <w:tc>
+          <w:tcPr>
+            <w:tcW w:w="0" w:type="auto"/>
+            <w:tcBorders>
+              <w:top w:val="single" w:sz="6" w:space="0" w:color="CCCCCC"/>
+              <w:left w:val="single" w:sz="6" w:space="0" w:color="CCCCCC"/>
+              <w:bottom w:val="single" w:sz="6" w:space="0" w:color="000000"/>
+              <w:right w:val="single" w:sz="6" w:space="0" w:color="000000"/>
+            </w:tcBorders>
+            <w:tcMar>
+              <w:top w:w="30" w:type="dxa"/>
+              <w:left w:w="45" w:type="dxa"/>
+              <w:bottom w:w="30" w:type="dxa"/>
+              <w:right w:w="45" w:type="dxa"/>
+            </w:tcMar>
+            <w:vAlign w:val="center"/>
+            <w:hideMark/>
+          </w:tcPr>
+          <w:p>
+            <w:r>
+              <w:t>NTF-101</w:t>
+            </w:r>
+          </w:p>
+        </w:tc>
+      </w:tr>
+      <w:tr>
+        <w:trPr>
+          <w:trHeight w:val="315"/>
+        </w:trPr>
+        <w:tc>
+          <w:tcPr>
+            <w:tcW w:w="301" w:type="dxa"/>
+            <w:tcBorders>
+              <w:top w:val="single" w:sz="6" w:space="0" w:color="CCCCCC"/>
+              <w:left w:val="single" w:sz="6" w:space="0" w:color="000000"/>
+              <w:bottom w:val="single" w:sz="6" w:space="0" w:color="000000"/>
+              <w:right w:val="single" w:sz="6" w:space="0" w:color="000000"/>
+            </w:tcBorders>
+            <w:tcMar>
+              <w:top w:w="30" w:type="dxa"/>
+              <w:left w:w="45" w:type="dxa"/>
+              <w:bottom w:w="30" w:type="dxa"/>
+              <w:right w:w="45" w:type="dxa"/>
+            </w:tcMar>
+            <w:vAlign w:val="center"/>
+            <w:hideMark/>
+          </w:tcPr>
+          <w:p>
+            <w:r>
+              <w:t>DE14</w:t>
+            </w:r>
+          </w:p>
+        </w:tc>
+        <w:tc>
+          <w:tcPr>
+            <w:tcW w:w="0" w:type="auto"/>
+            <w:tcBorders>
+              <w:top w:val="single" w:sz="6" w:space="0" w:color="CCCCCC"/>
+              <w:left w:val="single" w:sz="6" w:space="0" w:color="CCCCCC"/>
+              <w:bottom w:val="single" w:sz="6" w:space="0" w:color="000000"/>
+              <w:right w:val="single" w:sz="6" w:space="0" w:color="000000"/>
+            </w:tcBorders>
+            <w:tcMar>
+              <w:top w:w="30" w:type="dxa"/>
+              <w:left w:w="45" w:type="dxa"/>
+              <w:bottom w:w="30" w:type="dxa"/>
+              <w:right w:w="45" w:type="dxa"/>
+            </w:tcMar>
+            <w:vAlign w:val="center"/>
+            <w:hideMark/>
+          </w:tcPr>
+          <w:p>
+            <w:r>
+              <w:t>MessageContent</w:t>
+            </w:r>
+          </w:p>
+        </w:tc>
+        <w:tc>
+          <w:tcPr>
+            <w:tcW w:w="0" w:type="auto"/>
+            <w:tcBorders>
+              <w:top w:val="single" w:sz="6" w:space="0" w:color="CCCCCC"/>
+              <w:left w:val="single" w:sz="6" w:space="0" w:color="CCCCCC"/>
+              <w:bottom w:val="single" w:sz="6" w:space="0" w:color="000000"/>
+              <w:right w:val="single" w:sz="6" w:space="0" w:color="000000"/>
+            </w:tcBorders>
+            <w:tcMar>
+              <w:top w:w="30" w:type="dxa"/>
+              <w:left w:w="45" w:type="dxa"/>
+              <w:bottom w:w="30" w:type="dxa"/>
+              <w:right w:w="45" w:type="dxa"/>
+            </w:tcMar>
+            <w:vAlign w:val="center"/>
+            <w:hideMark/>
+          </w:tcPr>
+          <w:p>
+            <w:r>
+              <w:t>Notification message</w:t>
+            </w:r>
+          </w:p>
+        </w:tc>
+        <w:tc>
+          <w:tcPr>
+            <w:tcW w:w="0" w:type="auto"/>
+            <w:tcBorders>
+              <w:top w:val="single" w:sz="6" w:space="0" w:color="CCCCCC"/>
+              <w:left w:val="single" w:sz="6" w:space="0" w:color="CCCCCC"/>
+              <w:bottom w:val="single" w:sz="6" w:space="0" w:color="000000"/>
+              <w:right w:val="single" w:sz="6" w:space="0" w:color="000000"/>
+            </w:tcBorders>
+            <w:tcMar>
+              <w:top w:w="30" w:type="dxa"/>
+              <w:left w:w="45" w:type="dxa"/>
+              <w:bottom w:w="30" w:type="dxa"/>
+              <w:right w:w="45" w:type="dxa"/>
+            </w:tcMar>
+            <w:vAlign w:val="center"/>
+            <w:hideMark/>
+          </w:tcPr>
+          <w:p>
+            <w:r>
+              <w:t>Text</w:t>
+            </w:r>
+          </w:p>
+        </w:tc>
+        <w:tc>
+          <w:tcPr>
+            <w:tcW w:w="0" w:type="auto"/>
+            <w:tcBorders>
+              <w:top w:val="single" w:sz="6" w:space="0" w:color="CCCCCC"/>
+              <w:left w:val="single" w:sz="6" w:space="0" w:color="CCCCCC"/>
+              <w:bottom w:val="single" w:sz="6" w:space="0" w:color="000000"/>
+              <w:right w:val="single" w:sz="6" w:space="0" w:color="000000"/>
+            </w:tcBorders>
+            <w:tcMar>
+              <w:top w:w="30" w:type="dxa"/>
+              <w:left w:w="45" w:type="dxa"/>
+              <w:bottom w:w="30" w:type="dxa"/>
+              <w:right w:w="45" w:type="dxa"/>
+            </w:tcMar>
+            <w:vAlign w:val="center"/>
+            <w:hideMark/>
+          </w:tcPr>
+          <w:p>
+            <w:r>
+              <w:t>Required</w:t>
+            </w:r>
+          </w:p>
+        </w:tc>
+        <w:tc>
+          <w:tcPr>
+            <w:tcW w:w="0" w:type="auto"/>
+            <w:tcBorders>
+              <w:top w:val="single" w:sz="6" w:space="0" w:color="CCCCCC"/>
+              <w:left w:val="single" w:sz="6" w:space="0" w:color="CCCCCC"/>
+              <w:bottom w:val="single" w:sz="6" w:space="0" w:color="000000"/>
+              <w:right w:val="single" w:sz="6" w:space="0" w:color="000000"/>
+            </w:tcBorders>
+            <w:tcMar>
+              <w:top w:w="30" w:type="dxa"/>
+              <w:left w:w="45" w:type="dxa"/>
+              <w:bottom w:w="30" w:type="dxa"/>
+              <w:right w:w="45" w:type="dxa"/>
+            </w:tcMar>
+            <w:vAlign w:val="center"/>
+            <w:hideMark/>
+          </w:tcPr>
+          <w:p>
+            <w:r>
+              <w:t>“Your request was approved.”</w:t>
+            </w:r>
+          </w:p>
+        </w:tc>
+      </w:tr>
+      <w:tr>
+        <w:trPr>
+          <w:trHeight w:val="315"/>
+        </w:trPr>
+        <w:tc>
+          <w:tcPr>
+            <w:tcW w:w="301" w:type="dxa"/>
+            <w:tcBorders>
+              <w:top w:val="single" w:sz="6" w:space="0" w:color="CCCCCC"/>
+              <w:left w:val="single" w:sz="6" w:space="0" w:color="000000"/>
+              <w:bottom w:val="single" w:sz="6" w:space="0" w:color="000000"/>
+              <w:right w:val="single" w:sz="6" w:space="0" w:color="000000"/>
+            </w:tcBorders>
+            <w:tcMar>
+              <w:top w:w="30" w:type="dxa"/>
+              <w:left w:w="45" w:type="dxa"/>
+              <w:bottom w:w="30" w:type="dxa"/>
+              <w:right w:w="45" w:type="dxa"/>
+            </w:tcMar>
+            <w:vAlign w:val="center"/>
+            <w:hideMark/>
+          </w:tcPr>
+          <w:p>
+            <w:r>
+              <w:t>DE15</w:t>
+            </w:r>
+          </w:p>
+        </w:tc>
+        <w:tc>
+          <w:tcPr>
+            <w:tcW w:w="0" w:type="auto"/>
+            <w:tcBorders>
+              <w:top w:val="single" w:sz="6" w:space="0" w:color="CCCCCC"/>
+              <w:left w:val="single" w:sz="6" w:space="0" w:color="CCCCCC"/>
+              <w:bottom w:val="single" w:sz="6" w:space="0" w:color="000000"/>
+              <w:right w:val="single" w:sz="6" w:space="0" w:color="000000"/>
+            </w:tcBorders>
+            <w:tcMar>
+              <w:top w:w="30" w:type="dxa"/>
+              <w:left w:w="45" w:type="dxa"/>
+              <w:bottom w:w="30" w:type="dxa"/>
+              <w:right w:w="45" w:type="dxa"/>
+            </w:tcMar>
+            <w:vAlign w:val="center"/>
+            <w:hideMark/>
+          </w:tcPr>
+          <w:p>
+            <w:r>
+              <w:t>DeliveryStatus</w:t>
+            </w:r>
+          </w:p>
+        </w:tc>
+        <w:tc>
+          <w:tcPr>
+            <w:tcW w:w="0" w:type="auto"/>
+            <w:tcBorders>
+              <w:top w:val="single" w:sz="6" w:space="0" w:color="CCCCCC"/>
+              <w:left w:val="single" w:sz="6" w:space="0" w:color="CCCCCC"/>
+              <w:bottom w:val="single" w:sz="6" w:space="0" w:color="000000"/>
+              <w:right w:val="single" w:sz="6" w:space="0" w:color="000000"/>
+            </w:tcBorders>
+            <w:tcMar>
+              <w:top w:w="30" w:type="dxa"/>
+              <w:left w:w="45" w:type="dxa"/>
+              <w:bottom w:w="30" w:type="dxa"/>
+              <w:right w:w="45" w:type="dxa"/>
+            </w:tcMar>
+            <w:vAlign w:val="center"/>
+            <w:hideMark/>
+          </w:tcPr>
+          <w:p>
+            <w:r>
+              <w:t>Notification result</w:t>
+            </w:r>
+          </w:p>
+        </w:tc>
+        <w:tc>
+          <w:tcPr>
+            <w:tcW w:w="0" w:type="auto"/>
+            <w:tcBorders>
+              <w:top w:val="single" w:sz="6" w:space="0" w:color="CCCCCC"/>
+              <w:left w:val="single" w:sz="6" w:space="0" w:color="CCCCCC"/>
+              <w:bottom w:val="single" w:sz="6" w:space="0" w:color="000000"/>
+              <w:right w:val="single" w:sz="6" w:space="0" w:color="000000"/>
+            </w:tcBorders>
+            <w:tcMar>
+              <w:top w:w="30" w:type="dxa"/>
+              <w:left w:w="45" w:type="dxa"/>
+              <w:bottom w:w="30" w:type="dxa"/>
+              <w:right w:w="45" w:type="dxa"/>
+            </w:tcMar>
+            <w:vAlign w:val="center"/>
+            <w:hideMark/>
+          </w:tcPr>
+          <w:p>
+            <w:r>
+              <w:t>Enum</w:t>
+            </w:r>
+          </w:p>
+        </w:tc>
+        <w:tc>
+          <w:tcPr>
+            <w:tcW w:w="0" w:type="auto"/>
+            <w:tcBorders>
+              <w:top w:val="single" w:sz="6" w:space="0" w:color="CCCCCC"/>
+              <w:left w:val="single" w:sz="6" w:space="0" w:color="CCCCCC"/>
+              <w:bottom w:val="single" w:sz="6" w:space="0" w:color="000000"/>
+              <w:right w:val="single" w:sz="6" w:space="0" w:color="000000"/>
+            </w:tcBorders>
+            <w:tcMar>
+              <w:top w:w="30" w:type="dxa"/>
+              <w:left w:w="45" w:type="dxa"/>
+              <w:bottom w:w="30" w:type="dxa"/>
+              <w:right w:w="45" w:type="dxa"/>
+            </w:tcMar>
+            <w:vAlign w:val="center"/>
+            <w:hideMark/>
+          </w:tcPr>
+          <w:p>
+            <w:r>
+              <w:t>Delivered / Pending / Failed</w:t>
+            </w:r>
+          </w:p>
+        </w:tc>
+        <w:tc>
+          <w:tcPr>
+            <w:tcW w:w="0" w:type="auto"/>
+            <w:tcBorders>
+              <w:top w:val="single" w:sz="6" w:space="0" w:color="CCCCCC"/>
+              <w:left w:val="single" w:sz="6" w:space="0" w:color="CCCCCC"/>
+              <w:bottom w:val="single" w:sz="6" w:space="0" w:color="000000"/>
+              <w:right w:val="single" w:sz="6" w:space="0" w:color="000000"/>
+            </w:tcBorders>
+            <w:tcMar>
+              <w:top w:w="30" w:type="dxa"/>
+              <w:left w:w="45" w:type="dxa"/>
+              <w:bottom w:w="30" w:type="dxa"/>
+              <w:right w:w="45" w:type="dxa"/>
+            </w:tcMar>
+            <w:vAlign w:val="center"/>
+            <w:hideMark/>
+          </w:tcPr>
+          <w:p>
+            <w:r>
+              <w:t>Delivered</w:t>
+            </w:r>
+          </w:p>
+        </w:tc>
+      </w:tr>
+    </w:tbl>
+    <w:p>
+      <w:pPr>
         <w:rPr>
-          <w:rStyle w:val="Emphasis"/>
+          <w:lang w:val="vi-VN"/>
         </w:rPr>
-        <w:t>how</w:t>
-      </w:r>
-      <w:r>
-        <w:t xml:space="preserve"> data moves through a system, showing processes, data stores, data flows, and external entities.</w:t>
+      </w:pPr>
+    </w:p>
+    <w:p>
+      <w:pPr>
+        <w:pStyle w:val="CITLABA5Lv5"/>
+        <w:rPr>
+          <w:rStyle w:val="Strong"/>
+          <w:b w:val="0"/>
+          <w:bCs w:val="0"/>
+        </w:rPr>
+      </w:pPr>
+      <w:r>
+        <w:rPr>
+          <w:rStyle w:val="Strong"/>
+        </w:rPr>
+        <w:t>B. Data Structures (DS)</w:t>
+      </w:r>
+    </w:p>
+    <w:tbl>
+      <w:tblPr>
+        <w:tblW w:w="10432" w:type="dxa"/>
+        <w:tblInd w:w="352" w:type="dxa"/>
+        <w:tblCellMar>
+          <w:left w:w="0" w:type="dxa"/>
+          <w:right w:w="0" w:type="dxa"/>
+        </w:tblCellMar>
+        <w:tblLook w:val="04A0" w:firstRow="1" w:lastRow="0" w:firstColumn="1" w:lastColumn="0" w:noHBand="0" w:noVBand="1"/>
+      </w:tblPr>
+      <w:tblGrid>
+        <w:gridCol w:w="634"/>
+        <w:gridCol w:w="2173"/>
+        <w:gridCol w:w="4194"/>
+        <w:gridCol w:w="1301"/>
+        <w:gridCol w:w="2130"/>
+      </w:tblGrid>
+      <w:tr>
+        <w:trPr>
+          <w:trHeight w:val="315"/>
+        </w:trPr>
+        <w:tc>
+          <w:tcPr>
+            <w:tcW w:w="282" w:type="dxa"/>
+            <w:tcBorders>
+              <w:top w:val="single" w:sz="6" w:space="0" w:color="000000"/>
+              <w:left w:val="single" w:sz="6" w:space="0" w:color="000000"/>
+              <w:bottom w:val="single" w:sz="12" w:space="0" w:color="000000"/>
+              <w:right w:val="single" w:sz="6" w:space="0" w:color="000000"/>
+            </w:tcBorders>
+            <w:tcMar>
+              <w:top w:w="30" w:type="dxa"/>
+              <w:left w:w="45" w:type="dxa"/>
+              <w:bottom w:w="30" w:type="dxa"/>
+              <w:right w:w="45" w:type="dxa"/>
+            </w:tcMar>
+            <w:vAlign w:val="center"/>
+            <w:hideMark/>
+          </w:tcPr>
+          <w:p>
+            <w:pPr>
+              <w:rPr>
+                <w:b/>
+                <w:bCs/>
+              </w:rPr>
+            </w:pPr>
+            <w:r>
+              <w:rPr>
+                <w:b/>
+                <w:bCs/>
+              </w:rPr>
+              <w:t>ID</w:t>
+            </w:r>
+          </w:p>
+        </w:tc>
+        <w:tc>
+          <w:tcPr>
+            <w:tcW w:w="0" w:type="auto"/>
+            <w:tcBorders>
+              <w:top w:val="single" w:sz="6" w:space="0" w:color="000000"/>
+              <w:left w:val="single" w:sz="6" w:space="0" w:color="CCCCCC"/>
+              <w:bottom w:val="single" w:sz="12" w:space="0" w:color="000000"/>
+              <w:right w:val="single" w:sz="6" w:space="0" w:color="000000"/>
+            </w:tcBorders>
+            <w:tcMar>
+              <w:top w:w="30" w:type="dxa"/>
+              <w:left w:w="45" w:type="dxa"/>
+              <w:bottom w:w="30" w:type="dxa"/>
+              <w:right w:w="45" w:type="dxa"/>
+            </w:tcMar>
+            <w:vAlign w:val="center"/>
+            <w:hideMark/>
+          </w:tcPr>
+          <w:p>
+            <w:pPr>
+              <w:rPr>
+                <w:b/>
+                <w:bCs/>
+              </w:rPr>
+            </w:pPr>
+            <w:r>
+              <w:rPr>
+                <w:b/>
+                <w:bCs/>
+              </w:rPr>
+              <w:t>Structure</w:t>
+            </w:r>
+          </w:p>
+        </w:tc>
+        <w:tc>
+          <w:tcPr>
+            <w:tcW w:w="0" w:type="auto"/>
+            <w:tcBorders>
+              <w:top w:val="single" w:sz="6" w:space="0" w:color="000000"/>
+              <w:left w:val="single" w:sz="6" w:space="0" w:color="CCCCCC"/>
+              <w:bottom w:val="single" w:sz="12" w:space="0" w:color="000000"/>
+              <w:right w:val="single" w:sz="6" w:space="0" w:color="000000"/>
+            </w:tcBorders>
+            <w:tcMar>
+              <w:top w:w="30" w:type="dxa"/>
+              <w:left w:w="45" w:type="dxa"/>
+              <w:bottom w:w="30" w:type="dxa"/>
+              <w:right w:w="45" w:type="dxa"/>
+            </w:tcMar>
+            <w:vAlign w:val="center"/>
+            <w:hideMark/>
+          </w:tcPr>
+          <w:p>
+            <w:pPr>
+              <w:rPr>
+                <w:b/>
+                <w:bCs/>
+              </w:rPr>
+            </w:pPr>
+            <w:r>
+              <w:rPr>
+                <w:b/>
+                <w:bCs/>
+              </w:rPr>
+              <w:t>Components (DE)</w:t>
+            </w:r>
+          </w:p>
+        </w:tc>
+        <w:tc>
+          <w:tcPr>
+            <w:tcW w:w="0" w:type="auto"/>
+            <w:tcBorders>
+              <w:top w:val="single" w:sz="6" w:space="0" w:color="000000"/>
+              <w:left w:val="single" w:sz="6" w:space="0" w:color="CCCCCC"/>
+              <w:bottom w:val="single" w:sz="12" w:space="0" w:color="000000"/>
+              <w:right w:val="single" w:sz="6" w:space="0" w:color="000000"/>
+            </w:tcBorders>
+            <w:tcMar>
+              <w:top w:w="30" w:type="dxa"/>
+              <w:left w:w="45" w:type="dxa"/>
+              <w:bottom w:w="30" w:type="dxa"/>
+              <w:right w:w="45" w:type="dxa"/>
+            </w:tcMar>
+            <w:vAlign w:val="center"/>
+            <w:hideMark/>
+          </w:tcPr>
+          <w:p>
+            <w:pPr>
+              <w:rPr>
+                <w:b/>
+                <w:bCs/>
+              </w:rPr>
+            </w:pPr>
+            <w:r>
+              <w:rPr>
+                <w:b/>
+                <w:bCs/>
+              </w:rPr>
+              <w:t>Mandatory</w:t>
+            </w:r>
+          </w:p>
+        </w:tc>
+        <w:tc>
+          <w:tcPr>
+            <w:tcW w:w="0" w:type="auto"/>
+            <w:tcBorders>
+              <w:top w:val="single" w:sz="6" w:space="0" w:color="000000"/>
+              <w:left w:val="single" w:sz="6" w:space="0" w:color="CCCCCC"/>
+              <w:bottom w:val="single" w:sz="12" w:space="0" w:color="000000"/>
+              <w:right w:val="single" w:sz="6" w:space="0" w:color="000000"/>
+            </w:tcBorders>
+            <w:tcMar>
+              <w:top w:w="30" w:type="dxa"/>
+              <w:left w:w="45" w:type="dxa"/>
+              <w:bottom w:w="30" w:type="dxa"/>
+              <w:right w:w="45" w:type="dxa"/>
+            </w:tcMar>
+            <w:vAlign w:val="center"/>
+            <w:hideMark/>
+          </w:tcPr>
+          <w:p>
+            <w:pPr>
+              <w:rPr>
+                <w:b/>
+                <w:bCs/>
+              </w:rPr>
+            </w:pPr>
+            <w:r>
+              <w:rPr>
+                <w:b/>
+                <w:bCs/>
+              </w:rPr>
+              <w:t>Notes</w:t>
+            </w:r>
+          </w:p>
+        </w:tc>
+      </w:tr>
+      <w:tr>
+        <w:trPr>
+          <w:trHeight w:val="315"/>
+        </w:trPr>
+        <w:tc>
+          <w:tcPr>
+            <w:tcW w:w="282" w:type="dxa"/>
+            <w:tcBorders>
+              <w:top w:val="single" w:sz="6" w:space="0" w:color="CCCCCC"/>
+              <w:left w:val="single" w:sz="6" w:space="0" w:color="000000"/>
+              <w:bottom w:val="single" w:sz="6" w:space="0" w:color="000000"/>
+              <w:right w:val="single" w:sz="6" w:space="0" w:color="000000"/>
+            </w:tcBorders>
+            <w:tcMar>
+              <w:top w:w="30" w:type="dxa"/>
+              <w:left w:w="45" w:type="dxa"/>
+              <w:bottom w:w="30" w:type="dxa"/>
+              <w:right w:w="45" w:type="dxa"/>
+            </w:tcMar>
+            <w:vAlign w:val="center"/>
+            <w:hideMark/>
+          </w:tcPr>
+          <w:p>
+            <w:r>
+              <w:t>DS01</w:t>
+            </w:r>
+          </w:p>
+        </w:tc>
+        <w:tc>
+          <w:tcPr>
+            <w:tcW w:w="0" w:type="auto"/>
+            <w:tcBorders>
+              <w:top w:val="single" w:sz="6" w:space="0" w:color="CCCCCC"/>
+              <w:left w:val="single" w:sz="6" w:space="0" w:color="CCCCCC"/>
+              <w:bottom w:val="single" w:sz="6" w:space="0" w:color="000000"/>
+              <w:right w:val="single" w:sz="6" w:space="0" w:color="000000"/>
+            </w:tcBorders>
+            <w:tcMar>
+              <w:top w:w="30" w:type="dxa"/>
+              <w:left w:w="45" w:type="dxa"/>
+              <w:bottom w:w="30" w:type="dxa"/>
+              <w:right w:w="45" w:type="dxa"/>
+            </w:tcMar>
+            <w:vAlign w:val="center"/>
+            <w:hideMark/>
+          </w:tcPr>
+          <w:p>
+            <w:r>
+              <w:t>BorrowRequest</w:t>
+            </w:r>
+          </w:p>
+        </w:tc>
+        <w:tc>
+          <w:tcPr>
+            <w:tcW w:w="0" w:type="auto"/>
+            <w:tcBorders>
+              <w:top w:val="single" w:sz="6" w:space="0" w:color="CCCCCC"/>
+              <w:left w:val="single" w:sz="6" w:space="0" w:color="CCCCCC"/>
+              <w:bottom w:val="single" w:sz="6" w:space="0" w:color="000000"/>
+              <w:right w:val="single" w:sz="6" w:space="0" w:color="000000"/>
+            </w:tcBorders>
+            <w:tcMar>
+              <w:top w:w="30" w:type="dxa"/>
+              <w:left w:w="45" w:type="dxa"/>
+              <w:bottom w:w="30" w:type="dxa"/>
+              <w:right w:w="45" w:type="dxa"/>
+            </w:tcMar>
+            <w:vAlign w:val="center"/>
+            <w:hideMark/>
+          </w:tcPr>
+          <w:p>
+            <w:r>
+              <w:t>DE01, DE02, DE03, DE05, DE06, DE07, DE08, DE09</w:t>
+            </w:r>
+          </w:p>
+        </w:tc>
+        <w:tc>
+          <w:tcPr>
+            <w:tcW w:w="0" w:type="auto"/>
+            <w:tcBorders>
+              <w:top w:val="single" w:sz="6" w:space="0" w:color="CCCCCC"/>
+              <w:left w:val="single" w:sz="6" w:space="0" w:color="CCCCCC"/>
+              <w:bottom w:val="single" w:sz="6" w:space="0" w:color="000000"/>
+              <w:right w:val="single" w:sz="6" w:space="0" w:color="000000"/>
+            </w:tcBorders>
+            <w:tcMar>
+              <w:top w:w="30" w:type="dxa"/>
+              <w:left w:w="45" w:type="dxa"/>
+              <w:bottom w:w="30" w:type="dxa"/>
+              <w:right w:w="45" w:type="dxa"/>
+            </w:tcMar>
+            <w:vAlign w:val="center"/>
+            <w:hideMark/>
+          </w:tcPr>
+          <w:p>
+            <w:r>
+              <w:t>Yes</w:t>
+            </w:r>
+          </w:p>
+        </w:tc>
+        <w:tc>
+          <w:tcPr>
+            <w:tcW w:w="0" w:type="auto"/>
+            <w:tcBorders>
+              <w:top w:val="single" w:sz="6" w:space="0" w:color="CCCCCC"/>
+              <w:left w:val="single" w:sz="6" w:space="0" w:color="CCCCCC"/>
+              <w:bottom w:val="single" w:sz="6" w:space="0" w:color="000000"/>
+              <w:right w:val="single" w:sz="6" w:space="0" w:color="000000"/>
+            </w:tcBorders>
+            <w:tcMar>
+              <w:top w:w="30" w:type="dxa"/>
+              <w:left w:w="45" w:type="dxa"/>
+              <w:bottom w:w="30" w:type="dxa"/>
+              <w:right w:w="45" w:type="dxa"/>
+            </w:tcMar>
+            <w:vAlign w:val="center"/>
+            <w:hideMark/>
+          </w:tcPr>
+          <w:p>
+            <w:r>
+              <w:t>Borrower’s submission</w:t>
+            </w:r>
+          </w:p>
+        </w:tc>
+      </w:tr>
+      <w:tr>
+        <w:trPr>
+          <w:trHeight w:val="315"/>
+        </w:trPr>
+        <w:tc>
+          <w:tcPr>
+            <w:tcW w:w="282" w:type="dxa"/>
+            <w:tcBorders>
+              <w:top w:val="single" w:sz="6" w:space="0" w:color="CCCCCC"/>
+              <w:left w:val="single" w:sz="6" w:space="0" w:color="000000"/>
+              <w:bottom w:val="single" w:sz="6" w:space="0" w:color="000000"/>
+              <w:right w:val="single" w:sz="6" w:space="0" w:color="000000"/>
+            </w:tcBorders>
+            <w:tcMar>
+              <w:top w:w="30" w:type="dxa"/>
+              <w:left w:w="45" w:type="dxa"/>
+              <w:bottom w:w="30" w:type="dxa"/>
+              <w:right w:w="45" w:type="dxa"/>
+            </w:tcMar>
+            <w:vAlign w:val="center"/>
+            <w:hideMark/>
+          </w:tcPr>
+          <w:p>
+            <w:r>
+              <w:t>DS02</w:t>
+            </w:r>
+          </w:p>
+        </w:tc>
+        <w:tc>
+          <w:tcPr>
+            <w:tcW w:w="0" w:type="auto"/>
+            <w:tcBorders>
+              <w:top w:val="single" w:sz="6" w:space="0" w:color="CCCCCC"/>
+              <w:left w:val="single" w:sz="6" w:space="0" w:color="CCCCCC"/>
+              <w:bottom w:val="single" w:sz="6" w:space="0" w:color="000000"/>
+              <w:right w:val="single" w:sz="6" w:space="0" w:color="000000"/>
+            </w:tcBorders>
+            <w:tcMar>
+              <w:top w:w="30" w:type="dxa"/>
+              <w:left w:w="45" w:type="dxa"/>
+              <w:bottom w:w="30" w:type="dxa"/>
+              <w:right w:w="45" w:type="dxa"/>
+            </w:tcMar>
+            <w:vAlign w:val="center"/>
+            <w:hideMark/>
+          </w:tcPr>
+          <w:p>
+            <w:r>
+              <w:t>ApprovalRecord</w:t>
+            </w:r>
+          </w:p>
+        </w:tc>
+        <w:tc>
+          <w:tcPr>
+            <w:tcW w:w="0" w:type="auto"/>
+            <w:tcBorders>
+              <w:top w:val="single" w:sz="6" w:space="0" w:color="CCCCCC"/>
+              <w:left w:val="single" w:sz="6" w:space="0" w:color="CCCCCC"/>
+              <w:bottom w:val="single" w:sz="6" w:space="0" w:color="000000"/>
+              <w:right w:val="single" w:sz="6" w:space="0" w:color="000000"/>
+            </w:tcBorders>
+            <w:tcMar>
+              <w:top w:w="30" w:type="dxa"/>
+              <w:left w:w="45" w:type="dxa"/>
+              <w:bottom w:w="30" w:type="dxa"/>
+              <w:right w:w="45" w:type="dxa"/>
+            </w:tcMar>
+            <w:vAlign w:val="center"/>
+            <w:hideMark/>
+          </w:tcPr>
+          <w:p>
+            <w:r>
+              <w:t>DE01, DE04, DE08</w:t>
+            </w:r>
+          </w:p>
+        </w:tc>
+        <w:tc>
+          <w:tcPr>
+            <w:tcW w:w="0" w:type="auto"/>
+            <w:tcBorders>
+              <w:top w:val="single" w:sz="6" w:space="0" w:color="CCCCCC"/>
+              <w:left w:val="single" w:sz="6" w:space="0" w:color="CCCCCC"/>
+              <w:bottom w:val="single" w:sz="6" w:space="0" w:color="000000"/>
+              <w:right w:val="single" w:sz="6" w:space="0" w:color="000000"/>
+            </w:tcBorders>
+            <w:tcMar>
+              <w:top w:w="30" w:type="dxa"/>
+              <w:left w:w="45" w:type="dxa"/>
+              <w:bottom w:w="30" w:type="dxa"/>
+              <w:right w:w="45" w:type="dxa"/>
+            </w:tcMar>
+            <w:vAlign w:val="center"/>
+            <w:hideMark/>
+          </w:tcPr>
+          <w:p>
+            <w:r>
+              <w:t>Yes</w:t>
+            </w:r>
+          </w:p>
+        </w:tc>
+        <w:tc>
+          <w:tcPr>
+            <w:tcW w:w="0" w:type="auto"/>
+            <w:tcBorders>
+              <w:top w:val="single" w:sz="6" w:space="0" w:color="CCCCCC"/>
+              <w:left w:val="single" w:sz="6" w:space="0" w:color="CCCCCC"/>
+              <w:bottom w:val="single" w:sz="6" w:space="0" w:color="000000"/>
+              <w:right w:val="single" w:sz="6" w:space="0" w:color="000000"/>
+            </w:tcBorders>
+            <w:tcMar>
+              <w:top w:w="30" w:type="dxa"/>
+              <w:left w:w="45" w:type="dxa"/>
+              <w:bottom w:w="30" w:type="dxa"/>
+              <w:right w:w="45" w:type="dxa"/>
+            </w:tcMar>
+            <w:vAlign w:val="center"/>
+            <w:hideMark/>
+          </w:tcPr>
+          <w:p>
+            <w:r>
+              <w:t>Approval decision</w:t>
+            </w:r>
+          </w:p>
+        </w:tc>
+      </w:tr>
+      <w:tr>
+        <w:trPr>
+          <w:trHeight w:val="315"/>
+        </w:trPr>
+        <w:tc>
+          <w:tcPr>
+            <w:tcW w:w="282" w:type="dxa"/>
+            <w:tcBorders>
+              <w:top w:val="single" w:sz="6" w:space="0" w:color="CCCCCC"/>
+              <w:left w:val="single" w:sz="6" w:space="0" w:color="000000"/>
+              <w:bottom w:val="single" w:sz="6" w:space="0" w:color="000000"/>
+              <w:right w:val="single" w:sz="6" w:space="0" w:color="000000"/>
+            </w:tcBorders>
+            <w:tcMar>
+              <w:top w:w="30" w:type="dxa"/>
+              <w:left w:w="45" w:type="dxa"/>
+              <w:bottom w:w="30" w:type="dxa"/>
+              <w:right w:w="45" w:type="dxa"/>
+            </w:tcMar>
+            <w:vAlign w:val="center"/>
+            <w:hideMark/>
+          </w:tcPr>
+          <w:p>
+            <w:r>
+              <w:t>DS03</w:t>
+            </w:r>
+          </w:p>
+        </w:tc>
+        <w:tc>
+          <w:tcPr>
+            <w:tcW w:w="0" w:type="auto"/>
+            <w:tcBorders>
+              <w:top w:val="single" w:sz="6" w:space="0" w:color="CCCCCC"/>
+              <w:left w:val="single" w:sz="6" w:space="0" w:color="CCCCCC"/>
+              <w:bottom w:val="single" w:sz="6" w:space="0" w:color="000000"/>
+              <w:right w:val="single" w:sz="6" w:space="0" w:color="000000"/>
+            </w:tcBorders>
+            <w:tcMar>
+              <w:top w:w="30" w:type="dxa"/>
+              <w:left w:w="45" w:type="dxa"/>
+              <w:bottom w:w="30" w:type="dxa"/>
+              <w:right w:w="45" w:type="dxa"/>
+            </w:tcMar>
+            <w:vAlign w:val="center"/>
+            <w:hideMark/>
+          </w:tcPr>
+          <w:p>
+            <w:r>
+              <w:t>EquipmentRecord</w:t>
+            </w:r>
+          </w:p>
+        </w:tc>
+        <w:tc>
+          <w:tcPr>
+            <w:tcW w:w="0" w:type="auto"/>
+            <w:tcBorders>
+              <w:top w:val="single" w:sz="6" w:space="0" w:color="CCCCCC"/>
+              <w:left w:val="single" w:sz="6" w:space="0" w:color="CCCCCC"/>
+              <w:bottom w:val="single" w:sz="6" w:space="0" w:color="000000"/>
+              <w:right w:val="single" w:sz="6" w:space="0" w:color="000000"/>
+            </w:tcBorders>
+            <w:tcMar>
+              <w:top w:w="30" w:type="dxa"/>
+              <w:left w:w="45" w:type="dxa"/>
+              <w:bottom w:w="30" w:type="dxa"/>
+              <w:right w:w="45" w:type="dxa"/>
+            </w:tcMar>
+            <w:vAlign w:val="center"/>
+            <w:hideMark/>
+          </w:tcPr>
+          <w:p>
+            <w:r>
+              <w:t>DE02, DE10</w:t>
+            </w:r>
+          </w:p>
+        </w:tc>
+        <w:tc>
+          <w:tcPr>
+            <w:tcW w:w="0" w:type="auto"/>
+            <w:tcBorders>
+              <w:top w:val="single" w:sz="6" w:space="0" w:color="CCCCCC"/>
+              <w:left w:val="single" w:sz="6" w:space="0" w:color="CCCCCC"/>
+              <w:bottom w:val="single" w:sz="6" w:space="0" w:color="000000"/>
+              <w:right w:val="single" w:sz="6" w:space="0" w:color="000000"/>
+            </w:tcBorders>
+            <w:tcMar>
+              <w:top w:w="30" w:type="dxa"/>
+              <w:left w:w="45" w:type="dxa"/>
+              <w:bottom w:w="30" w:type="dxa"/>
+              <w:right w:w="45" w:type="dxa"/>
+            </w:tcMar>
+            <w:vAlign w:val="center"/>
+            <w:hideMark/>
+          </w:tcPr>
+          <w:p>
+            <w:r>
+              <w:t>Yes</w:t>
+            </w:r>
+          </w:p>
+        </w:tc>
+        <w:tc>
+          <w:tcPr>
+            <w:tcW w:w="0" w:type="auto"/>
+            <w:tcBorders>
+              <w:top w:val="single" w:sz="6" w:space="0" w:color="CCCCCC"/>
+              <w:left w:val="single" w:sz="6" w:space="0" w:color="CCCCCC"/>
+              <w:bottom w:val="single" w:sz="6" w:space="0" w:color="000000"/>
+              <w:right w:val="single" w:sz="6" w:space="0" w:color="000000"/>
+            </w:tcBorders>
+            <w:tcMar>
+              <w:top w:w="30" w:type="dxa"/>
+              <w:left w:w="45" w:type="dxa"/>
+              <w:bottom w:w="30" w:type="dxa"/>
+              <w:right w:w="45" w:type="dxa"/>
+            </w:tcMar>
+            <w:vAlign w:val="center"/>
+            <w:hideMark/>
+          </w:tcPr>
+          <w:p>
+            <w:r>
+              <w:t>Equipment details</w:t>
+            </w:r>
+          </w:p>
+        </w:tc>
+      </w:tr>
+      <w:tr>
+        <w:trPr>
+          <w:trHeight w:val="315"/>
+        </w:trPr>
+        <w:tc>
+          <w:tcPr>
+            <w:tcW w:w="282" w:type="dxa"/>
+            <w:tcBorders>
+              <w:top w:val="single" w:sz="6" w:space="0" w:color="CCCCCC"/>
+              <w:left w:val="single" w:sz="6" w:space="0" w:color="000000"/>
+              <w:bottom w:val="single" w:sz="6" w:space="0" w:color="000000"/>
+              <w:right w:val="single" w:sz="6" w:space="0" w:color="000000"/>
+            </w:tcBorders>
+            <w:tcMar>
+              <w:top w:w="30" w:type="dxa"/>
+              <w:left w:w="45" w:type="dxa"/>
+              <w:bottom w:w="30" w:type="dxa"/>
+              <w:right w:w="45" w:type="dxa"/>
+            </w:tcMar>
+            <w:vAlign w:val="center"/>
+            <w:hideMark/>
+          </w:tcPr>
+          <w:p>
+            <w:r>
+              <w:t>DS04</w:t>
+            </w:r>
+          </w:p>
+        </w:tc>
+        <w:tc>
+          <w:tcPr>
+            <w:tcW w:w="0" w:type="auto"/>
+            <w:tcBorders>
+              <w:top w:val="single" w:sz="6" w:space="0" w:color="CCCCCC"/>
+              <w:left w:val="single" w:sz="6" w:space="0" w:color="CCCCCC"/>
+              <w:bottom w:val="single" w:sz="6" w:space="0" w:color="000000"/>
+              <w:right w:val="single" w:sz="6" w:space="0" w:color="000000"/>
+            </w:tcBorders>
+            <w:tcMar>
+              <w:top w:w="30" w:type="dxa"/>
+              <w:left w:w="45" w:type="dxa"/>
+              <w:bottom w:w="30" w:type="dxa"/>
+              <w:right w:w="45" w:type="dxa"/>
+            </w:tcMar>
+            <w:vAlign w:val="center"/>
+            <w:hideMark/>
+          </w:tcPr>
+          <w:p>
+            <w:r>
+              <w:t>ReportRequest</w:t>
+            </w:r>
+          </w:p>
+        </w:tc>
+        <w:tc>
+          <w:tcPr>
+            <w:tcW w:w="0" w:type="auto"/>
+            <w:tcBorders>
+              <w:top w:val="single" w:sz="6" w:space="0" w:color="CCCCCC"/>
+              <w:left w:val="single" w:sz="6" w:space="0" w:color="CCCCCC"/>
+              <w:bottom w:val="single" w:sz="6" w:space="0" w:color="000000"/>
+              <w:right w:val="single" w:sz="6" w:space="0" w:color="000000"/>
+            </w:tcBorders>
+            <w:tcMar>
+              <w:top w:w="30" w:type="dxa"/>
+              <w:left w:w="45" w:type="dxa"/>
+              <w:bottom w:w="30" w:type="dxa"/>
+              <w:right w:w="45" w:type="dxa"/>
+            </w:tcMar>
+            <w:vAlign w:val="center"/>
+            <w:hideMark/>
+          </w:tcPr>
+          <w:p>
+            <w:r>
+              <w:t>DE11, DE12</w:t>
+            </w:r>
+          </w:p>
+        </w:tc>
+        <w:tc>
+          <w:tcPr>
+            <w:tcW w:w="0" w:type="auto"/>
+            <w:tcBorders>
+              <w:top w:val="single" w:sz="6" w:space="0" w:color="CCCCCC"/>
+              <w:left w:val="single" w:sz="6" w:space="0" w:color="CCCCCC"/>
+              <w:bottom w:val="single" w:sz="6" w:space="0" w:color="000000"/>
+              <w:right w:val="single" w:sz="6" w:space="0" w:color="000000"/>
+            </w:tcBorders>
+            <w:tcMar>
+              <w:top w:w="30" w:type="dxa"/>
+              <w:left w:w="45" w:type="dxa"/>
+              <w:bottom w:w="30" w:type="dxa"/>
+              <w:right w:w="45" w:type="dxa"/>
+            </w:tcMar>
+            <w:vAlign w:val="center"/>
+            <w:hideMark/>
+          </w:tcPr>
+          <w:p>
+            <w:r>
+              <w:t>Optional</w:t>
+            </w:r>
+          </w:p>
+        </w:tc>
+        <w:tc>
+          <w:tcPr>
+            <w:tcW w:w="0" w:type="auto"/>
+            <w:tcBorders>
+              <w:top w:val="single" w:sz="6" w:space="0" w:color="CCCCCC"/>
+              <w:left w:val="single" w:sz="6" w:space="0" w:color="CCCCCC"/>
+              <w:bottom w:val="single" w:sz="6" w:space="0" w:color="000000"/>
+              <w:right w:val="single" w:sz="6" w:space="0" w:color="000000"/>
+            </w:tcBorders>
+            <w:tcMar>
+              <w:top w:w="30" w:type="dxa"/>
+              <w:left w:w="45" w:type="dxa"/>
+              <w:bottom w:w="30" w:type="dxa"/>
+              <w:right w:w="45" w:type="dxa"/>
+            </w:tcMar>
+            <w:vAlign w:val="center"/>
+            <w:hideMark/>
+          </w:tcPr>
+          <w:p>
+            <w:r>
+              <w:t>Requested by Admin</w:t>
+            </w:r>
+          </w:p>
+        </w:tc>
+      </w:tr>
+      <w:tr>
+        <w:trPr>
+          <w:trHeight w:val="315"/>
+        </w:trPr>
+        <w:tc>
+          <w:tcPr>
+            <w:tcW w:w="282" w:type="dxa"/>
+            <w:tcBorders>
+              <w:top w:val="single" w:sz="6" w:space="0" w:color="CCCCCC"/>
+              <w:left w:val="single" w:sz="6" w:space="0" w:color="000000"/>
+              <w:bottom w:val="single" w:sz="6" w:space="0" w:color="000000"/>
+              <w:right w:val="single" w:sz="6" w:space="0" w:color="000000"/>
+            </w:tcBorders>
+            <w:tcMar>
+              <w:top w:w="30" w:type="dxa"/>
+              <w:left w:w="45" w:type="dxa"/>
+              <w:bottom w:w="30" w:type="dxa"/>
+              <w:right w:w="45" w:type="dxa"/>
+            </w:tcMar>
+            <w:vAlign w:val="center"/>
+            <w:hideMark/>
+          </w:tcPr>
+          <w:p>
+            <w:r>
+              <w:t>DS05</w:t>
+            </w:r>
+          </w:p>
+        </w:tc>
+        <w:tc>
+          <w:tcPr>
+            <w:tcW w:w="0" w:type="auto"/>
+            <w:tcBorders>
+              <w:top w:val="single" w:sz="6" w:space="0" w:color="CCCCCC"/>
+              <w:left w:val="single" w:sz="6" w:space="0" w:color="CCCCCC"/>
+              <w:bottom w:val="single" w:sz="6" w:space="0" w:color="000000"/>
+              <w:right w:val="single" w:sz="6" w:space="0" w:color="000000"/>
+            </w:tcBorders>
+            <w:tcMar>
+              <w:top w:w="30" w:type="dxa"/>
+              <w:left w:w="45" w:type="dxa"/>
+              <w:bottom w:w="30" w:type="dxa"/>
+              <w:right w:w="45" w:type="dxa"/>
+            </w:tcMar>
+            <w:vAlign w:val="center"/>
+            <w:hideMark/>
+          </w:tcPr>
+          <w:p>
+            <w:r>
+              <w:t>NotificationMessage</w:t>
+            </w:r>
+          </w:p>
+        </w:tc>
+        <w:tc>
+          <w:tcPr>
+            <w:tcW w:w="0" w:type="auto"/>
+            <w:tcBorders>
+              <w:top w:val="single" w:sz="6" w:space="0" w:color="CCCCCC"/>
+              <w:left w:val="single" w:sz="6" w:space="0" w:color="CCCCCC"/>
+              <w:bottom w:val="single" w:sz="6" w:space="0" w:color="000000"/>
+              <w:right w:val="single" w:sz="6" w:space="0" w:color="000000"/>
+            </w:tcBorders>
+            <w:tcMar>
+              <w:top w:w="30" w:type="dxa"/>
+              <w:left w:w="45" w:type="dxa"/>
+              <w:bottom w:w="30" w:type="dxa"/>
+              <w:right w:w="45" w:type="dxa"/>
+            </w:tcMar>
+            <w:vAlign w:val="center"/>
+            <w:hideMark/>
+          </w:tcPr>
+          <w:p>
+            <w:r>
+              <w:t>DE13, DE14, DE15</w:t>
+            </w:r>
+          </w:p>
+        </w:tc>
+        <w:tc>
+          <w:tcPr>
+            <w:tcW w:w="0" w:type="auto"/>
+            <w:tcBorders>
+              <w:top w:val="single" w:sz="6" w:space="0" w:color="CCCCCC"/>
+              <w:left w:val="single" w:sz="6" w:space="0" w:color="CCCCCC"/>
+              <w:bottom w:val="single" w:sz="6" w:space="0" w:color="000000"/>
+              <w:right w:val="single" w:sz="6" w:space="0" w:color="000000"/>
+            </w:tcBorders>
+            <w:tcMar>
+              <w:top w:w="30" w:type="dxa"/>
+              <w:left w:w="45" w:type="dxa"/>
+              <w:bottom w:w="30" w:type="dxa"/>
+              <w:right w:w="45" w:type="dxa"/>
+            </w:tcMar>
+            <w:vAlign w:val="center"/>
+            <w:hideMark/>
+          </w:tcPr>
+          <w:p>
+            <w:r>
+              <w:t>Yes</w:t>
+            </w:r>
+          </w:p>
+        </w:tc>
+        <w:tc>
+          <w:tcPr>
+            <w:tcW w:w="0" w:type="auto"/>
+            <w:tcBorders>
+              <w:top w:val="single" w:sz="6" w:space="0" w:color="CCCCCC"/>
+              <w:left w:val="single" w:sz="6" w:space="0" w:color="CCCCCC"/>
+              <w:bottom w:val="single" w:sz="6" w:space="0" w:color="000000"/>
+              <w:right w:val="single" w:sz="6" w:space="0" w:color="000000"/>
+            </w:tcBorders>
+            <w:tcMar>
+              <w:top w:w="30" w:type="dxa"/>
+              <w:left w:w="45" w:type="dxa"/>
+              <w:bottom w:w="30" w:type="dxa"/>
+              <w:right w:w="45" w:type="dxa"/>
+            </w:tcMar>
+            <w:vAlign w:val="center"/>
+            <w:hideMark/>
+          </w:tcPr>
+          <w:p>
+            <w:r>
+              <w:t>Notification log</w:t>
+            </w:r>
+          </w:p>
+        </w:tc>
+      </w:tr>
+    </w:tbl>
+    <w:p/>
+    <w:p>
+      <w:pPr>
+        <w:pStyle w:val="CITLABA5Lv5"/>
+        <w:rPr>
+          <w:rStyle w:val="Strong"/>
+          <w:b w:val="0"/>
+          <w:bCs w:val="0"/>
+        </w:rPr>
+      </w:pPr>
+      <w:r>
+        <w:rPr>
+          <w:rStyle w:val="Strong"/>
+        </w:rPr>
+        <w:t>C. Data Stores (</w:t>
+      </w:r>
+      <w:r>
+        <w:rPr>
+          <w:rStyle w:val="Strong"/>
+        </w:rPr>
+        <w:t>D</w:t>
+      </w:r>
+      <w:r>
+        <w:rPr>
+          <w:rStyle w:val="Strong"/>
+          <w:lang w:val="vi-VN"/>
+        </w:rPr>
+        <w:t>)</w:t>
+      </w:r>
+    </w:p>
+    <w:tbl>
+      <w:tblPr>
+        <w:tblW w:w="10410" w:type="dxa"/>
+        <w:tblInd w:w="382" w:type="dxa"/>
+        <w:tblCellMar>
+          <w:left w:w="0" w:type="dxa"/>
+          <w:right w:w="0" w:type="dxa"/>
+        </w:tblCellMar>
+        <w:tblLook w:val="04A0" w:firstRow="1" w:lastRow="0" w:firstColumn="1" w:lastColumn="0" w:noHBand="0" w:noVBand="1"/>
+      </w:tblPr>
+      <w:tblGrid>
+        <w:gridCol w:w="600"/>
+        <w:gridCol w:w="1610"/>
+        <w:gridCol w:w="2936"/>
+        <w:gridCol w:w="2024"/>
+        <w:gridCol w:w="3240"/>
+      </w:tblGrid>
+      <w:tr>
+        <w:trPr>
+          <w:trHeight w:val="315"/>
+        </w:trPr>
+        <w:tc>
+          <w:tcPr>
+            <w:tcW w:w="600" w:type="dxa"/>
+            <w:tcBorders>
+              <w:top w:val="single" w:sz="6" w:space="0" w:color="000000"/>
+              <w:left w:val="single" w:sz="6" w:space="0" w:color="000000"/>
+              <w:bottom w:val="single" w:sz="12" w:space="0" w:color="000000"/>
+              <w:right w:val="single" w:sz="6" w:space="0" w:color="000000"/>
+            </w:tcBorders>
+            <w:tcMar>
+              <w:top w:w="30" w:type="dxa"/>
+              <w:left w:w="45" w:type="dxa"/>
+              <w:bottom w:w="30" w:type="dxa"/>
+              <w:right w:w="45" w:type="dxa"/>
+            </w:tcMar>
+            <w:vAlign w:val="center"/>
+            <w:hideMark/>
+          </w:tcPr>
+          <w:p>
+            <w:pPr>
+              <w:rPr>
+                <w:b/>
+                <w:bCs/>
+              </w:rPr>
+            </w:pPr>
+            <w:r>
+              <w:rPr>
+                <w:b/>
+                <w:bCs/>
+              </w:rPr>
+              <w:t>ID</w:t>
+            </w:r>
+          </w:p>
+        </w:tc>
+        <w:tc>
+          <w:tcPr>
+            <w:tcW w:w="1610" w:type="dxa"/>
+            <w:tcBorders>
+              <w:top w:val="single" w:sz="6" w:space="0" w:color="000000"/>
+              <w:left w:val="single" w:sz="6" w:space="0" w:color="CCCCCC"/>
+              <w:bottom w:val="single" w:sz="12" w:space="0" w:color="000000"/>
+              <w:right w:val="single" w:sz="6" w:space="0" w:color="000000"/>
+            </w:tcBorders>
+            <w:tcMar>
+              <w:top w:w="30" w:type="dxa"/>
+              <w:left w:w="45" w:type="dxa"/>
+              <w:bottom w:w="30" w:type="dxa"/>
+              <w:right w:w="45" w:type="dxa"/>
+            </w:tcMar>
+            <w:vAlign w:val="center"/>
+            <w:hideMark/>
+          </w:tcPr>
+          <w:p>
+            <w:pPr>
+              <w:rPr>
+                <w:b/>
+                <w:bCs/>
+              </w:rPr>
+            </w:pPr>
+            <w:r>
+              <w:rPr>
+                <w:b/>
+                <w:bCs/>
+              </w:rPr>
+              <w:t>Name</w:t>
+            </w:r>
+          </w:p>
+        </w:tc>
+        <w:tc>
+          <w:tcPr>
+            <w:tcW w:w="0" w:type="auto"/>
+            <w:tcBorders>
+              <w:top w:val="single" w:sz="6" w:space="0" w:color="000000"/>
+              <w:left w:val="single" w:sz="6" w:space="0" w:color="CCCCCC"/>
+              <w:bottom w:val="single" w:sz="12" w:space="0" w:color="000000"/>
+              <w:right w:val="single" w:sz="6" w:space="0" w:color="000000"/>
+            </w:tcBorders>
+            <w:tcMar>
+              <w:top w:w="30" w:type="dxa"/>
+              <w:left w:w="45" w:type="dxa"/>
+              <w:bottom w:w="30" w:type="dxa"/>
+              <w:right w:w="45" w:type="dxa"/>
+            </w:tcMar>
+            <w:vAlign w:val="center"/>
+            <w:hideMark/>
+          </w:tcPr>
+          <w:p>
+            <w:pPr>
+              <w:rPr>
+                <w:b/>
+                <w:bCs/>
+              </w:rPr>
+            </w:pPr>
+            <w:r>
+              <w:rPr>
+                <w:b/>
+                <w:bCs/>
+              </w:rPr>
+              <w:t>Description</w:t>
+            </w:r>
+          </w:p>
+        </w:tc>
+        <w:tc>
+          <w:tcPr>
+            <w:tcW w:w="2024" w:type="dxa"/>
+            <w:tcBorders>
+              <w:top w:val="single" w:sz="6" w:space="0" w:color="000000"/>
+              <w:left w:val="single" w:sz="6" w:space="0" w:color="CCCCCC"/>
+              <w:bottom w:val="single" w:sz="12" w:space="0" w:color="000000"/>
+              <w:right w:val="single" w:sz="6" w:space="0" w:color="000000"/>
+            </w:tcBorders>
+            <w:tcMar>
+              <w:top w:w="30" w:type="dxa"/>
+              <w:left w:w="45" w:type="dxa"/>
+              <w:bottom w:w="30" w:type="dxa"/>
+              <w:right w:w="45" w:type="dxa"/>
+            </w:tcMar>
+            <w:vAlign w:val="center"/>
+            <w:hideMark/>
+          </w:tcPr>
+          <w:p>
+            <w:pPr>
+              <w:rPr>
+                <w:b/>
+                <w:bCs/>
+              </w:rPr>
+            </w:pPr>
+            <w:r>
+              <w:rPr>
+                <w:b/>
+                <w:bCs/>
+              </w:rPr>
+              <w:t>Key Field</w:t>
+            </w:r>
+          </w:p>
+        </w:tc>
+        <w:tc>
+          <w:tcPr>
+            <w:tcW w:w="3240" w:type="dxa"/>
+            <w:tcBorders>
+              <w:top w:val="single" w:sz="6" w:space="0" w:color="000000"/>
+              <w:left w:val="single" w:sz="6" w:space="0" w:color="CCCCCC"/>
+              <w:bottom w:val="single" w:sz="12" w:space="0" w:color="000000"/>
+              <w:right w:val="single" w:sz="6" w:space="0" w:color="000000"/>
+            </w:tcBorders>
+            <w:tcMar>
+              <w:top w:w="30" w:type="dxa"/>
+              <w:left w:w="45" w:type="dxa"/>
+              <w:bottom w:w="30" w:type="dxa"/>
+              <w:right w:w="45" w:type="dxa"/>
+            </w:tcMar>
+            <w:vAlign w:val="center"/>
+            <w:hideMark/>
+          </w:tcPr>
+          <w:p>
+            <w:pPr>
+              <w:rPr>
+                <w:b/>
+                <w:bCs/>
+              </w:rPr>
+            </w:pPr>
+            <w:r>
+              <w:rPr>
+                <w:b/>
+                <w:bCs/>
+              </w:rPr>
+              <w:t>Updated by (Process)</w:t>
+            </w:r>
+          </w:p>
+        </w:tc>
+      </w:tr>
+      <w:tr>
+        <w:trPr>
+          <w:trHeight w:val="315"/>
+        </w:trPr>
+        <w:tc>
+          <w:tcPr>
+            <w:tcW w:w="600" w:type="dxa"/>
+            <w:tcBorders>
+              <w:top w:val="single" w:sz="6" w:space="0" w:color="CCCCCC"/>
+              <w:left w:val="single" w:sz="6" w:space="0" w:color="000000"/>
+              <w:bottom w:val="single" w:sz="6" w:space="0" w:color="000000"/>
+              <w:right w:val="single" w:sz="6" w:space="0" w:color="000000"/>
+            </w:tcBorders>
+            <w:tcMar>
+              <w:top w:w="30" w:type="dxa"/>
+              <w:left w:w="45" w:type="dxa"/>
+              <w:bottom w:w="30" w:type="dxa"/>
+              <w:right w:w="45" w:type="dxa"/>
+            </w:tcMar>
+            <w:vAlign w:val="center"/>
+            <w:hideMark/>
+          </w:tcPr>
+          <w:p>
+            <w:r>
+              <w:t>D1</w:t>
+            </w:r>
+          </w:p>
+        </w:tc>
+        <w:tc>
+          <w:tcPr>
+            <w:tcW w:w="1610" w:type="dxa"/>
+            <w:tcBorders>
+              <w:top w:val="single" w:sz="6" w:space="0" w:color="CCCCCC"/>
+              <w:left w:val="single" w:sz="6" w:space="0" w:color="CCCCCC"/>
+              <w:bottom w:val="single" w:sz="6" w:space="0" w:color="000000"/>
+              <w:right w:val="single" w:sz="6" w:space="0" w:color="000000"/>
+            </w:tcBorders>
+            <w:tcMar>
+              <w:top w:w="30" w:type="dxa"/>
+              <w:left w:w="45" w:type="dxa"/>
+              <w:bottom w:w="30" w:type="dxa"/>
+              <w:right w:w="45" w:type="dxa"/>
+            </w:tcMar>
+            <w:vAlign w:val="center"/>
+            <w:hideMark/>
+          </w:tcPr>
+          <w:p>
+            <w:r>
+              <w:t>Equipment</w:t>
+            </w:r>
+          </w:p>
+        </w:tc>
+        <w:tc>
+          <w:tcPr>
+            <w:tcW w:w="0" w:type="auto"/>
+            <w:tcBorders>
+              <w:top w:val="single" w:sz="6" w:space="0" w:color="CCCCCC"/>
+              <w:left w:val="single" w:sz="6" w:space="0" w:color="CCCCCC"/>
+              <w:bottom w:val="single" w:sz="6" w:space="0" w:color="000000"/>
+              <w:right w:val="single" w:sz="6" w:space="0" w:color="000000"/>
+            </w:tcBorders>
+            <w:tcMar>
+              <w:top w:w="30" w:type="dxa"/>
+              <w:left w:w="45" w:type="dxa"/>
+              <w:bottom w:w="30" w:type="dxa"/>
+              <w:right w:w="45" w:type="dxa"/>
+            </w:tcMar>
+            <w:vAlign w:val="center"/>
+            <w:hideMark/>
+          </w:tcPr>
+          <w:p>
+            <w:r>
+              <w:t>Equipment details and status</w:t>
+            </w:r>
+          </w:p>
+        </w:tc>
+        <w:tc>
+          <w:tcPr>
+            <w:tcW w:w="2024" w:type="dxa"/>
+            <w:tcBorders>
+              <w:top w:val="single" w:sz="6" w:space="0" w:color="CCCCCC"/>
+              <w:left w:val="single" w:sz="6" w:space="0" w:color="CCCCCC"/>
+              <w:bottom w:val="single" w:sz="6" w:space="0" w:color="000000"/>
+              <w:right w:val="single" w:sz="6" w:space="0" w:color="000000"/>
+            </w:tcBorders>
+            <w:tcMar>
+              <w:top w:w="30" w:type="dxa"/>
+              <w:left w:w="45" w:type="dxa"/>
+              <w:bottom w:w="30" w:type="dxa"/>
+              <w:right w:w="45" w:type="dxa"/>
+            </w:tcMar>
+            <w:vAlign w:val="center"/>
+            <w:hideMark/>
+          </w:tcPr>
+          <w:p>
+            <w:r>
+              <w:t>DeviceID</w:t>
+            </w:r>
+          </w:p>
+        </w:tc>
+        <w:tc>
+          <w:tcPr>
+            <w:tcW w:w="3240" w:type="dxa"/>
+            <w:tcBorders>
+              <w:top w:val="single" w:sz="6" w:space="0" w:color="CCCCCC"/>
+              <w:left w:val="single" w:sz="6" w:space="0" w:color="CCCCCC"/>
+              <w:bottom w:val="single" w:sz="6" w:space="0" w:color="000000"/>
+              <w:right w:val="single" w:sz="6" w:space="0" w:color="000000"/>
+            </w:tcBorders>
+            <w:tcMar>
+              <w:top w:w="30" w:type="dxa"/>
+              <w:left w:w="45" w:type="dxa"/>
+              <w:bottom w:w="30" w:type="dxa"/>
+              <w:right w:w="45" w:type="dxa"/>
+            </w:tcMar>
+            <w:vAlign w:val="center"/>
+            <w:hideMark/>
+          </w:tcPr>
+          <w:p>
+            <w:r>
+              <w:t>P3 Manage Inventory</w:t>
+            </w:r>
+          </w:p>
+        </w:tc>
+      </w:tr>
+      <w:tr>
+        <w:trPr>
+          <w:trHeight w:val="315"/>
+        </w:trPr>
+        <w:tc>
+          <w:tcPr>
+            <w:tcW w:w="600" w:type="dxa"/>
+            <w:tcBorders>
+              <w:top w:val="single" w:sz="6" w:space="0" w:color="CCCCCC"/>
+              <w:left w:val="single" w:sz="6" w:space="0" w:color="000000"/>
+              <w:bottom w:val="single" w:sz="6" w:space="0" w:color="000000"/>
+              <w:right w:val="single" w:sz="6" w:space="0" w:color="000000"/>
+            </w:tcBorders>
+            <w:tcMar>
+              <w:top w:w="30" w:type="dxa"/>
+              <w:left w:w="45" w:type="dxa"/>
+              <w:bottom w:w="30" w:type="dxa"/>
+              <w:right w:w="45" w:type="dxa"/>
+            </w:tcMar>
+            <w:vAlign w:val="center"/>
+            <w:hideMark/>
+          </w:tcPr>
+          <w:p>
+            <w:r>
+              <w:lastRenderedPageBreak/>
+              <w:t>D2</w:t>
+            </w:r>
+          </w:p>
+        </w:tc>
+        <w:tc>
+          <w:tcPr>
+            <w:tcW w:w="1610" w:type="dxa"/>
+            <w:tcBorders>
+              <w:top w:val="single" w:sz="6" w:space="0" w:color="CCCCCC"/>
+              <w:left w:val="single" w:sz="6" w:space="0" w:color="CCCCCC"/>
+              <w:bottom w:val="single" w:sz="6" w:space="0" w:color="000000"/>
+              <w:right w:val="single" w:sz="6" w:space="0" w:color="000000"/>
+            </w:tcBorders>
+            <w:tcMar>
+              <w:top w:w="30" w:type="dxa"/>
+              <w:left w:w="45" w:type="dxa"/>
+              <w:bottom w:w="30" w:type="dxa"/>
+              <w:right w:w="45" w:type="dxa"/>
+            </w:tcMar>
+            <w:vAlign w:val="center"/>
+            <w:hideMark/>
+          </w:tcPr>
+          <w:p>
+            <w:r>
+              <w:t>Borrow Requests</w:t>
+            </w:r>
+          </w:p>
+        </w:tc>
+        <w:tc>
+          <w:tcPr>
+            <w:tcW w:w="0" w:type="auto"/>
+            <w:tcBorders>
+              <w:top w:val="single" w:sz="6" w:space="0" w:color="CCCCCC"/>
+              <w:left w:val="single" w:sz="6" w:space="0" w:color="CCCCCC"/>
+              <w:bottom w:val="single" w:sz="6" w:space="0" w:color="000000"/>
+              <w:right w:val="single" w:sz="6" w:space="0" w:color="000000"/>
+            </w:tcBorders>
+            <w:tcMar>
+              <w:top w:w="30" w:type="dxa"/>
+              <w:left w:w="45" w:type="dxa"/>
+              <w:bottom w:w="30" w:type="dxa"/>
+              <w:right w:w="45" w:type="dxa"/>
+            </w:tcMar>
+            <w:vAlign w:val="center"/>
+            <w:hideMark/>
+          </w:tcPr>
+          <w:p>
+            <w:r>
+              <w:t>Borrow requests and status</w:t>
+            </w:r>
+          </w:p>
+        </w:tc>
+        <w:tc>
+          <w:tcPr>
+            <w:tcW w:w="2024" w:type="dxa"/>
+            <w:tcBorders>
+              <w:top w:val="single" w:sz="6" w:space="0" w:color="CCCCCC"/>
+              <w:left w:val="single" w:sz="6" w:space="0" w:color="CCCCCC"/>
+              <w:bottom w:val="single" w:sz="6" w:space="0" w:color="000000"/>
+              <w:right w:val="single" w:sz="6" w:space="0" w:color="000000"/>
+            </w:tcBorders>
+            <w:tcMar>
+              <w:top w:w="30" w:type="dxa"/>
+              <w:left w:w="45" w:type="dxa"/>
+              <w:bottom w:w="30" w:type="dxa"/>
+              <w:right w:w="45" w:type="dxa"/>
+            </w:tcMar>
+            <w:vAlign w:val="center"/>
+            <w:hideMark/>
+          </w:tcPr>
+          <w:p>
+            <w:r>
+              <w:t>RequestID</w:t>
+            </w:r>
+          </w:p>
+        </w:tc>
+        <w:tc>
+          <w:tcPr>
+            <w:tcW w:w="3240" w:type="dxa"/>
+            <w:tcBorders>
+              <w:top w:val="single" w:sz="6" w:space="0" w:color="CCCCCC"/>
+              <w:left w:val="single" w:sz="6" w:space="0" w:color="CCCCCC"/>
+              <w:bottom w:val="single" w:sz="6" w:space="0" w:color="000000"/>
+              <w:right w:val="single" w:sz="6" w:space="0" w:color="000000"/>
+            </w:tcBorders>
+            <w:tcMar>
+              <w:top w:w="30" w:type="dxa"/>
+              <w:left w:w="45" w:type="dxa"/>
+              <w:bottom w:w="30" w:type="dxa"/>
+              <w:right w:w="45" w:type="dxa"/>
+            </w:tcMar>
+            <w:vAlign w:val="center"/>
+            <w:hideMark/>
+          </w:tcPr>
+          <w:p>
+            <w:r>
+              <w:t>P1, P2, P3</w:t>
+            </w:r>
+          </w:p>
+        </w:tc>
+      </w:tr>
+      <w:tr>
+        <w:trPr>
+          <w:trHeight w:val="315"/>
+        </w:trPr>
+        <w:tc>
+          <w:tcPr>
+            <w:tcW w:w="600" w:type="dxa"/>
+            <w:tcBorders>
+              <w:top w:val="single" w:sz="6" w:space="0" w:color="CCCCCC"/>
+              <w:left w:val="single" w:sz="6" w:space="0" w:color="000000"/>
+              <w:bottom w:val="single" w:sz="6" w:space="0" w:color="000000"/>
+              <w:right w:val="single" w:sz="6" w:space="0" w:color="000000"/>
+            </w:tcBorders>
+            <w:tcMar>
+              <w:top w:w="30" w:type="dxa"/>
+              <w:left w:w="45" w:type="dxa"/>
+              <w:bottom w:w="30" w:type="dxa"/>
+              <w:right w:w="45" w:type="dxa"/>
+            </w:tcMar>
+            <w:vAlign w:val="center"/>
+            <w:hideMark/>
+          </w:tcPr>
+          <w:p>
+            <w:r>
+              <w:t>D3</w:t>
+            </w:r>
+          </w:p>
+        </w:tc>
+        <w:tc>
+          <w:tcPr>
+            <w:tcW w:w="1610" w:type="dxa"/>
+            <w:tcBorders>
+              <w:top w:val="single" w:sz="6" w:space="0" w:color="CCCCCC"/>
+              <w:left w:val="single" w:sz="6" w:space="0" w:color="CCCCCC"/>
+              <w:bottom w:val="single" w:sz="6" w:space="0" w:color="000000"/>
+              <w:right w:val="single" w:sz="6" w:space="0" w:color="000000"/>
+            </w:tcBorders>
+            <w:tcMar>
+              <w:top w:w="30" w:type="dxa"/>
+              <w:left w:w="45" w:type="dxa"/>
+              <w:bottom w:w="30" w:type="dxa"/>
+              <w:right w:w="45" w:type="dxa"/>
+            </w:tcMar>
+            <w:vAlign w:val="center"/>
+            <w:hideMark/>
+          </w:tcPr>
+          <w:p>
+            <w:r>
+              <w:t>Users</w:t>
+            </w:r>
+          </w:p>
+        </w:tc>
+        <w:tc>
+          <w:tcPr>
+            <w:tcW w:w="0" w:type="auto"/>
+            <w:tcBorders>
+              <w:top w:val="single" w:sz="6" w:space="0" w:color="CCCCCC"/>
+              <w:left w:val="single" w:sz="6" w:space="0" w:color="CCCCCC"/>
+              <w:bottom w:val="single" w:sz="6" w:space="0" w:color="000000"/>
+              <w:right w:val="single" w:sz="6" w:space="0" w:color="000000"/>
+            </w:tcBorders>
+            <w:tcMar>
+              <w:top w:w="30" w:type="dxa"/>
+              <w:left w:w="45" w:type="dxa"/>
+              <w:bottom w:w="30" w:type="dxa"/>
+              <w:right w:w="45" w:type="dxa"/>
+            </w:tcMar>
+            <w:vAlign w:val="center"/>
+            <w:hideMark/>
+          </w:tcPr>
+          <w:p>
+            <w:r>
+              <w:t>User accounts and roles</w:t>
+            </w:r>
+          </w:p>
+        </w:tc>
+        <w:tc>
+          <w:tcPr>
+            <w:tcW w:w="2024" w:type="dxa"/>
+            <w:tcBorders>
+              <w:top w:val="single" w:sz="6" w:space="0" w:color="CCCCCC"/>
+              <w:left w:val="single" w:sz="6" w:space="0" w:color="CCCCCC"/>
+              <w:bottom w:val="single" w:sz="6" w:space="0" w:color="000000"/>
+              <w:right w:val="single" w:sz="6" w:space="0" w:color="000000"/>
+            </w:tcBorders>
+            <w:tcMar>
+              <w:top w:w="30" w:type="dxa"/>
+              <w:left w:w="45" w:type="dxa"/>
+              <w:bottom w:w="30" w:type="dxa"/>
+              <w:right w:w="45" w:type="dxa"/>
+            </w:tcMar>
+            <w:vAlign w:val="center"/>
+            <w:hideMark/>
+          </w:tcPr>
+          <w:p>
+            <w:r>
+              <w:t>UserID</w:t>
+            </w:r>
+          </w:p>
+        </w:tc>
+        <w:tc>
+          <w:tcPr>
+            <w:tcW w:w="3240" w:type="dxa"/>
+            <w:tcBorders>
+              <w:top w:val="single" w:sz="6" w:space="0" w:color="CCCCCC"/>
+              <w:left w:val="single" w:sz="6" w:space="0" w:color="CCCCCC"/>
+              <w:bottom w:val="single" w:sz="6" w:space="0" w:color="000000"/>
+              <w:right w:val="single" w:sz="6" w:space="0" w:color="000000"/>
+            </w:tcBorders>
+            <w:tcMar>
+              <w:top w:w="30" w:type="dxa"/>
+              <w:left w:w="45" w:type="dxa"/>
+              <w:bottom w:w="30" w:type="dxa"/>
+              <w:right w:w="45" w:type="dxa"/>
+            </w:tcMar>
+            <w:vAlign w:val="center"/>
+            <w:hideMark/>
+          </w:tcPr>
+          <w:p>
+            <w:r>
+              <w:t>P5</w:t>
+            </w:r>
+          </w:p>
+        </w:tc>
+      </w:tr>
+      <w:tr>
+        <w:trPr>
+          <w:trHeight w:val="315"/>
+        </w:trPr>
+        <w:tc>
+          <w:tcPr>
+            <w:tcW w:w="600" w:type="dxa"/>
+            <w:tcBorders>
+              <w:top w:val="single" w:sz="6" w:space="0" w:color="CCCCCC"/>
+              <w:left w:val="single" w:sz="6" w:space="0" w:color="000000"/>
+              <w:bottom w:val="single" w:sz="6" w:space="0" w:color="000000"/>
+              <w:right w:val="single" w:sz="6" w:space="0" w:color="000000"/>
+            </w:tcBorders>
+            <w:tcMar>
+              <w:top w:w="30" w:type="dxa"/>
+              <w:left w:w="45" w:type="dxa"/>
+              <w:bottom w:w="30" w:type="dxa"/>
+              <w:right w:w="45" w:type="dxa"/>
+            </w:tcMar>
+            <w:vAlign w:val="center"/>
+            <w:hideMark/>
+          </w:tcPr>
+          <w:p>
+            <w:r>
+              <w:t>D4</w:t>
+            </w:r>
+          </w:p>
+        </w:tc>
+        <w:tc>
+          <w:tcPr>
+            <w:tcW w:w="1610" w:type="dxa"/>
+            <w:tcBorders>
+              <w:top w:val="single" w:sz="6" w:space="0" w:color="CCCCCC"/>
+              <w:left w:val="single" w:sz="6" w:space="0" w:color="CCCCCC"/>
+              <w:bottom w:val="single" w:sz="6" w:space="0" w:color="000000"/>
+              <w:right w:val="single" w:sz="6" w:space="0" w:color="000000"/>
+            </w:tcBorders>
+            <w:tcMar>
+              <w:top w:w="30" w:type="dxa"/>
+              <w:left w:w="45" w:type="dxa"/>
+              <w:bottom w:w="30" w:type="dxa"/>
+              <w:right w:w="45" w:type="dxa"/>
+            </w:tcMar>
+            <w:vAlign w:val="center"/>
+            <w:hideMark/>
+          </w:tcPr>
+          <w:p>
+            <w:r>
+              <w:t>Notifications Log</w:t>
+            </w:r>
+          </w:p>
+        </w:tc>
+        <w:tc>
+          <w:tcPr>
+            <w:tcW w:w="0" w:type="auto"/>
+            <w:tcBorders>
+              <w:top w:val="single" w:sz="6" w:space="0" w:color="CCCCCC"/>
+              <w:left w:val="single" w:sz="6" w:space="0" w:color="CCCCCC"/>
+              <w:bottom w:val="single" w:sz="6" w:space="0" w:color="000000"/>
+              <w:right w:val="single" w:sz="6" w:space="0" w:color="000000"/>
+            </w:tcBorders>
+            <w:tcMar>
+              <w:top w:w="30" w:type="dxa"/>
+              <w:left w:w="45" w:type="dxa"/>
+              <w:bottom w:w="30" w:type="dxa"/>
+              <w:right w:w="45" w:type="dxa"/>
+            </w:tcMar>
+            <w:vAlign w:val="center"/>
+            <w:hideMark/>
+          </w:tcPr>
+          <w:p>
+            <w:r>
+              <w:t>Notification details</w:t>
+            </w:r>
+          </w:p>
+        </w:tc>
+        <w:tc>
+          <w:tcPr>
+            <w:tcW w:w="2024" w:type="dxa"/>
+            <w:tcBorders>
+              <w:top w:val="single" w:sz="6" w:space="0" w:color="CCCCCC"/>
+              <w:left w:val="single" w:sz="6" w:space="0" w:color="CCCCCC"/>
+              <w:bottom w:val="single" w:sz="6" w:space="0" w:color="000000"/>
+              <w:right w:val="single" w:sz="6" w:space="0" w:color="000000"/>
+            </w:tcBorders>
+            <w:tcMar>
+              <w:top w:w="30" w:type="dxa"/>
+              <w:left w:w="45" w:type="dxa"/>
+              <w:bottom w:w="30" w:type="dxa"/>
+              <w:right w:w="45" w:type="dxa"/>
+            </w:tcMar>
+            <w:vAlign w:val="center"/>
+            <w:hideMark/>
+          </w:tcPr>
+          <w:p>
+            <w:r>
+              <w:t>NotificationID</w:t>
+            </w:r>
+          </w:p>
+        </w:tc>
+        <w:tc>
+          <w:tcPr>
+            <w:tcW w:w="3240" w:type="dxa"/>
+            <w:tcBorders>
+              <w:top w:val="single" w:sz="6" w:space="0" w:color="CCCCCC"/>
+              <w:left w:val="single" w:sz="6" w:space="0" w:color="CCCCCC"/>
+              <w:bottom w:val="single" w:sz="6" w:space="0" w:color="000000"/>
+              <w:right w:val="single" w:sz="6" w:space="0" w:color="000000"/>
+            </w:tcBorders>
+            <w:tcMar>
+              <w:top w:w="30" w:type="dxa"/>
+              <w:left w:w="45" w:type="dxa"/>
+              <w:bottom w:w="30" w:type="dxa"/>
+              <w:right w:w="45" w:type="dxa"/>
+            </w:tcMar>
+            <w:vAlign w:val="center"/>
+            <w:hideMark/>
+          </w:tcPr>
+          <w:p>
+            <w:r>
+              <w:t>P4</w:t>
+            </w:r>
+          </w:p>
+        </w:tc>
+      </w:tr>
+    </w:tbl>
+    <w:p/>
+    <w:p>
+      <w:pPr>
+        <w:pStyle w:val="CITLABA5Lv5"/>
+        <w:rPr>
+          <w:rStyle w:val="Strong"/>
+          <w:b w:val="0"/>
+          <w:bCs w:val="0"/>
+        </w:rPr>
+      </w:pPr>
+      <w:r>
+        <w:rPr>
+          <w:rStyle w:val="Strong"/>
+        </w:rPr>
+        <w:t>D. Data Flows (F)</w:t>
       </w:r>
     </w:p>
     <w:tbl>
       <w:tblPr>
         <w:tblStyle w:val="TableGrid"/>
         <w:tblW w:w="0" w:type="auto"/>
-        <w:tblInd w:w="704" w:type="dxa"/>
+        <w:tblInd w:w="355" w:type="dxa"/>
         <w:tblLook w:val="04A0" w:firstRow="1" w:lastRow="0" w:firstColumn="1" w:lastColumn="0" w:noHBand="0" w:noVBand="1"/>
       </w:tblPr>
       <w:tblGrid>
-        <w:gridCol w:w="2268"/>
-        <w:gridCol w:w="4643"/>
-        <w:gridCol w:w="2851"/>
+        <w:gridCol w:w="611"/>
+        <w:gridCol w:w="2177"/>
+        <w:gridCol w:w="1988"/>
+        <w:gridCol w:w="2010"/>
+        <w:gridCol w:w="1263"/>
+        <w:gridCol w:w="2386"/>
       </w:tblGrid>
       <w:tr>
         <w:tc>
           <w:tcPr>
-            <w:tcW w:w="2268" w:type="dxa"/>
-            <w:hideMark/>
-          </w:tcPr>
-          <w:p>
-            <w:pPr>
-              <w:jc w:val="center"/>
+            <w:tcW w:w="257" w:type="dxa"/>
+            <w:hideMark/>
+          </w:tcPr>
+          <w:p>
+            <w:pPr>
+              <w:spacing w:after="160" w:line="259" w:lineRule="auto"/>
               <w:rPr>
                 <w:b/>
                 <w:bCs/>
@@ -1139,18 +6060,18 @@
                 <w:b/>
                 <w:bCs/>
               </w:rPr>
-              <w:t>Symbol</w:t>
-            </w:r>
-          </w:p>
-        </w:tc>
-        <w:tc>
-          <w:tcPr>
-            <w:tcW w:w="4643" w:type="dxa"/>
-            <w:hideMark/>
-          </w:tcPr>
-          <w:p>
-            <w:pPr>
-              <w:jc w:val="center"/>
+              <w:t>ID</w:t>
+            </w:r>
+          </w:p>
+        </w:tc>
+        <w:tc>
+          <w:tcPr>
+            <w:tcW w:w="0" w:type="auto"/>
+            <w:hideMark/>
+          </w:tcPr>
+          <w:p>
+            <w:pPr>
+              <w:spacing w:after="160" w:line="259" w:lineRule="auto"/>
               <w:rPr>
                 <w:b/>
                 <w:bCs/>
@@ -1161,18 +6082,18 @@
                 <w:b/>
                 <w:bCs/>
               </w:rPr>
-              <w:t>Meaning</w:t>
-            </w:r>
-          </w:p>
-        </w:tc>
-        <w:tc>
-          <w:tcPr>
-            <w:tcW w:w="0" w:type="auto"/>
-            <w:hideMark/>
-          </w:tcPr>
-          <w:p>
-            <w:pPr>
-              <w:jc w:val="center"/>
+              <w:t>Name</w:t>
+            </w:r>
+          </w:p>
+        </w:tc>
+        <w:tc>
+          <w:tcPr>
+            <w:tcW w:w="0" w:type="auto"/>
+            <w:hideMark/>
+          </w:tcPr>
+          <w:p>
+            <w:pPr>
+              <w:spacing w:after="160" w:line="259" w:lineRule="auto"/>
               <w:rPr>
                 <w:b/>
                 <w:bCs/>
@@ -1183,7 +6104,73 @@
                 <w:b/>
                 <w:bCs/>
               </w:rPr>
-              <w:t>Example</w:t>
+              <w:t>Source</w:t>
+            </w:r>
+          </w:p>
+        </w:tc>
+        <w:tc>
+          <w:tcPr>
+            <w:tcW w:w="0" w:type="auto"/>
+            <w:hideMark/>
+          </w:tcPr>
+          <w:p>
+            <w:pPr>
+              <w:spacing w:after="160" w:line="259" w:lineRule="auto"/>
+              <w:rPr>
+                <w:b/>
+                <w:bCs/>
+              </w:rPr>
+            </w:pPr>
+            <w:r>
+              <w:rPr>
+                <w:b/>
+                <w:bCs/>
+              </w:rPr>
+              <w:t>Destination</w:t>
+            </w:r>
+          </w:p>
+        </w:tc>
+        <w:tc>
+          <w:tcPr>
+            <w:tcW w:w="0" w:type="auto"/>
+            <w:hideMark/>
+          </w:tcPr>
+          <w:p>
+            <w:pPr>
+              <w:spacing w:after="160" w:line="259" w:lineRule="auto"/>
+              <w:rPr>
+                <w:b/>
+                <w:bCs/>
+              </w:rPr>
+            </w:pPr>
+            <w:r>
+              <w:rPr>
+                <w:b/>
+                <w:bCs/>
+              </w:rPr>
+              <w:t>Structure</w:t>
+            </w:r>
+          </w:p>
+        </w:tc>
+        <w:tc>
+          <w:tcPr>
+            <w:tcW w:w="0" w:type="auto"/>
+            <w:hideMark/>
+          </w:tcPr>
+          <w:p>
+            <w:pPr>
+              <w:spacing w:after="160" w:line="259" w:lineRule="auto"/>
+              <w:rPr>
+                <w:b/>
+                <w:bCs/>
+              </w:rPr>
+            </w:pPr>
+            <w:r>
+              <w:rPr>
+                <w:b/>
+                <w:bCs/>
+              </w:rPr>
+              <w:t>Purpose</w:t>
             </w:r>
           </w:p>
         </w:tc>
@@ -1191,40 +6178,85 @@
       <w:tr>
         <w:tc>
           <w:tcPr>
-            <w:tcW w:w="2268" w:type="dxa"/>
-            <w:hideMark/>
-          </w:tcPr>
-          <w:p>
-            <w:r>
-              <w:rPr>
-                <w:rFonts w:ascii="Segoe UI Emoji" w:hAnsi="Segoe UI Emoji" w:cs="Segoe UI Emoji"/>
-              </w:rPr>
-              <w:t>🟢</w:t>
-            </w:r>
-            <w:r>
-              <w:t xml:space="preserve"> Process</w:t>
-            </w:r>
-          </w:p>
-        </w:tc>
-        <w:tc>
-          <w:tcPr>
-            <w:tcW w:w="4643" w:type="dxa"/>
-            <w:hideMark/>
-          </w:tcPr>
-          <w:p>
-            <w:r>
-              <w:t>Transformation of input data to output</w:t>
-            </w:r>
-          </w:p>
-        </w:tc>
-        <w:tc>
-          <w:tcPr>
-            <w:tcW w:w="0" w:type="auto"/>
-            <w:hideMark/>
-          </w:tcPr>
-          <w:p>
-            <w:r>
-              <w:t>“Handle Borrow Request”</w:t>
+            <w:tcW w:w="257" w:type="dxa"/>
+            <w:hideMark/>
+          </w:tcPr>
+          <w:p>
+            <w:pPr>
+              <w:spacing w:after="160" w:line="259" w:lineRule="auto"/>
+            </w:pPr>
+            <w:r>
+              <w:t>F01</w:t>
+            </w:r>
+          </w:p>
+        </w:tc>
+        <w:tc>
+          <w:tcPr>
+            <w:tcW w:w="0" w:type="auto"/>
+            <w:hideMark/>
+          </w:tcPr>
+          <w:p>
+            <w:pPr>
+              <w:spacing w:after="160" w:line="259" w:lineRule="auto"/>
+            </w:pPr>
+            <w:r>
+              <w:t>Borrow Request Form</w:t>
+            </w:r>
+          </w:p>
+        </w:tc>
+        <w:tc>
+          <w:tcPr>
+            <w:tcW w:w="0" w:type="auto"/>
+            <w:hideMark/>
+          </w:tcPr>
+          <w:p>
+            <w:pPr>
+              <w:spacing w:after="160" w:line="259" w:lineRule="auto"/>
+            </w:pPr>
+            <w:r>
+              <w:t>Borrower</w:t>
+            </w:r>
+          </w:p>
+        </w:tc>
+        <w:tc>
+          <w:tcPr>
+            <w:tcW w:w="0" w:type="auto"/>
+            <w:hideMark/>
+          </w:tcPr>
+          <w:p>
+            <w:pPr>
+              <w:spacing w:after="160" w:line="259" w:lineRule="auto"/>
+            </w:pPr>
+            <w:r>
+              <w:t>P1</w:t>
+            </w:r>
+          </w:p>
+        </w:tc>
+        <w:tc>
+          <w:tcPr>
+            <w:tcW w:w="0" w:type="auto"/>
+            <w:hideMark/>
+          </w:tcPr>
+          <w:p>
+            <w:pPr>
+              <w:spacing w:after="160" w:line="259" w:lineRule="auto"/>
+            </w:pPr>
+            <w:r>
+              <w:t>DS01</w:t>
+            </w:r>
+          </w:p>
+        </w:tc>
+        <w:tc>
+          <w:tcPr>
+            <w:tcW w:w="0" w:type="auto"/>
+            <w:hideMark/>
+          </w:tcPr>
+          <w:p>
+            <w:pPr>
+              <w:spacing w:after="160" w:line="259" w:lineRule="auto"/>
+            </w:pPr>
+            <w:r>
+              <w:t>Submit request</w:t>
             </w:r>
           </w:p>
         </w:tc>
@@ -1232,40 +6264,85 @@
       <w:tr>
         <w:tc>
           <w:tcPr>
-            <w:tcW w:w="2268" w:type="dxa"/>
-            <w:hideMark/>
-          </w:tcPr>
-          <w:p>
-            <w:r>
-              <w:rPr>
-                <w:rFonts w:ascii="Segoe UI Emoji" w:hAnsi="Segoe UI Emoji" w:cs="Segoe UI Emoji"/>
-              </w:rPr>
-              <w:t>📄</w:t>
-            </w:r>
-            <w:r>
-              <w:t xml:space="preserve"> Data Flow</w:t>
-            </w:r>
-          </w:p>
-        </w:tc>
-        <w:tc>
-          <w:tcPr>
-            <w:tcW w:w="4643" w:type="dxa"/>
-            <w:hideMark/>
-          </w:tcPr>
-          <w:p>
-            <w:r>
-              <w:t>Data movement between processes/entities/stores</w:t>
-            </w:r>
-          </w:p>
-        </w:tc>
-        <w:tc>
-          <w:tcPr>
-            <w:tcW w:w="0" w:type="auto"/>
-            <w:hideMark/>
-          </w:tcPr>
-          <w:p>
-            <w:r>
-              <w:t>“Borrow Form”</w:t>
+            <w:tcW w:w="257" w:type="dxa"/>
+            <w:hideMark/>
+          </w:tcPr>
+          <w:p>
+            <w:pPr>
+              <w:spacing w:after="160" w:line="259" w:lineRule="auto"/>
+            </w:pPr>
+            <w:r>
+              <w:t>F02</w:t>
+            </w:r>
+          </w:p>
+        </w:tc>
+        <w:tc>
+          <w:tcPr>
+            <w:tcW w:w="0" w:type="auto"/>
+            <w:hideMark/>
+          </w:tcPr>
+          <w:p>
+            <w:pPr>
+              <w:spacing w:after="160" w:line="259" w:lineRule="auto"/>
+            </w:pPr>
+            <w:r>
+              <w:t>Request Receipt</w:t>
+            </w:r>
+          </w:p>
+        </w:tc>
+        <w:tc>
+          <w:tcPr>
+            <w:tcW w:w="0" w:type="auto"/>
+            <w:hideMark/>
+          </w:tcPr>
+          <w:p>
+            <w:pPr>
+              <w:spacing w:after="160" w:line="259" w:lineRule="auto"/>
+            </w:pPr>
+            <w:r>
+              <w:t>P1</w:t>
+            </w:r>
+          </w:p>
+        </w:tc>
+        <w:tc>
+          <w:tcPr>
+            <w:tcW w:w="0" w:type="auto"/>
+            <w:hideMark/>
+          </w:tcPr>
+          <w:p>
+            <w:pPr>
+              <w:spacing w:after="160" w:line="259" w:lineRule="auto"/>
+            </w:pPr>
+            <w:r>
+              <w:t>Borrower</w:t>
+            </w:r>
+          </w:p>
+        </w:tc>
+        <w:tc>
+          <w:tcPr>
+            <w:tcW w:w="0" w:type="auto"/>
+            <w:hideMark/>
+          </w:tcPr>
+          <w:p>
+            <w:pPr>
+              <w:spacing w:after="160" w:line="259" w:lineRule="auto"/>
+            </w:pPr>
+            <w:r>
+              <w:t>DS01</w:t>
+            </w:r>
+          </w:p>
+        </w:tc>
+        <w:tc>
+          <w:tcPr>
+            <w:tcW w:w="0" w:type="auto"/>
+            <w:hideMark/>
+          </w:tcPr>
+          <w:p>
+            <w:pPr>
+              <w:spacing w:after="160" w:line="259" w:lineRule="auto"/>
+            </w:pPr>
+            <w:r>
+              <w:t>Confirm submission</w:t>
             </w:r>
           </w:p>
         </w:tc>
@@ -1273,40 +6350,85 @@
       <w:tr>
         <w:tc>
           <w:tcPr>
-            <w:tcW w:w="2268" w:type="dxa"/>
-            <w:hideMark/>
-          </w:tcPr>
-          <w:p>
-            <w:r>
-              <w:rPr>
-                <w:rFonts w:ascii="Segoe UI Emoji" w:hAnsi="Segoe UI Emoji" w:cs="Segoe UI Emoji"/>
-              </w:rPr>
-              <w:t>📦</w:t>
-            </w:r>
-            <w:r>
-              <w:t xml:space="preserve"> Data Store</w:t>
-            </w:r>
-          </w:p>
-        </w:tc>
-        <w:tc>
-          <w:tcPr>
-            <w:tcW w:w="4643" w:type="dxa"/>
-            <w:hideMark/>
-          </w:tcPr>
-          <w:p>
-            <w:r>
-              <w:t>Logical repository of data</w:t>
-            </w:r>
-          </w:p>
-        </w:tc>
-        <w:tc>
-          <w:tcPr>
-            <w:tcW w:w="0" w:type="auto"/>
-            <w:hideMark/>
-          </w:tcPr>
-          <w:p>
-            <w:r>
-              <w:t>“Equipment Inventory”</w:t>
+            <w:tcW w:w="257" w:type="dxa"/>
+            <w:hideMark/>
+          </w:tcPr>
+          <w:p>
+            <w:pPr>
+              <w:spacing w:after="160" w:line="259" w:lineRule="auto"/>
+            </w:pPr>
+            <w:r>
+              <w:t>F03</w:t>
+            </w:r>
+          </w:p>
+        </w:tc>
+        <w:tc>
+          <w:tcPr>
+            <w:tcW w:w="0" w:type="auto"/>
+            <w:hideMark/>
+          </w:tcPr>
+          <w:p>
+            <w:pPr>
+              <w:spacing w:after="160" w:line="259" w:lineRule="auto"/>
+            </w:pPr>
+            <w:r>
+              <w:t>Return Submission</w:t>
+            </w:r>
+          </w:p>
+        </w:tc>
+        <w:tc>
+          <w:tcPr>
+            <w:tcW w:w="0" w:type="auto"/>
+            <w:hideMark/>
+          </w:tcPr>
+          <w:p>
+            <w:pPr>
+              <w:spacing w:after="160" w:line="259" w:lineRule="auto"/>
+            </w:pPr>
+            <w:r>
+              <w:t>Borrower</w:t>
+            </w:r>
+          </w:p>
+        </w:tc>
+        <w:tc>
+          <w:tcPr>
+            <w:tcW w:w="0" w:type="auto"/>
+            <w:hideMark/>
+          </w:tcPr>
+          <w:p>
+            <w:pPr>
+              <w:spacing w:after="160" w:line="259" w:lineRule="auto"/>
+            </w:pPr>
+            <w:r>
+              <w:t>P3</w:t>
+            </w:r>
+          </w:p>
+        </w:tc>
+        <w:tc>
+          <w:tcPr>
+            <w:tcW w:w="0" w:type="auto"/>
+            <w:hideMark/>
+          </w:tcPr>
+          <w:p>
+            <w:pPr>
+              <w:spacing w:after="160" w:line="259" w:lineRule="auto"/>
+            </w:pPr>
+            <w:r>
+              <w:t>DS01</w:t>
+            </w:r>
+          </w:p>
+        </w:tc>
+        <w:tc>
+          <w:tcPr>
+            <w:tcW w:w="0" w:type="auto"/>
+            <w:hideMark/>
+          </w:tcPr>
+          <w:p>
+            <w:pPr>
+              <w:spacing w:after="160" w:line="259" w:lineRule="auto"/>
+            </w:pPr>
+            <w:r>
+              <w:t>Submit return</w:t>
             </w:r>
           </w:p>
         </w:tc>
@@ -1314,277 +6436,567 @@
       <w:tr>
         <w:tc>
           <w:tcPr>
-            <w:tcW w:w="2268" w:type="dxa"/>
-            <w:hideMark/>
-          </w:tcPr>
-          <w:p>
-            <w:r>
+            <w:tcW w:w="257" w:type="dxa"/>
+            <w:hideMark/>
+          </w:tcPr>
+          <w:p>
+            <w:pPr>
+              <w:spacing w:after="160" w:line="259" w:lineRule="auto"/>
+            </w:pPr>
+            <w:r>
+              <w:t>F04</w:t>
+            </w:r>
+          </w:p>
+        </w:tc>
+        <w:tc>
+          <w:tcPr>
+            <w:tcW w:w="0" w:type="auto"/>
+            <w:hideMark/>
+          </w:tcPr>
+          <w:p>
+            <w:pPr>
+              <w:spacing w:after="160" w:line="259" w:lineRule="auto"/>
+            </w:pPr>
+            <w:r>
+              <w:t>Approval Decision</w:t>
+            </w:r>
+          </w:p>
+        </w:tc>
+        <w:tc>
+          <w:tcPr>
+            <w:tcW w:w="0" w:type="auto"/>
+            <w:hideMark/>
+          </w:tcPr>
+          <w:p>
+            <w:pPr>
+              <w:spacing w:after="160" w:line="259" w:lineRule="auto"/>
+            </w:pPr>
+            <w:r>
+              <w:t>Approver</w:t>
+            </w:r>
+          </w:p>
+        </w:tc>
+        <w:tc>
+          <w:tcPr>
+            <w:tcW w:w="0" w:type="auto"/>
+            <w:hideMark/>
+          </w:tcPr>
+          <w:p>
+            <w:pPr>
+              <w:spacing w:after="160" w:line="259" w:lineRule="auto"/>
+            </w:pPr>
+            <w:r>
+              <w:t>P2</w:t>
+            </w:r>
+          </w:p>
+        </w:tc>
+        <w:tc>
+          <w:tcPr>
+            <w:tcW w:w="0" w:type="auto"/>
+            <w:hideMark/>
+          </w:tcPr>
+          <w:p>
+            <w:pPr>
+              <w:spacing w:after="160" w:line="259" w:lineRule="auto"/>
+            </w:pPr>
+            <w:r>
+              <w:t>DS02</w:t>
+            </w:r>
+          </w:p>
+        </w:tc>
+        <w:tc>
+          <w:tcPr>
+            <w:tcW w:w="0" w:type="auto"/>
+            <w:hideMark/>
+          </w:tcPr>
+          <w:p>
+            <w:pPr>
+              <w:spacing w:after="160" w:line="259" w:lineRule="auto"/>
+            </w:pPr>
+            <w:r>
+              <w:t>Approve/reject request</w:t>
+            </w:r>
+          </w:p>
+        </w:tc>
+      </w:tr>
+      <w:tr>
+        <w:tc>
+          <w:tcPr>
+            <w:tcW w:w="257" w:type="dxa"/>
+            <w:hideMark/>
+          </w:tcPr>
+          <w:p>
+            <w:pPr>
+              <w:spacing w:after="160" w:line="259" w:lineRule="auto"/>
+            </w:pPr>
+            <w:r>
+              <w:t>F05</w:t>
+            </w:r>
+          </w:p>
+        </w:tc>
+        <w:tc>
+          <w:tcPr>
+            <w:tcW w:w="0" w:type="auto"/>
+            <w:hideMark/>
+          </w:tcPr>
+          <w:p>
+            <w:pPr>
+              <w:spacing w:after="160" w:line="259" w:lineRule="auto"/>
+            </w:pPr>
+            <w:r>
+              <w:t>Equipment Update</w:t>
+            </w:r>
+          </w:p>
+        </w:tc>
+        <w:tc>
+          <w:tcPr>
+            <w:tcW w:w="0" w:type="auto"/>
+            <w:hideMark/>
+          </w:tcPr>
+          <w:p>
+            <w:pPr>
+              <w:spacing w:after="160" w:line="259" w:lineRule="auto"/>
+            </w:pPr>
+            <w:r>
+              <w:t>Inventory Staff</w:t>
+            </w:r>
+          </w:p>
+        </w:tc>
+        <w:tc>
+          <w:tcPr>
+            <w:tcW w:w="0" w:type="auto"/>
+            <w:hideMark/>
+          </w:tcPr>
+          <w:p>
+            <w:pPr>
+              <w:spacing w:after="160" w:line="259" w:lineRule="auto"/>
+            </w:pPr>
+            <w:r>
+              <w:t>P3</w:t>
+            </w:r>
+          </w:p>
+        </w:tc>
+        <w:tc>
+          <w:tcPr>
+            <w:tcW w:w="0" w:type="auto"/>
+            <w:hideMark/>
+          </w:tcPr>
+          <w:p>
+            <w:pPr>
+              <w:spacing w:after="160" w:line="259" w:lineRule="auto"/>
+            </w:pPr>
+            <w:r>
+              <w:t>DS03</w:t>
+            </w:r>
+          </w:p>
+        </w:tc>
+        <w:tc>
+          <w:tcPr>
+            <w:tcW w:w="0" w:type="auto"/>
+            <w:hideMark/>
+          </w:tcPr>
+          <w:p>
+            <w:pPr>
+              <w:spacing w:after="160" w:line="259" w:lineRule="auto"/>
+            </w:pPr>
+            <w:r>
+              <w:t>Update status</w:t>
+            </w:r>
+          </w:p>
+        </w:tc>
+      </w:tr>
+      <w:tr>
+        <w:tc>
+          <w:tcPr>
+            <w:tcW w:w="257" w:type="dxa"/>
+            <w:hideMark/>
+          </w:tcPr>
+          <w:p>
+            <w:pPr>
+              <w:spacing w:after="160" w:line="259" w:lineRule="auto"/>
+            </w:pPr>
+            <w:r>
+              <w:t>F06</w:t>
+            </w:r>
+          </w:p>
+        </w:tc>
+        <w:tc>
+          <w:tcPr>
+            <w:tcW w:w="0" w:type="auto"/>
+            <w:hideMark/>
+          </w:tcPr>
+          <w:p>
+            <w:pPr>
+              <w:spacing w:after="160" w:line="259" w:lineRule="auto"/>
+            </w:pPr>
+            <w:r>
+              <w:t>Report Request</w:t>
+            </w:r>
+          </w:p>
+        </w:tc>
+        <w:tc>
+          <w:tcPr>
+            <w:tcW w:w="0" w:type="auto"/>
+            <w:hideMark/>
+          </w:tcPr>
+          <w:p>
+            <w:pPr>
+              <w:spacing w:after="160" w:line="259" w:lineRule="auto"/>
+            </w:pPr>
+            <w:r>
+              <w:t>Admin</w:t>
+            </w:r>
+          </w:p>
+        </w:tc>
+        <w:tc>
+          <w:tcPr>
+            <w:tcW w:w="0" w:type="auto"/>
+            <w:hideMark/>
+          </w:tcPr>
+          <w:p>
+            <w:pPr>
+              <w:spacing w:after="160" w:line="259" w:lineRule="auto"/>
+            </w:pPr>
+            <w:r>
+              <w:t>P5</w:t>
+            </w:r>
+          </w:p>
+        </w:tc>
+        <w:tc>
+          <w:tcPr>
+            <w:tcW w:w="0" w:type="auto"/>
+            <w:hideMark/>
+          </w:tcPr>
+          <w:p>
+            <w:pPr>
+              <w:spacing w:after="160" w:line="259" w:lineRule="auto"/>
+            </w:pPr>
+            <w:r>
+              <w:t>DS04</w:t>
+            </w:r>
+          </w:p>
+        </w:tc>
+        <w:tc>
+          <w:tcPr>
+            <w:tcW w:w="0" w:type="auto"/>
+            <w:hideMark/>
+          </w:tcPr>
+          <w:p>
+            <w:pPr>
+              <w:spacing w:after="160" w:line="259" w:lineRule="auto"/>
+            </w:pPr>
+            <w:r>
+              <w:t>Request system report</w:t>
+            </w:r>
+          </w:p>
+        </w:tc>
+      </w:tr>
+      <w:tr>
+        <w:tc>
+          <w:tcPr>
+            <w:tcW w:w="257" w:type="dxa"/>
+            <w:hideMark/>
+          </w:tcPr>
+          <w:p>
+            <w:pPr>
+              <w:spacing w:after="160" w:line="259" w:lineRule="auto"/>
+            </w:pPr>
+            <w:r>
+              <w:t>F07</w:t>
+            </w:r>
+          </w:p>
+        </w:tc>
+        <w:tc>
+          <w:tcPr>
+            <w:tcW w:w="0" w:type="auto"/>
+            <w:hideMark/>
+          </w:tcPr>
+          <w:p>
+            <w:pPr>
+              <w:spacing w:after="160" w:line="259" w:lineRule="auto"/>
+            </w:pPr>
+            <w:r>
+              <w:t>Notification Payload</w:t>
+            </w:r>
+          </w:p>
+        </w:tc>
+        <w:tc>
+          <w:tcPr>
+            <w:tcW w:w="0" w:type="auto"/>
+            <w:hideMark/>
+          </w:tcPr>
+          <w:p>
+            <w:pPr>
+              <w:spacing w:after="160" w:line="259" w:lineRule="auto"/>
+            </w:pPr>
+            <w:r>
+              <w:t>P4</w:t>
+            </w:r>
+          </w:p>
+        </w:tc>
+        <w:tc>
+          <w:tcPr>
+            <w:tcW w:w="0" w:type="auto"/>
+            <w:hideMark/>
+          </w:tcPr>
+          <w:p>
+            <w:pPr>
+              <w:spacing w:after="160" w:line="259" w:lineRule="auto"/>
+            </w:pPr>
+            <w:r>
+              <w:t>Notification Service</w:t>
+            </w:r>
+          </w:p>
+        </w:tc>
+        <w:tc>
+          <w:tcPr>
+            <w:tcW w:w="0" w:type="auto"/>
+            <w:hideMark/>
+          </w:tcPr>
+          <w:p>
+            <w:pPr>
+              <w:spacing w:after="160" w:line="259" w:lineRule="auto"/>
+            </w:pPr>
+            <w:r>
+              <w:t>DS05</w:t>
+            </w:r>
+          </w:p>
+        </w:tc>
+        <w:tc>
+          <w:tcPr>
+            <w:tcW w:w="0" w:type="auto"/>
+            <w:hideMark/>
+          </w:tcPr>
+          <w:p>
+            <w:pPr>
+              <w:spacing w:after="160" w:line="259" w:lineRule="auto"/>
+            </w:pPr>
+            <w:r>
+              <w:t>Send notification</w:t>
+            </w:r>
+          </w:p>
+        </w:tc>
+      </w:tr>
+      <w:tr>
+        <w:tc>
+          <w:tcPr>
+            <w:tcW w:w="257" w:type="dxa"/>
+            <w:hideMark/>
+          </w:tcPr>
+          <w:p>
+            <w:pPr>
+              <w:spacing w:after="160" w:line="259" w:lineRule="auto"/>
+            </w:pPr>
+            <w:r>
+              <w:t>F08</w:t>
+            </w:r>
+          </w:p>
+        </w:tc>
+        <w:tc>
+          <w:tcPr>
+            <w:tcW w:w="0" w:type="auto"/>
+            <w:hideMark/>
+          </w:tcPr>
+          <w:p>
+            <w:pPr>
+              <w:spacing w:after="160" w:line="259" w:lineRule="auto"/>
+            </w:pPr>
+            <w:r>
+              <w:t>Delivery Status</w:t>
+            </w:r>
+          </w:p>
+        </w:tc>
+        <w:tc>
+          <w:tcPr>
+            <w:tcW w:w="0" w:type="auto"/>
+            <w:hideMark/>
+          </w:tcPr>
+          <w:p>
+            <w:pPr>
+              <w:spacing w:after="160" w:line="259" w:lineRule="auto"/>
+            </w:pPr>
+            <w:r>
+              <w:t>Notification Service</w:t>
+            </w:r>
+          </w:p>
+        </w:tc>
+        <w:tc>
+          <w:tcPr>
+            <w:tcW w:w="0" w:type="auto"/>
+            <w:hideMark/>
+          </w:tcPr>
+          <w:p>
+            <w:pPr>
+              <w:spacing w:after="160" w:line="259" w:lineRule="auto"/>
+            </w:pPr>
+            <w:r>
+              <w:t>P4</w:t>
+            </w:r>
+          </w:p>
+        </w:tc>
+        <w:tc>
+          <w:tcPr>
+            <w:tcW w:w="0" w:type="auto"/>
+            <w:hideMark/>
+          </w:tcPr>
+          <w:p>
+            <w:pPr>
+              <w:spacing w:after="160" w:line="259" w:lineRule="auto"/>
+            </w:pPr>
+            <w:r>
+              <w:t>DS05</w:t>
+            </w:r>
+          </w:p>
+        </w:tc>
+        <w:tc>
+          <w:tcPr>
+            <w:tcW w:w="0" w:type="auto"/>
+            <w:hideMark/>
+          </w:tcPr>
+          <w:p>
+            <w:pPr>
+              <w:spacing w:after="160" w:line="259" w:lineRule="auto"/>
+            </w:pPr>
+            <w:r>
+              <w:t>Confirm delivery</w:t>
+            </w:r>
+          </w:p>
+        </w:tc>
+      </w:tr>
+      <w:tr>
+        <w:tc>
+          <w:tcPr>
+            <w:tcW w:w="257" w:type="dxa"/>
+            <w:hideMark/>
+          </w:tcPr>
+          <w:p>
+            <w:pPr>
+              <w:spacing w:after="160" w:line="259" w:lineRule="auto"/>
+            </w:pPr>
+            <w:r>
+              <w:t>F09</w:t>
+            </w:r>
+          </w:p>
+        </w:tc>
+        <w:tc>
+          <w:tcPr>
+            <w:tcW w:w="0" w:type="auto"/>
+            <w:hideMark/>
+          </w:tcPr>
+          <w:p>
+            <w:pPr>
+              <w:spacing w:after="160" w:line="259" w:lineRule="auto"/>
+            </w:pPr>
+            <w:r>
+              <w:t>Reminder Trigger</w:t>
+            </w:r>
+          </w:p>
+        </w:tc>
+        <w:tc>
+          <w:tcPr>
+            <w:tcW w:w="0" w:type="auto"/>
+            <w:hideMark/>
+          </w:tcPr>
+          <w:p>
+            <w:pPr>
+              <w:spacing w:after="160" w:line="259" w:lineRule="auto"/>
+            </w:pPr>
+            <w:r>
+              <w:t>System Timer</w:t>
+            </w:r>
+          </w:p>
+        </w:tc>
+        <w:tc>
+          <w:tcPr>
+            <w:tcW w:w="0" w:type="auto"/>
+            <w:hideMark/>
+          </w:tcPr>
+          <w:p>
+            <w:pPr>
+              <w:spacing w:after="160" w:line="259" w:lineRule="auto"/>
+            </w:pPr>
+            <w:r>
+              <w:t>P4</w:t>
+            </w:r>
+          </w:p>
+        </w:tc>
+        <w:tc>
+          <w:tcPr>
+            <w:tcW w:w="0" w:type="auto"/>
+            <w:hideMark/>
+          </w:tcPr>
+          <w:p>
+            <w:pPr>
+              <w:spacing w:after="160" w:line="259" w:lineRule="auto"/>
               <w:rPr>
-                <w:rFonts w:ascii="Segoe UI Emoji" w:hAnsi="Segoe UI Emoji" w:cs="Segoe UI Emoji"/>
+                <w:lang w:val="vi-VN"/>
               </w:rPr>
-              <w:t>👤</w:t>
-            </w:r>
-            <w:r>
-              <w:t xml:space="preserve"> External Entity</w:t>
-            </w:r>
-          </w:p>
-        </w:tc>
-        <w:tc>
-          <w:tcPr>
-            <w:tcW w:w="4643" w:type="dxa"/>
-            <w:hideMark/>
-          </w:tcPr>
-          <w:p>
-            <w:r>
-              <w:t>Outside system providing or receiving data</w:t>
-            </w:r>
-          </w:p>
-        </w:tc>
-        <w:tc>
-          <w:tcPr>
-            <w:tcW w:w="0" w:type="auto"/>
-            <w:hideMark/>
-          </w:tcPr>
-          <w:p>
-            <w:r>
-              <w:t>“Borrower”</w:t>
+            </w:pPr>
+            <w:r>
+              <w:rPr>
+                <w:lang w:val="vi-VN"/>
+              </w:rPr>
+              <w:t>N/A</w:t>
+            </w:r>
+          </w:p>
+        </w:tc>
+        <w:tc>
+          <w:tcPr>
+            <w:tcW w:w="0" w:type="auto"/>
+            <w:hideMark/>
+          </w:tcPr>
+          <w:p>
+            <w:pPr>
+              <w:spacing w:after="160" w:line="259" w:lineRule="auto"/>
+            </w:pPr>
+            <w:r>
+              <w:t>Start notification</w:t>
             </w:r>
           </w:p>
         </w:tc>
       </w:tr>
     </w:tbl>
+    <w:p/>
     <w:p>
       <w:pPr>
-        <w:pStyle w:val="CITLABA3Lv3"/>
-      </w:pPr>
-      <w:r>
-        <w:rPr>
-          <w:rStyle w:val="Strong"/>
-        </w:rPr>
-        <w:t>Balancing Principle:</w:t>
-      </w:r>
-      <w:r>
-        <w:br/>
-        <w:t>Every input/output at the Context level must appear in the Level-0 DFD, and every decomposed process (Level-1) must match the parent’s inflows/outflows.</w:t>
-      </w:r>
-    </w:p>
-    <w:p>
-      <w:pPr>
-        <w:pStyle w:val="CITLABA3Lv3"/>
-      </w:pPr>
-      <w:r>
-        <w:rPr>
-          <w:rStyle w:val="Strong"/>
-        </w:rPr>
-        <w:t>Data Dictionary (DD):</w:t>
-      </w:r>
-      <w:r>
-        <w:br/>
-        <w:t>A detailed catalog describing all data items in the system — ensuring consistent meaning, naming, and usage across diagrams and design documents.</w:t>
-      </w:r>
-    </w:p>
-    <w:p>
-      <w:pPr>
-        <w:pStyle w:val="CITLABA2Lv2"/>
-      </w:pPr>
-      <w:r>
-        <w:t>Tasks</w:t>
-      </w:r>
-    </w:p>
-    <w:p>
-      <w:pPr>
-        <w:pStyle w:val="CITLABA3Lv3"/>
-      </w:pPr>
-      <w:r>
-        <w:t>Task 1 – Context Diagram</w:t>
-      </w:r>
-    </w:p>
-    <w:p>
-      <w:pPr>
-        <w:pStyle w:val="CITLABA4Lv4"/>
-      </w:pPr>
-      <w:r>
-        <w:t>Identify system boundary and external entities (Borrower, Approver, Inventory Dept, etc.).</w:t>
-      </w:r>
-    </w:p>
-    <w:p>
-      <w:pPr>
-        <w:pStyle w:val="CITLABA4Lv4"/>
-      </w:pPr>
-      <w:r>
-        <w:t xml:space="preserve">Draw the Context Diagram with one process representing the </w:t>
-      </w:r>
-      <w:r>
-        <w:rPr>
-          <w:i/>
-          <w:iCs/>
-        </w:rPr>
-        <w:t>Equipment Borrowing Management System</w:t>
-      </w:r>
-      <w:r>
-        <w:t>.</w:t>
-      </w:r>
-    </w:p>
-    <w:p>
-      <w:pPr>
-        <w:pStyle w:val="CITLABA4Lv4"/>
-      </w:pPr>
-      <w:r>
-        <w:t xml:space="preserve">Show all major data inflows/outflows between </w:t>
-      </w:r>
-      <w:r>
-        <w:t xml:space="preserve">the </w:t>
-      </w:r>
-      <w:r>
-        <w:t>system and externals.</w:t>
-      </w:r>
-    </w:p>
-    <w:p>
-      <w:pPr>
-        <w:pStyle w:val="CITLABA4Lv4"/>
-      </w:pPr>
-      <w:r>
-        <w:t xml:space="preserve">Check </w:t>
-      </w:r>
-      <w:r>
-        <w:t>the balance</w:t>
-      </w:r>
-      <w:r>
-        <w:t xml:space="preserve"> with the next level.</w:t>
-      </w:r>
-    </w:p>
-    <w:p>
-      <w:pPr>
-        <w:pStyle w:val="CITLABA3Lv3"/>
-      </w:pPr>
-      <w:r>
-        <w:t>Task 2 – Level-0 DFD</w:t>
-      </w:r>
-    </w:p>
-    <w:p>
-      <w:pPr>
-        <w:pStyle w:val="CITLABA4Lv4"/>
-      </w:pPr>
-      <w:r>
-        <w:t>Decompose the system into 3–7 main processes (e.g., Manage Requests, Approve Borrowing, Manage Inventory).</w:t>
-      </w:r>
-    </w:p>
-    <w:p>
-      <w:pPr>
-        <w:pStyle w:val="CITLABA4Lv4"/>
-      </w:pPr>
-      <w:r>
-        <w:t>Add data stores (e.g., Equipment, Borrow Records, Users).</w:t>
-      </w:r>
-    </w:p>
-    <w:p>
-      <w:pPr>
-        <w:pStyle w:val="CITLABA4Lv4"/>
-      </w:pPr>
-      <w:r>
-        <w:lastRenderedPageBreak/>
-        <w:t>Label all data flows clearly and avoid vague names (“info,” “data,” etc.).</w:t>
-      </w:r>
-    </w:p>
-    <w:p>
-      <w:pPr>
-        <w:pStyle w:val="CITLABA4Lv4"/>
-      </w:pPr>
-      <w:r>
-        <w:t>Verify that the total inputs/outputs match those in the Context Diagram.</w:t>
-      </w:r>
-    </w:p>
-    <w:p>
-      <w:pPr>
-        <w:pStyle w:val="CITLABA4Lv4"/>
-      </w:pPr>
-      <w:r>
-        <w:t xml:space="preserve">Export your diagram as </w:t>
-      </w:r>
-      <w:r>
-        <w:rPr>
-          <w:bCs/>
-        </w:rPr>
-        <w:t>PNG</w:t>
-      </w:r>
-      <w:r>
-        <w:t xml:space="preserve"> or </w:t>
-      </w:r>
-      <w:r>
-        <w:rPr>
-          <w:bCs/>
-        </w:rPr>
-        <w:t>PDF</w:t>
-      </w:r>
-      <w:r>
-        <w:t>.</w:t>
-      </w:r>
-    </w:p>
-    <w:p>
-      <w:pPr>
-        <w:pStyle w:val="CITLABA3Lv3"/>
-      </w:pPr>
-      <w:r>
+        <w:pStyle w:val="CITLABA5Lv5"/>
         <w:rPr>
           <w:rStyle w:val="Strong"/>
           <w:b w:val="0"/>
           <w:bCs w:val="0"/>
         </w:rPr>
-        <w:t>Task 3 – Data Dictionary</w:t>
-      </w:r>
-    </w:p>
-    <w:p>
-      <w:pPr>
-        <w:pStyle w:val="CITLABA4Lv4"/>
-      </w:pPr>
-      <w:r>
-        <w:t xml:space="preserve">Prepare a </w:t>
-      </w:r>
+      </w:pPr>
       <w:r>
         <w:rPr>
           <w:rStyle w:val="Strong"/>
         </w:rPr>
-        <w:t>Data Dictionary</w:t>
-      </w:r>
-      <w:r>
-        <w:t xml:space="preserve"> containing the following sections:</w:t>
-      </w:r>
-    </w:p>
-    <w:p>
-      <w:pPr>
-        <w:pStyle w:val="CITLABA5Lv5"/>
-      </w:pPr>
-      <w:r>
-        <w:rPr>
-          <w:rStyle w:val="Strong"/>
-        </w:rPr>
-        <w:t>A. Data Elements (DE)</w:t>
+        <w:t>E. Processes (P)</w:t>
       </w:r>
     </w:p>
     <w:tbl>
       <w:tblPr>
         <w:tblStyle w:val="TableGrid"/>
-        <w:tblW w:w="9538" w:type="dxa"/>
-        <w:tblInd w:w="1413" w:type="dxa"/>
+        <w:tblW w:w="10440" w:type="dxa"/>
+        <w:tblInd w:w="355" w:type="dxa"/>
         <w:tblLook w:val="04A0" w:firstRow="1" w:lastRow="0" w:firstColumn="1" w:lastColumn="0" w:noHBand="0" w:noVBand="1"/>
       </w:tblPr>
       <w:tblGrid>
-        <w:gridCol w:w="780"/>
-        <w:gridCol w:w="1392"/>
-        <w:gridCol w:w="2129"/>
-        <w:gridCol w:w="1699"/>
-        <w:gridCol w:w="2370"/>
-        <w:gridCol w:w="1168"/>
+        <w:gridCol w:w="486"/>
+        <w:gridCol w:w="2674"/>
+        <w:gridCol w:w="3394"/>
+        <w:gridCol w:w="1054"/>
+        <w:gridCol w:w="1105"/>
+        <w:gridCol w:w="1727"/>
       </w:tblGrid>
       <w:tr>
         <w:tc>
           <w:tcPr>
-            <w:tcW w:w="488" w:type="dxa"/>
-            <w:hideMark/>
-          </w:tcPr>
-          <w:p>
-            <w:pPr>
-              <w:jc w:val="center"/>
+            <w:tcW w:w="486" w:type="dxa"/>
+            <w:hideMark/>
+          </w:tcPr>
+          <w:p>
+            <w:pPr>
+              <w:spacing w:after="160" w:line="259" w:lineRule="auto"/>
               <w:rPr>
                 <w:b/>
                 <w:bCs/>
@@ -1601,12 +7013,12 @@
         </w:tc>
         <w:tc>
           <w:tcPr>
-            <w:tcW w:w="1477" w:type="dxa"/>
-            <w:hideMark/>
-          </w:tcPr>
-          <w:p>
-            <w:pPr>
-              <w:jc w:val="center"/>
+            <w:tcW w:w="0" w:type="auto"/>
+            <w:hideMark/>
+          </w:tcPr>
+          <w:p>
+            <w:pPr>
+              <w:spacing w:after="160" w:line="259" w:lineRule="auto"/>
               <w:rPr>
                 <w:b/>
                 <w:bCs/>
@@ -1617,18 +7029,18 @@
                 <w:b/>
                 <w:bCs/>
               </w:rPr>
-              <w:t>Element Name</w:t>
-            </w:r>
-          </w:p>
-        </w:tc>
-        <w:tc>
-          <w:tcPr>
-            <w:tcW w:w="2336" w:type="dxa"/>
-            <w:hideMark/>
-          </w:tcPr>
-          <w:p>
-            <w:pPr>
-              <w:jc w:val="center"/>
+              <w:t>Process Name</w:t>
+            </w:r>
+          </w:p>
+        </w:tc>
+        <w:tc>
+          <w:tcPr>
+            <w:tcW w:w="0" w:type="auto"/>
+            <w:hideMark/>
+          </w:tcPr>
+          <w:p>
+            <w:pPr>
+              <w:spacing w:after="160" w:line="259" w:lineRule="auto"/>
               <w:rPr>
                 <w:b/>
                 <w:bCs/>
@@ -1645,982 +7057,12 @@
         </w:tc>
         <w:tc>
           <w:tcPr>
-            <w:tcW w:w="1699" w:type="dxa"/>
-            <w:hideMark/>
-          </w:tcPr>
-          <w:p>
-            <w:pPr>
-              <w:jc w:val="center"/>
-              <w:rPr>
-                <w:b/>
-                <w:bCs/>
-              </w:rPr>
-            </w:pPr>
-            <w:r>
-              <w:rPr>
-                <w:b/>
-                <w:bCs/>
-              </w:rPr>
-              <w:t>Type/Format</w:t>
-            </w:r>
-          </w:p>
-        </w:tc>
-        <w:tc>
-          <w:tcPr>
-            <w:tcW w:w="0" w:type="auto"/>
-            <w:hideMark/>
-          </w:tcPr>
-          <w:p>
-            <w:pPr>
-              <w:jc w:val="center"/>
-              <w:rPr>
-                <w:b/>
-                <w:bCs/>
-              </w:rPr>
-            </w:pPr>
-            <w:r>
-              <w:rPr>
-                <w:b/>
-                <w:bCs/>
-              </w:rPr>
-              <w:t>Domain/Constraint</w:t>
-            </w:r>
-          </w:p>
-        </w:tc>
-        <w:tc>
-          <w:tcPr>
-            <w:tcW w:w="0" w:type="auto"/>
-            <w:hideMark/>
-          </w:tcPr>
-          <w:p>
-            <w:pPr>
-              <w:jc w:val="center"/>
-              <w:rPr>
-                <w:b/>
-                <w:bCs/>
-              </w:rPr>
-            </w:pPr>
-            <w:r>
-              <w:rPr>
-                <w:b/>
-                <w:bCs/>
-              </w:rPr>
-              <w:t>Example</w:t>
-            </w:r>
-          </w:p>
-        </w:tc>
-      </w:tr>
-      <w:tr>
-        <w:tc>
-          <w:tcPr>
-            <w:tcW w:w="488" w:type="dxa"/>
-            <w:hideMark/>
-          </w:tcPr>
-          <w:p>
-            <w:r>
-              <w:t>DE01</w:t>
-            </w:r>
-          </w:p>
-        </w:tc>
-        <w:tc>
-          <w:tcPr>
-            <w:tcW w:w="1477" w:type="dxa"/>
-            <w:hideMark/>
-          </w:tcPr>
-          <w:p>
-            <w:r>
-              <w:t>DeviceID</w:t>
-            </w:r>
-          </w:p>
-        </w:tc>
-        <w:tc>
-          <w:tcPr>
-            <w:tcW w:w="2336" w:type="dxa"/>
-            <w:hideMark/>
-          </w:tcPr>
-          <w:p>
-            <w:r>
-              <w:t>Unique identifier of the device</w:t>
-            </w:r>
-          </w:p>
-        </w:tc>
-        <w:tc>
-          <w:tcPr>
-            <w:tcW w:w="1699" w:type="dxa"/>
-            <w:hideMark/>
-          </w:tcPr>
-          <w:p>
-            <w:r>
-              <w:t>String(20)</w:t>
-            </w:r>
-          </w:p>
-        </w:tc>
-        <w:tc>
-          <w:tcPr>
-            <w:tcW w:w="0" w:type="auto"/>
-            <w:hideMark/>
-          </w:tcPr>
-          <w:p>
-            <w:r>
-              <w:t>NOT NULL</w:t>
-            </w:r>
-          </w:p>
-        </w:tc>
-        <w:tc>
-          <w:tcPr>
-            <w:tcW w:w="0" w:type="auto"/>
-            <w:hideMark/>
-          </w:tcPr>
-          <w:p>
-            <w:r>
-              <w:t>TB-0001</w:t>
-            </w:r>
-          </w:p>
-        </w:tc>
-      </w:tr>
-      <w:tr>
-        <w:tc>
-          <w:tcPr>
-            <w:tcW w:w="488" w:type="dxa"/>
-            <w:hideMark/>
-          </w:tcPr>
-          <w:p>
-            <w:r>
-              <w:t>…</w:t>
-            </w:r>
-          </w:p>
-        </w:tc>
-        <w:tc>
-          <w:tcPr>
-            <w:tcW w:w="1477" w:type="dxa"/>
-          </w:tcPr>
-          <w:p/>
-        </w:tc>
-        <w:tc>
-          <w:tcPr>
-            <w:tcW w:w="2336" w:type="dxa"/>
-          </w:tcPr>
-          <w:p/>
-        </w:tc>
-        <w:tc>
-          <w:tcPr>
-            <w:tcW w:w="1699" w:type="dxa"/>
-          </w:tcPr>
-          <w:p/>
-        </w:tc>
-        <w:tc>
-          <w:tcPr>
-            <w:tcW w:w="0" w:type="auto"/>
-          </w:tcPr>
-          <w:p/>
-        </w:tc>
-        <w:tc>
-          <w:tcPr>
-            <w:tcW w:w="0" w:type="auto"/>
-          </w:tcPr>
-          <w:p/>
-        </w:tc>
-      </w:tr>
-    </w:tbl>
-    <w:p>
-      <w:pPr>
-        <w:pStyle w:val="CITLABA5Lv5"/>
-      </w:pPr>
-      <w:r>
-        <w:rPr>
-          <w:rStyle w:val="Strong"/>
-        </w:rPr>
-        <w:t>B. Data Structures (DS)</w:t>
-      </w:r>
-    </w:p>
-    <w:tbl>
-      <w:tblPr>
-        <w:tblStyle w:val="TableGrid"/>
-        <w:tblW w:w="9613" w:type="dxa"/>
-        <w:tblInd w:w="1413" w:type="dxa"/>
-        <w:tblLook w:val="04A0" w:firstRow="1" w:lastRow="0" w:firstColumn="1" w:lastColumn="0" w:noHBand="0" w:noVBand="1"/>
-      </w:tblPr>
-      <w:tblGrid>
-        <w:gridCol w:w="760"/>
-        <w:gridCol w:w="1834"/>
-        <w:gridCol w:w="3387"/>
-        <w:gridCol w:w="1672"/>
-        <w:gridCol w:w="1960"/>
-      </w:tblGrid>
-      <w:tr>
-        <w:tc>
-          <w:tcPr>
-            <w:tcW w:w="760" w:type="dxa"/>
-            <w:hideMark/>
-          </w:tcPr>
-          <w:p>
-            <w:pPr>
-              <w:jc w:val="center"/>
-              <w:rPr>
-                <w:b/>
-                <w:bCs/>
-              </w:rPr>
-            </w:pPr>
-            <w:r>
-              <w:rPr>
-                <w:b/>
-                <w:bCs/>
-              </w:rPr>
-              <w:t>ID</w:t>
-            </w:r>
-          </w:p>
-        </w:tc>
-        <w:tc>
-          <w:tcPr>
-            <w:tcW w:w="1508" w:type="dxa"/>
-            <w:hideMark/>
-          </w:tcPr>
-          <w:p>
-            <w:pPr>
-              <w:jc w:val="center"/>
-              <w:rPr>
-                <w:b/>
-                <w:bCs/>
-              </w:rPr>
-            </w:pPr>
-            <w:r>
-              <w:rPr>
-                <w:b/>
-                <w:bCs/>
-              </w:rPr>
-              <w:t>Structure</w:t>
-            </w:r>
-          </w:p>
-        </w:tc>
-        <w:tc>
-          <w:tcPr>
-            <w:tcW w:w="3655" w:type="dxa"/>
-            <w:hideMark/>
-          </w:tcPr>
-          <w:p>
-            <w:pPr>
-              <w:jc w:val="center"/>
-              <w:rPr>
-                <w:b/>
-                <w:bCs/>
-              </w:rPr>
-            </w:pPr>
-            <w:r>
-              <w:rPr>
-                <w:b/>
-                <w:bCs/>
-              </w:rPr>
-              <w:t>Components (DE)</w:t>
-            </w:r>
-          </w:p>
-        </w:tc>
-        <w:tc>
-          <w:tcPr>
-            <w:tcW w:w="1716" w:type="dxa"/>
-            <w:hideMark/>
-          </w:tcPr>
-          <w:p>
-            <w:pPr>
-              <w:jc w:val="center"/>
-              <w:rPr>
-                <w:b/>
-                <w:bCs/>
-              </w:rPr>
-            </w:pPr>
-            <w:r>
-              <w:rPr>
-                <w:b/>
-                <w:bCs/>
-              </w:rPr>
-              <w:t>Mandatory</w:t>
-            </w:r>
-          </w:p>
-        </w:tc>
-        <w:tc>
-          <w:tcPr>
-            <w:tcW w:w="1974" w:type="dxa"/>
-            <w:hideMark/>
-          </w:tcPr>
-          <w:p>
-            <w:pPr>
-              <w:jc w:val="center"/>
-              <w:rPr>
-                <w:b/>
-                <w:bCs/>
-              </w:rPr>
-            </w:pPr>
-            <w:r>
-              <w:rPr>
-                <w:b/>
-                <w:bCs/>
-              </w:rPr>
-              <w:t>Notes</w:t>
-            </w:r>
-          </w:p>
-        </w:tc>
-      </w:tr>
-      <w:tr>
-        <w:tc>
-          <w:tcPr>
-            <w:tcW w:w="760" w:type="dxa"/>
-            <w:hideMark/>
-          </w:tcPr>
-          <w:p>
-            <w:r>
-              <w:t>DS01</w:t>
-            </w:r>
-          </w:p>
-        </w:tc>
-        <w:tc>
-          <w:tcPr>
-            <w:tcW w:w="1508" w:type="dxa"/>
-            <w:hideMark/>
-          </w:tcPr>
-          <w:p>
-            <w:r>
-              <w:t>BorrowRequest</w:t>
-            </w:r>
-          </w:p>
-        </w:tc>
-        <w:tc>
-          <w:tcPr>
-            <w:tcW w:w="3655" w:type="dxa"/>
-            <w:hideMark/>
-          </w:tcPr>
-          <w:p>
-            <w:r>
-              <w:t>DE01, DE_UserID, DE_BorrowDate, DE_Quantity</w:t>
-            </w:r>
-          </w:p>
-        </w:tc>
-        <w:tc>
-          <w:tcPr>
-            <w:tcW w:w="1716" w:type="dxa"/>
-            <w:hideMark/>
-          </w:tcPr>
-          <w:p>
-            <w:r>
-              <w:t>Yes</w:t>
-            </w:r>
-          </w:p>
-        </w:tc>
-        <w:tc>
-          <w:tcPr>
-            <w:tcW w:w="1974" w:type="dxa"/>
-            <w:hideMark/>
-          </w:tcPr>
-          <w:p>
-            <w:r>
-              <w:t>Max 5 devices/request</w:t>
-            </w:r>
-          </w:p>
-        </w:tc>
-      </w:tr>
-    </w:tbl>
-    <w:p>
-      <w:pPr>
-        <w:pStyle w:val="CITLABA5Lv5"/>
-      </w:pPr>
-      <w:r>
-        <w:rPr>
-          <w:rStyle w:val="Strong"/>
-        </w:rPr>
-        <w:t>C. Data Stores (D)</w:t>
-      </w:r>
-    </w:p>
-    <w:tbl>
-      <w:tblPr>
-        <w:tblStyle w:val="TableGrid"/>
-        <w:tblW w:w="4467" w:type="pct"/>
-        <w:tblInd w:w="1413" w:type="dxa"/>
-        <w:tblLayout w:type="fixed"/>
-        <w:tblLook w:val="04A0" w:firstRow="1" w:lastRow="0" w:firstColumn="1" w:lastColumn="0" w:noHBand="0" w:noVBand="1"/>
-      </w:tblPr>
-      <w:tblGrid>
-        <w:gridCol w:w="711"/>
-        <w:gridCol w:w="1700"/>
-        <w:gridCol w:w="2356"/>
-        <w:gridCol w:w="2182"/>
-        <w:gridCol w:w="2691"/>
-      </w:tblGrid>
-      <w:tr>
-        <w:tc>
-          <w:tcPr>
-            <w:tcW w:w="368" w:type="pct"/>
-            <w:hideMark/>
-          </w:tcPr>
-          <w:p>
-            <w:pPr>
-              <w:jc w:val="center"/>
-              <w:rPr>
-                <w:b/>
-                <w:bCs/>
-              </w:rPr>
-            </w:pPr>
-            <w:r>
-              <w:rPr>
-                <w:b/>
-                <w:bCs/>
-              </w:rPr>
-              <w:t>ID</w:t>
-            </w:r>
-          </w:p>
-        </w:tc>
-        <w:tc>
-          <w:tcPr>
-            <w:tcW w:w="882" w:type="pct"/>
-            <w:hideMark/>
-          </w:tcPr>
-          <w:p>
-            <w:pPr>
-              <w:jc w:val="center"/>
-              <w:rPr>
-                <w:b/>
-                <w:bCs/>
-              </w:rPr>
-            </w:pPr>
-            <w:r>
-              <w:rPr>
-                <w:b/>
-                <w:bCs/>
-              </w:rPr>
-              <w:t>Name</w:t>
-            </w:r>
-          </w:p>
-        </w:tc>
-        <w:tc>
-          <w:tcPr>
-            <w:tcW w:w="1222" w:type="pct"/>
-            <w:hideMark/>
-          </w:tcPr>
-          <w:p>
-            <w:pPr>
-              <w:jc w:val="center"/>
-              <w:rPr>
-                <w:b/>
-                <w:bCs/>
-              </w:rPr>
-            </w:pPr>
-            <w:r>
-              <w:rPr>
-                <w:b/>
-                <w:bCs/>
-              </w:rPr>
-              <w:t>Description</w:t>
-            </w:r>
-          </w:p>
-        </w:tc>
-        <w:tc>
-          <w:tcPr>
-            <w:tcW w:w="1132" w:type="pct"/>
-            <w:hideMark/>
-          </w:tcPr>
-          <w:p>
-            <w:pPr>
-              <w:jc w:val="center"/>
-              <w:rPr>
-                <w:b/>
-                <w:bCs/>
-              </w:rPr>
-            </w:pPr>
-            <w:r>
-              <w:rPr>
-                <w:b/>
-                <w:bCs/>
-              </w:rPr>
-              <w:t>Key Field</w:t>
-            </w:r>
-          </w:p>
-        </w:tc>
-        <w:tc>
-          <w:tcPr>
-            <w:tcW w:w="1396" w:type="pct"/>
-            <w:hideMark/>
-          </w:tcPr>
-          <w:p>
-            <w:pPr>
-              <w:jc w:val="center"/>
-              <w:rPr>
-                <w:b/>
-                <w:bCs/>
-              </w:rPr>
-            </w:pPr>
-            <w:r>
-              <w:rPr>
-                <w:b/>
-                <w:bCs/>
-              </w:rPr>
-              <w:t>Updated by</w:t>
-            </w:r>
-          </w:p>
-        </w:tc>
-      </w:tr>
-      <w:tr>
-        <w:tc>
-          <w:tcPr>
-            <w:tcW w:w="368" w:type="pct"/>
-            <w:hideMark/>
-          </w:tcPr>
-          <w:p>
-            <w:r>
-              <w:t>D1</w:t>
-            </w:r>
-          </w:p>
-        </w:tc>
-        <w:tc>
-          <w:tcPr>
-            <w:tcW w:w="882" w:type="pct"/>
-            <w:hideMark/>
-          </w:tcPr>
-          <w:p>
-            <w:r>
-              <w:t>Equipment</w:t>
-            </w:r>
-          </w:p>
-        </w:tc>
-        <w:tc>
-          <w:tcPr>
-            <w:tcW w:w="1222" w:type="pct"/>
-            <w:hideMark/>
-          </w:tcPr>
-          <w:p>
-            <w:r>
-              <w:t>Equipment catalog</w:t>
-            </w:r>
-          </w:p>
-        </w:tc>
-        <w:tc>
-          <w:tcPr>
-            <w:tcW w:w="1132" w:type="pct"/>
-            <w:hideMark/>
-          </w:tcPr>
-          <w:p>
-            <w:r>
-              <w:t>DeviceID</w:t>
-            </w:r>
-          </w:p>
-        </w:tc>
-        <w:tc>
-          <w:tcPr>
-            <w:tcW w:w="1396" w:type="pct"/>
-            <w:hideMark/>
-          </w:tcPr>
-          <w:p>
-            <w:r>
-              <w:t>P3 Update Inventory</w:t>
-            </w:r>
-          </w:p>
-        </w:tc>
-      </w:tr>
-      <w:tr>
-        <w:tc>
-          <w:tcPr>
-            <w:tcW w:w="368" w:type="pct"/>
-          </w:tcPr>
-          <w:p>
-            <w:r>
-              <w:t>…</w:t>
-            </w:r>
-          </w:p>
-        </w:tc>
-        <w:tc>
-          <w:tcPr>
-            <w:tcW w:w="882" w:type="pct"/>
-          </w:tcPr>
-          <w:p/>
-        </w:tc>
-        <w:tc>
-          <w:tcPr>
-            <w:tcW w:w="1222" w:type="pct"/>
-          </w:tcPr>
-          <w:p/>
-        </w:tc>
-        <w:tc>
-          <w:tcPr>
-            <w:tcW w:w="1132" w:type="pct"/>
-          </w:tcPr>
-          <w:p/>
-        </w:tc>
-        <w:tc>
-          <w:tcPr>
-            <w:tcW w:w="1396" w:type="pct"/>
-          </w:tcPr>
-          <w:p/>
-        </w:tc>
-      </w:tr>
-    </w:tbl>
-    <w:p>
-      <w:pPr>
-        <w:pStyle w:val="CITLABA5Lv5"/>
-      </w:pPr>
-      <w:r>
-        <w:rPr>
-          <w:rStyle w:val="Strong"/>
-        </w:rPr>
-        <w:t>D. Data Flows (F)</w:t>
-      </w:r>
-    </w:p>
-    <w:tbl>
-      <w:tblPr>
-        <w:tblStyle w:val="TableGrid"/>
-        <w:tblW w:w="4427" w:type="pct"/>
-        <w:tblInd w:w="1413" w:type="dxa"/>
-        <w:tblLook w:val="04A0" w:firstRow="1" w:lastRow="0" w:firstColumn="1" w:lastColumn="0" w:noHBand="0" w:noVBand="1"/>
-      </w:tblPr>
-      <w:tblGrid>
-        <w:gridCol w:w="611"/>
-        <w:gridCol w:w="2389"/>
-        <w:gridCol w:w="1446"/>
-        <w:gridCol w:w="1504"/>
-        <w:gridCol w:w="1263"/>
-        <w:gridCol w:w="2340"/>
-      </w:tblGrid>
-      <w:tr>
-        <w:tc>
-          <w:tcPr>
-            <w:tcW w:w="149" w:type="pct"/>
-            <w:hideMark/>
-          </w:tcPr>
-          <w:p>
-            <w:pPr>
-              <w:jc w:val="center"/>
-              <w:rPr>
-                <w:b/>
-                <w:bCs/>
-              </w:rPr>
-            </w:pPr>
-            <w:r>
-              <w:rPr>
-                <w:b/>
-                <w:bCs/>
-              </w:rPr>
-              <w:t>ID</w:t>
-            </w:r>
-          </w:p>
-        </w:tc>
-        <w:tc>
-          <w:tcPr>
-            <w:tcW w:w="1287" w:type="pct"/>
-            <w:hideMark/>
-          </w:tcPr>
-          <w:p>
-            <w:pPr>
-              <w:jc w:val="center"/>
-              <w:rPr>
-                <w:b/>
-                <w:bCs/>
-              </w:rPr>
-            </w:pPr>
-            <w:r>
-              <w:rPr>
-                <w:b/>
-                <w:bCs/>
-              </w:rPr>
-              <w:t>Name</w:t>
-            </w:r>
-          </w:p>
-        </w:tc>
-        <w:tc>
-          <w:tcPr>
-            <w:tcW w:w="757" w:type="pct"/>
-            <w:hideMark/>
-          </w:tcPr>
-          <w:p>
-            <w:pPr>
-              <w:jc w:val="center"/>
-              <w:rPr>
-                <w:b/>
-                <w:bCs/>
-              </w:rPr>
-            </w:pPr>
-            <w:r>
-              <w:rPr>
-                <w:b/>
-                <w:bCs/>
-              </w:rPr>
-              <w:t>Source</w:t>
-            </w:r>
-          </w:p>
-        </w:tc>
-        <w:tc>
-          <w:tcPr>
-            <w:tcW w:w="832" w:type="pct"/>
-            <w:hideMark/>
-          </w:tcPr>
-          <w:p>
-            <w:pPr>
-              <w:jc w:val="center"/>
-              <w:rPr>
-                <w:b/>
-                <w:bCs/>
-              </w:rPr>
-            </w:pPr>
-            <w:r>
-              <w:rPr>
-                <w:b/>
-                <w:bCs/>
-              </w:rPr>
-              <w:t>Destination</w:t>
-            </w:r>
-          </w:p>
-        </w:tc>
-        <w:tc>
-          <w:tcPr>
-            <w:tcW w:w="689" w:type="pct"/>
-            <w:hideMark/>
-          </w:tcPr>
-          <w:p>
-            <w:pPr>
-              <w:jc w:val="center"/>
-              <w:rPr>
-                <w:b/>
-                <w:bCs/>
-              </w:rPr>
-            </w:pPr>
-            <w:r>
-              <w:rPr>
-                <w:b/>
-                <w:bCs/>
-              </w:rPr>
-              <w:t>Structure</w:t>
-            </w:r>
-          </w:p>
-        </w:tc>
-        <w:tc>
-          <w:tcPr>
-            <w:tcW w:w="1287" w:type="pct"/>
-            <w:hideMark/>
-          </w:tcPr>
-          <w:p>
-            <w:pPr>
-              <w:jc w:val="center"/>
-              <w:rPr>
-                <w:b/>
-                <w:bCs/>
-              </w:rPr>
-            </w:pPr>
-            <w:r>
-              <w:rPr>
-                <w:b/>
-                <w:bCs/>
-              </w:rPr>
-              <w:t>Purpose</w:t>
-            </w:r>
-          </w:p>
-        </w:tc>
-      </w:tr>
-      <w:tr>
-        <w:tc>
-          <w:tcPr>
-            <w:tcW w:w="149" w:type="pct"/>
-            <w:hideMark/>
-          </w:tcPr>
-          <w:p>
-            <w:r>
-              <w:t>F01</w:t>
-            </w:r>
-          </w:p>
-        </w:tc>
-        <w:tc>
-          <w:tcPr>
-            <w:tcW w:w="1287" w:type="pct"/>
-            <w:hideMark/>
-          </w:tcPr>
-          <w:p>
-            <w:r>
-              <w:t>BorrowRequestForm</w:t>
-            </w:r>
-          </w:p>
-        </w:tc>
-        <w:tc>
-          <w:tcPr>
-            <w:tcW w:w="757" w:type="pct"/>
-            <w:hideMark/>
-          </w:tcPr>
-          <w:p>
-            <w:r>
-              <w:t>E_Borrower</w:t>
-            </w:r>
-          </w:p>
-        </w:tc>
-        <w:tc>
-          <w:tcPr>
-            <w:tcW w:w="832" w:type="pct"/>
-            <w:hideMark/>
-          </w:tcPr>
-          <w:p>
-            <w:r>
-              <w:t>P1</w:t>
-            </w:r>
-          </w:p>
-        </w:tc>
-        <w:tc>
-          <w:tcPr>
-            <w:tcW w:w="689" w:type="pct"/>
-            <w:hideMark/>
-          </w:tcPr>
-          <w:p>
-            <w:r>
-              <w:t>DS01</w:t>
-            </w:r>
-          </w:p>
-        </w:tc>
-        <w:tc>
-          <w:tcPr>
-            <w:tcW w:w="1287" w:type="pct"/>
-            <w:hideMark/>
-          </w:tcPr>
-          <w:p>
-            <w:r>
-              <w:t>Submit new request</w:t>
-            </w:r>
-          </w:p>
-        </w:tc>
-      </w:tr>
-      <w:tr>
-        <w:tc>
-          <w:tcPr>
-            <w:tcW w:w="149" w:type="pct"/>
-          </w:tcPr>
-          <w:p>
-            <w:r>
-              <w:t>…</w:t>
-            </w:r>
-          </w:p>
-        </w:tc>
-        <w:tc>
-          <w:tcPr>
-            <w:tcW w:w="1287" w:type="pct"/>
-          </w:tcPr>
-          <w:p/>
-        </w:tc>
-        <w:tc>
-          <w:tcPr>
-            <w:tcW w:w="757" w:type="pct"/>
-          </w:tcPr>
-          <w:p/>
-        </w:tc>
-        <w:tc>
-          <w:tcPr>
-            <w:tcW w:w="832" w:type="pct"/>
-          </w:tcPr>
-          <w:p/>
-        </w:tc>
-        <w:tc>
-          <w:tcPr>
-            <w:tcW w:w="689" w:type="pct"/>
-          </w:tcPr>
-          <w:p/>
-        </w:tc>
-        <w:tc>
-          <w:tcPr>
-            <w:tcW w:w="1287" w:type="pct"/>
-          </w:tcPr>
-          <w:p/>
-        </w:tc>
-      </w:tr>
-    </w:tbl>
-    <w:p>
-      <w:pPr>
-        <w:pStyle w:val="CITLABA5Lv5"/>
-      </w:pPr>
-      <w:r>
-        <w:rPr>
-          <w:rStyle w:val="Strong"/>
-        </w:rPr>
-        <w:t>E. Processes (P)</w:t>
-      </w:r>
-    </w:p>
-    <w:tbl>
-      <w:tblPr>
-        <w:tblStyle w:val="TableGrid"/>
-        <w:tblW w:w="4466" w:type="pct"/>
-        <w:tblInd w:w="1413" w:type="dxa"/>
-        <w:tblLook w:val="04A0" w:firstRow="1" w:lastRow="0" w:firstColumn="1" w:lastColumn="0" w:noHBand="0" w:noVBand="1"/>
-      </w:tblPr>
-      <w:tblGrid>
-        <w:gridCol w:w="488"/>
-        <w:gridCol w:w="1825"/>
-        <w:gridCol w:w="2365"/>
-        <w:gridCol w:w="1203"/>
-        <w:gridCol w:w="2219"/>
-        <w:gridCol w:w="1538"/>
-      </w:tblGrid>
-      <w:tr>
-        <w:tc>
-          <w:tcPr>
-            <w:tcW w:w="253" w:type="pct"/>
-            <w:hideMark/>
-          </w:tcPr>
-          <w:p>
-            <w:pPr>
-              <w:jc w:val="center"/>
-              <w:rPr>
-                <w:b/>
-                <w:bCs/>
-              </w:rPr>
-            </w:pPr>
-            <w:r>
-              <w:rPr>
-                <w:b/>
-                <w:bCs/>
-              </w:rPr>
-              <w:t>ID</w:t>
-            </w:r>
-          </w:p>
-        </w:tc>
-        <w:tc>
-          <w:tcPr>
-            <w:tcW w:w="947" w:type="pct"/>
-            <w:hideMark/>
-          </w:tcPr>
-          <w:p>
-            <w:pPr>
-              <w:jc w:val="center"/>
-              <w:rPr>
-                <w:b/>
-                <w:bCs/>
-              </w:rPr>
-            </w:pPr>
-            <w:r>
-              <w:rPr>
-                <w:b/>
-                <w:bCs/>
-              </w:rPr>
-              <w:t>Process Name</w:t>
-            </w:r>
-          </w:p>
-        </w:tc>
-        <w:tc>
-          <w:tcPr>
-            <w:tcW w:w="1227" w:type="pct"/>
-            <w:hideMark/>
-          </w:tcPr>
-          <w:p>
-            <w:pPr>
-              <w:jc w:val="center"/>
-              <w:rPr>
-                <w:b/>
-                <w:bCs/>
-              </w:rPr>
-            </w:pPr>
-            <w:r>
-              <w:rPr>
-                <w:b/>
-                <w:bCs/>
-              </w:rPr>
-              <w:t>Description</w:t>
-            </w:r>
-          </w:p>
-        </w:tc>
-        <w:tc>
-          <w:tcPr>
-            <w:tcW w:w="624" w:type="pct"/>
-            <w:hideMark/>
-          </w:tcPr>
-          <w:p>
-            <w:pPr>
-              <w:jc w:val="center"/>
+            <w:tcW w:w="0" w:type="auto"/>
+            <w:hideMark/>
+          </w:tcPr>
+          <w:p>
+            <w:pPr>
+              <w:spacing w:after="160" w:line="259" w:lineRule="auto"/>
               <w:rPr>
                 <w:b/>
                 <w:bCs/>
@@ -2637,12 +7079,12 @@
         </w:tc>
         <w:tc>
           <w:tcPr>
-            <w:tcW w:w="1151" w:type="pct"/>
-            <w:hideMark/>
-          </w:tcPr>
-          <w:p>
-            <w:pPr>
-              <w:jc w:val="center"/>
+            <w:tcW w:w="0" w:type="auto"/>
+            <w:hideMark/>
+          </w:tcPr>
+          <w:p>
+            <w:pPr>
+              <w:spacing w:after="160" w:line="259" w:lineRule="auto"/>
               <w:rPr>
                 <w:b/>
                 <w:bCs/>
@@ -2659,12 +7101,12 @@
         </w:tc>
         <w:tc>
           <w:tcPr>
-            <w:tcW w:w="798" w:type="pct"/>
-            <w:hideMark/>
-          </w:tcPr>
-          <w:p>
-            <w:pPr>
-              <w:jc w:val="center"/>
+            <w:tcW w:w="1727" w:type="dxa"/>
+            <w:hideMark/>
+          </w:tcPr>
+          <w:p>
+            <w:pPr>
+              <w:spacing w:after="160" w:line="259" w:lineRule="auto"/>
               <w:rPr>
                 <w:b/>
                 <w:bCs/>
@@ -2683,10 +7125,13 @@
       <w:tr>
         <w:tc>
           <w:tcPr>
-            <w:tcW w:w="253" w:type="pct"/>
-            <w:hideMark/>
-          </w:tcPr>
-          <w:p>
+            <w:tcW w:w="486" w:type="dxa"/>
+            <w:hideMark/>
+          </w:tcPr>
+          <w:p>
+            <w:pPr>
+              <w:spacing w:after="160" w:line="259" w:lineRule="auto"/>
+            </w:pPr>
             <w:r>
               <w:t>P1</w:t>
             </w:r>
@@ -2694,10 +7139,13 @@
         </w:tc>
         <w:tc>
           <w:tcPr>
-            <w:tcW w:w="947" w:type="pct"/>
-            <w:hideMark/>
-          </w:tcPr>
-          <w:p>
+            <w:tcW w:w="0" w:type="auto"/>
+            <w:hideMark/>
+          </w:tcPr>
+          <w:p>
+            <w:pPr>
+              <w:spacing w:after="160" w:line="259" w:lineRule="auto"/>
+            </w:pPr>
             <w:r>
               <w:t>Handle Borrow Request</w:t>
             </w:r>
@@ -2705,21 +7153,27 @@
         </w:tc>
         <w:tc>
           <w:tcPr>
-            <w:tcW w:w="1227" w:type="pct"/>
-            <w:hideMark/>
-          </w:tcPr>
-          <w:p>
-            <w:r>
-              <w:t>Validate and record borrow requests</w:t>
-            </w:r>
-          </w:p>
-        </w:tc>
-        <w:tc>
-          <w:tcPr>
-            <w:tcW w:w="624" w:type="pct"/>
-            <w:hideMark/>
-          </w:tcPr>
-          <w:p>
+            <w:tcW w:w="0" w:type="auto"/>
+            <w:hideMark/>
+          </w:tcPr>
+          <w:p>
+            <w:pPr>
+              <w:spacing w:after="160" w:line="259" w:lineRule="auto"/>
+            </w:pPr>
+            <w:r>
+              <w:t>Validate and record borrower requests</w:t>
+            </w:r>
+          </w:p>
+        </w:tc>
+        <w:tc>
+          <w:tcPr>
+            <w:tcW w:w="0" w:type="auto"/>
+            <w:hideMark/>
+          </w:tcPr>
+          <w:p>
+            <w:pPr>
+              <w:spacing w:after="160" w:line="259" w:lineRule="auto"/>
+            </w:pPr>
             <w:r>
               <w:t>F01</w:t>
             </w:r>
@@ -2727,23 +7181,29 @@
         </w:tc>
         <w:tc>
           <w:tcPr>
-            <w:tcW w:w="1151" w:type="pct"/>
-            <w:hideMark/>
-          </w:tcPr>
-          <w:p>
-            <w:r>
-              <w:t>D2_BorrowRecords</w:t>
-            </w:r>
-          </w:p>
-        </w:tc>
-        <w:tc>
-          <w:tcPr>
-            <w:tcW w:w="798" w:type="pct"/>
-            <w:hideMark/>
-          </w:tcPr>
-          <w:p>
-            <w:r>
-              <w:t>Request submission</w:t>
+            <w:tcW w:w="0" w:type="auto"/>
+            <w:hideMark/>
+          </w:tcPr>
+          <w:p>
+            <w:pPr>
+              <w:spacing w:after="160" w:line="259" w:lineRule="auto"/>
+            </w:pPr>
+            <w:r>
+              <w:t>F02, D2</w:t>
+            </w:r>
+          </w:p>
+        </w:tc>
+        <w:tc>
+          <w:tcPr>
+            <w:tcW w:w="1727" w:type="dxa"/>
+            <w:hideMark/>
+          </w:tcPr>
+          <w:p>
+            <w:pPr>
+              <w:spacing w:after="160" w:line="259" w:lineRule="auto"/>
+            </w:pPr>
+            <w:r>
+              <w:t>Borrower submits</w:t>
             </w:r>
           </w:p>
         </w:tc>
@@ -2751,46 +7211,350 @@
       <w:tr>
         <w:tc>
           <w:tcPr>
-            <w:tcW w:w="253" w:type="pct"/>
-          </w:tcPr>
-          <w:p>
-            <w:r>
-              <w:t>…</w:t>
-            </w:r>
-          </w:p>
-        </w:tc>
-        <w:tc>
-          <w:tcPr>
-            <w:tcW w:w="947" w:type="pct"/>
-          </w:tcPr>
-          <w:p/>
-        </w:tc>
-        <w:tc>
-          <w:tcPr>
-            <w:tcW w:w="1227" w:type="pct"/>
-          </w:tcPr>
-          <w:p/>
-        </w:tc>
-        <w:tc>
-          <w:tcPr>
-            <w:tcW w:w="624" w:type="pct"/>
-          </w:tcPr>
-          <w:p/>
-        </w:tc>
-        <w:tc>
-          <w:tcPr>
-            <w:tcW w:w="1151" w:type="pct"/>
-          </w:tcPr>
-          <w:p/>
-        </w:tc>
-        <w:tc>
-          <w:tcPr>
-            <w:tcW w:w="798" w:type="pct"/>
-          </w:tcPr>
-          <w:p/>
+            <w:tcW w:w="486" w:type="dxa"/>
+            <w:hideMark/>
+          </w:tcPr>
+          <w:p>
+            <w:pPr>
+              <w:spacing w:after="160" w:line="259" w:lineRule="auto"/>
+            </w:pPr>
+            <w:r>
+              <w:t>P2</w:t>
+            </w:r>
+          </w:p>
+        </w:tc>
+        <w:tc>
+          <w:tcPr>
+            <w:tcW w:w="0" w:type="auto"/>
+            <w:hideMark/>
+          </w:tcPr>
+          <w:p>
+            <w:pPr>
+              <w:spacing w:after="160" w:line="259" w:lineRule="auto"/>
+            </w:pPr>
+            <w:r>
+              <w:t>Approve / Review Request</w:t>
+            </w:r>
+          </w:p>
+        </w:tc>
+        <w:tc>
+          <w:tcPr>
+            <w:tcW w:w="0" w:type="auto"/>
+            <w:hideMark/>
+          </w:tcPr>
+          <w:p>
+            <w:pPr>
+              <w:spacing w:after="160" w:line="259" w:lineRule="auto"/>
+            </w:pPr>
+            <w:r>
+              <w:t>Approver reviews and decides</w:t>
+            </w:r>
+          </w:p>
+        </w:tc>
+        <w:tc>
+          <w:tcPr>
+            <w:tcW w:w="0" w:type="auto"/>
+            <w:hideMark/>
+          </w:tcPr>
+          <w:p>
+            <w:pPr>
+              <w:spacing w:after="160" w:line="259" w:lineRule="auto"/>
+            </w:pPr>
+            <w:r>
+              <w:t>F04</w:t>
+            </w:r>
+          </w:p>
+        </w:tc>
+        <w:tc>
+          <w:tcPr>
+            <w:tcW w:w="0" w:type="auto"/>
+            <w:hideMark/>
+          </w:tcPr>
+          <w:p>
+            <w:pPr>
+              <w:spacing w:after="160" w:line="259" w:lineRule="auto"/>
+            </w:pPr>
+            <w:r>
+              <w:t>D2, F07</w:t>
+            </w:r>
+          </w:p>
+        </w:tc>
+        <w:tc>
+          <w:tcPr>
+            <w:tcW w:w="1727" w:type="dxa"/>
+            <w:hideMark/>
+          </w:tcPr>
+          <w:p>
+            <w:pPr>
+              <w:spacing w:after="160" w:line="259" w:lineRule="auto"/>
+            </w:pPr>
+            <w:r>
+              <w:t>Approver action</w:t>
+            </w:r>
+          </w:p>
+        </w:tc>
+      </w:tr>
+      <w:tr>
+        <w:tc>
+          <w:tcPr>
+            <w:tcW w:w="486" w:type="dxa"/>
+            <w:hideMark/>
+          </w:tcPr>
+          <w:p>
+            <w:pPr>
+              <w:spacing w:after="160" w:line="259" w:lineRule="auto"/>
+            </w:pPr>
+            <w:r>
+              <w:t>P3</w:t>
+            </w:r>
+          </w:p>
+        </w:tc>
+        <w:tc>
+          <w:tcPr>
+            <w:tcW w:w="0" w:type="auto"/>
+            <w:hideMark/>
+          </w:tcPr>
+          <w:p>
+            <w:pPr>
+              <w:spacing w:after="160" w:line="259" w:lineRule="auto"/>
+            </w:pPr>
+            <w:r>
+              <w:t>Manage Inventory &amp; Returns</w:t>
+            </w:r>
+          </w:p>
+        </w:tc>
+        <w:tc>
+          <w:tcPr>
+            <w:tcW w:w="0" w:type="auto"/>
+            <w:hideMark/>
+          </w:tcPr>
+          <w:p>
+            <w:pPr>
+              <w:spacing w:after="160" w:line="259" w:lineRule="auto"/>
+            </w:pPr>
+            <w:r>
+              <w:t>Update equipment and returns</w:t>
+            </w:r>
+          </w:p>
+        </w:tc>
+        <w:tc>
+          <w:tcPr>
+            <w:tcW w:w="0" w:type="auto"/>
+            <w:hideMark/>
+          </w:tcPr>
+          <w:p>
+            <w:pPr>
+              <w:spacing w:after="160" w:line="259" w:lineRule="auto"/>
+            </w:pPr>
+            <w:r>
+              <w:t>F03, F05</w:t>
+            </w:r>
+          </w:p>
+        </w:tc>
+        <w:tc>
+          <w:tcPr>
+            <w:tcW w:w="0" w:type="auto"/>
+            <w:hideMark/>
+          </w:tcPr>
+          <w:p>
+            <w:pPr>
+              <w:spacing w:after="160" w:line="259" w:lineRule="auto"/>
+            </w:pPr>
+            <w:r>
+              <w:t>D1, D2</w:t>
+            </w:r>
+          </w:p>
+        </w:tc>
+        <w:tc>
+          <w:tcPr>
+            <w:tcW w:w="1727" w:type="dxa"/>
+            <w:hideMark/>
+          </w:tcPr>
+          <w:p>
+            <w:pPr>
+              <w:spacing w:after="160" w:line="259" w:lineRule="auto"/>
+            </w:pPr>
+            <w:r>
+              <w:t>Return or update</w:t>
+            </w:r>
+          </w:p>
+        </w:tc>
+      </w:tr>
+      <w:tr>
+        <w:tc>
+          <w:tcPr>
+            <w:tcW w:w="486" w:type="dxa"/>
+            <w:hideMark/>
+          </w:tcPr>
+          <w:p>
+            <w:pPr>
+              <w:spacing w:after="160" w:line="259" w:lineRule="auto"/>
+            </w:pPr>
+            <w:r>
+              <w:t>P4</w:t>
+            </w:r>
+          </w:p>
+        </w:tc>
+        <w:tc>
+          <w:tcPr>
+            <w:tcW w:w="0" w:type="auto"/>
+            <w:hideMark/>
+          </w:tcPr>
+          <w:p>
+            <w:pPr>
+              <w:spacing w:after="160" w:line="259" w:lineRule="auto"/>
+            </w:pPr>
+            <w:r>
+              <w:t>Notifications &amp; Reminders</w:t>
+            </w:r>
+          </w:p>
+        </w:tc>
+        <w:tc>
+          <w:tcPr>
+            <w:tcW w:w="0" w:type="auto"/>
+            <w:hideMark/>
+          </w:tcPr>
+          <w:p>
+            <w:pPr>
+              <w:spacing w:after="160" w:line="259" w:lineRule="auto"/>
+            </w:pPr>
+            <w:r>
+              <w:t>Send notifications and reminders</w:t>
+            </w:r>
+          </w:p>
+        </w:tc>
+        <w:tc>
+          <w:tcPr>
+            <w:tcW w:w="0" w:type="auto"/>
+            <w:hideMark/>
+          </w:tcPr>
+          <w:p>
+            <w:pPr>
+              <w:spacing w:after="160" w:line="259" w:lineRule="auto"/>
+            </w:pPr>
+            <w:r>
+              <w:t>F09, D2</w:t>
+            </w:r>
+          </w:p>
+        </w:tc>
+        <w:tc>
+          <w:tcPr>
+            <w:tcW w:w="0" w:type="auto"/>
+            <w:hideMark/>
+          </w:tcPr>
+          <w:p>
+            <w:pPr>
+              <w:spacing w:after="160" w:line="259" w:lineRule="auto"/>
+            </w:pPr>
+            <w:r>
+              <w:t>F07, F08</w:t>
+            </w:r>
+          </w:p>
+        </w:tc>
+        <w:tc>
+          <w:tcPr>
+            <w:tcW w:w="1727" w:type="dxa"/>
+            <w:hideMark/>
+          </w:tcPr>
+          <w:p>
+            <w:pPr>
+              <w:spacing w:after="160" w:line="259" w:lineRule="auto"/>
+            </w:pPr>
+            <w:r>
+              <w:t>Timer event</w:t>
+            </w:r>
+          </w:p>
+        </w:tc>
+      </w:tr>
+      <w:tr>
+        <w:tc>
+          <w:tcPr>
+            <w:tcW w:w="486" w:type="dxa"/>
+            <w:hideMark/>
+          </w:tcPr>
+          <w:p>
+            <w:pPr>
+              <w:spacing w:after="160" w:line="259" w:lineRule="auto"/>
+            </w:pPr>
+            <w:r>
+              <w:lastRenderedPageBreak/>
+              <w:t>P5</w:t>
+            </w:r>
+          </w:p>
+        </w:tc>
+        <w:tc>
+          <w:tcPr>
+            <w:tcW w:w="0" w:type="auto"/>
+            <w:hideMark/>
+          </w:tcPr>
+          <w:p>
+            <w:pPr>
+              <w:spacing w:after="160" w:line="259" w:lineRule="auto"/>
+            </w:pPr>
+            <w:r>
+              <w:t>Admin &amp; Reporting</w:t>
+            </w:r>
+          </w:p>
+        </w:tc>
+        <w:tc>
+          <w:tcPr>
+            <w:tcW w:w="0" w:type="auto"/>
+            <w:hideMark/>
+          </w:tcPr>
+          <w:p>
+            <w:pPr>
+              <w:spacing w:after="160" w:line="259" w:lineRule="auto"/>
+            </w:pPr>
+            <w:r>
+              <w:t>Manage users and generate reports</w:t>
+            </w:r>
+          </w:p>
+        </w:tc>
+        <w:tc>
+          <w:tcPr>
+            <w:tcW w:w="0" w:type="auto"/>
+            <w:hideMark/>
+          </w:tcPr>
+          <w:p>
+            <w:pPr>
+              <w:spacing w:after="160" w:line="259" w:lineRule="auto"/>
+            </w:pPr>
+            <w:r>
+              <w:t>F06</w:t>
+            </w:r>
+          </w:p>
+        </w:tc>
+        <w:tc>
+          <w:tcPr>
+            <w:tcW w:w="0" w:type="auto"/>
+            <w:hideMark/>
+          </w:tcPr>
+          <w:p>
+            <w:pPr>
+              <w:spacing w:after="160" w:line="259" w:lineRule="auto"/>
+            </w:pPr>
+            <w:r>
+              <w:t>D3, D4</w:t>
+            </w:r>
+          </w:p>
+        </w:tc>
+        <w:tc>
+          <w:tcPr>
+            <w:tcW w:w="1727" w:type="dxa"/>
+            <w:hideMark/>
+          </w:tcPr>
+          <w:p>
+            <w:pPr>
+              <w:spacing w:after="160" w:line="259" w:lineRule="auto"/>
+            </w:pPr>
+            <w:r>
+              <w:t>Admin request</w:t>
+            </w:r>
+          </w:p>
         </w:tc>
       </w:tr>
     </w:tbl>
+    <w:p/>
     <w:p>
       <w:pPr>
         <w:pStyle w:val="CITLABA2Lv2"/>
@@ -2861,84 +7625,26 @@
     </w:p>
     <w:p>
       <w:pPr>
-        <w:pStyle w:val="CITLABA2Lv2"/>
-      </w:pPr>
-      <w:r>
-        <w:t>Submission Requirements</w:t>
-      </w:r>
-    </w:p>
-    <w:p>
-      <w:pPr>
-        <w:pStyle w:val="CITLABA3Lv3"/>
-      </w:pPr>
-      <w:r>
-        <w:t xml:space="preserve">Put all information below in only one </w:t>
-      </w:r>
-      <w:r>
-        <w:t>PDF</w:t>
-      </w:r>
-      <w:r>
-        <w:t xml:space="preserve"> file</w:t>
-      </w:r>
-      <w:r>
-        <w:t xml:space="preserve"> “</w:t>
-      </w:r>
-      <w:r>
-        <w:t>CSW309_Lab02_StudentID_Name.</w:t>
-      </w:r>
-      <w:r>
-        <w:t>pdf”</w:t>
-      </w:r>
-      <w:r>
-        <w:t>:</w:t>
-      </w:r>
-    </w:p>
-    <w:p>
-      <w:pPr>
-        <w:pStyle w:val="CITLABA4Lv4"/>
-      </w:pPr>
-      <w:r>
-        <w:t>Context Diagram, Level-0 DFD (exported as image or PDF).</w:t>
-      </w:r>
-    </w:p>
-    <w:p>
-      <w:pPr>
-        <w:pStyle w:val="CITLABA4Lv4"/>
-      </w:pPr>
-      <w:r>
-        <w:t>Complete Data Dictionary (5 sections).</w:t>
-      </w:r>
-    </w:p>
-    <w:p>
-      <w:pPr>
-        <w:pStyle w:val="CITLABA2Lv2"/>
-      </w:pPr>
-      <w:r>
-        <w:lastRenderedPageBreak/>
-        <w:t>Recommended Tools</w:t>
-      </w:r>
-      <w:r>
-        <w:t>.</w:t>
-      </w:r>
-    </w:p>
-    <w:p>
-      <w:pPr>
-        <w:pStyle w:val="CITLABA3Lv3"/>
-      </w:pPr>
-      <w:r>
-        <w:t>Modeling: StarUML, Visual Paradigm, draw.io / diagrams.net, PlantUML</w:t>
-      </w:r>
-    </w:p>
-    <w:p>
-      <w:pPr>
-        <w:pStyle w:val="CITLABA3Lv3"/>
-      </w:pPr>
-      <w:r>
-        <w:t>Document: Word / Excel / Google Docs for Data Dictionary</w:t>
+        <w:ind w:firstLine="360"/>
+      </w:pPr>
+      <w:r>
+        <w:t>The Equipment Borrowing Management System (EBMS) provides a structured digital workflow for borrowing, approving, and returning equipment within the university.</w:t>
+      </w:r>
+      <w:r>
+        <w:br/>
+        <w:t>Through the Context Diagram, Level-0 DFD, and Data Dictionary, the system’s data movements and responsibilities among entities were clearly defined.</w:t>
+      </w:r>
+      <w:r>
+        <w:br/>
+        <w:t>This model supports real-time tracking, eliminates double bookings, automates reminders, and enhances transparency for both staff and students.</w:t>
+      </w:r>
+      <w:r>
+        <w:br/>
+        <w:t>It demonstrates the importance of proper system analysis and design in creating efficient, user-centered management systems.</w:t>
       </w:r>
     </w:p>
     <w:sectPr>
-      <w:headerReference w:type="default" r:id="rId7"/>
+      <w:headerReference w:type="default" r:id="rId9"/>
       <w:pgSz w:w="12240" w:h="15840"/>
       <w:pgMar w:top="993" w:right="720" w:bottom="720" w:left="720" w:header="720" w:footer="720" w:gutter="0"/>
       <w:cols w:space="720"/>
@@ -3101,7 +7807,7 @@
         <v:path o:extrusionok="f" gradientshapeok="t" o:connecttype="rect"/>
         <o:lock v:ext="edit" aspectratio="t"/>
       </v:shapetype>
-      <v:shape id="_x0000_i1029" type="#_x0000_t75" style="width:10.2pt;height:10.2pt" o:bullet="t">
+      <v:shape id="_x0000_i1099" type="#_x0000_t75" style="width:10.35pt;height:10.35pt" o:bullet="t">
         <v:imagedata r:id="rId1" o:title="mso1D38"/>
       </v:shape>
     </w:pict>
@@ -7754,6 +12460,30 @@
   </w:num>
   <w:num w:numId="42" w16cid:durableId="1749766129">
     <w:abstractNumId w:val="21"/>
+  </w:num>
+  <w:num w:numId="43" w16cid:durableId="350372986">
+    <w:abstractNumId w:val="17"/>
+  </w:num>
+  <w:num w:numId="44" w16cid:durableId="639769329">
+    <w:abstractNumId w:val="17"/>
+  </w:num>
+  <w:num w:numId="45" w16cid:durableId="1959990680">
+    <w:abstractNumId w:val="17"/>
+  </w:num>
+  <w:num w:numId="46" w16cid:durableId="1195114939">
+    <w:abstractNumId w:val="17"/>
+  </w:num>
+  <w:num w:numId="47" w16cid:durableId="1495027684">
+    <w:abstractNumId w:val="17"/>
+  </w:num>
+  <w:num w:numId="48" w16cid:durableId="1914581043">
+    <w:abstractNumId w:val="17"/>
+  </w:num>
+  <w:num w:numId="49" w16cid:durableId="1307860119">
+    <w:abstractNumId w:val="17"/>
+  </w:num>
+  <w:num w:numId="50" w16cid:durableId="1971130313">
+    <w:abstractNumId w:val="17"/>
   </w:num>
 </w:numbering>
 </file>
@@ -8253,7 +12983,6 @@
   <w:style w:type="character" w:default="1" w:styleId="DefaultParagraphFont">
     <w:name w:val="Default Paragraph Font"/>
     <w:uiPriority w:val="1"/>
-    <w:semiHidden/>
     <w:unhideWhenUsed/>
   </w:style>
   <w:style w:type="table" w:default="1" w:styleId="TableNormal">
@@ -8503,7 +13232,6 @@
         <w:numId w:val="19"/>
       </w:numPr>
       <w:spacing w:after="60"/>
-      <w:ind w:left="357" w:hanging="357"/>
     </w:pPr>
     <w:rPr>
       <w:b/>
@@ -8523,7 +13251,6 @@
         <w:numId w:val="19"/>
       </w:numPr>
       <w:spacing w:before="60" w:after="60" w:line="276" w:lineRule="auto"/>
-      <w:ind w:left="714" w:hanging="357"/>
     </w:pPr>
     <w:rPr>
       <w:b/>
@@ -8553,7 +13280,6 @@
         <w:numId w:val="19"/>
       </w:numPr>
       <w:spacing w:before="60" w:after="60" w:line="276" w:lineRule="auto"/>
-      <w:ind w:left="1077" w:hanging="357"/>
     </w:pPr>
     <w:rPr>
       <w:color w:val="002060"/>
@@ -8859,6 +13585,69 @@
       <w:kern w:val="2"/>
       <w:szCs w:val="24"/>
     </w:rPr>
+  </w:style>
+  <w:style w:type="table" w:styleId="PlainTable1">
+    <w:name w:val="Plain Table 1"/>
+    <w:basedOn w:val="TableNormal"/>
+    <w:uiPriority w:val="41"/>
+    <w:rsid w:val="00A40E7F"/>
+    <w:pPr>
+      <w:spacing w:after="0" w:line="240" w:lineRule="auto"/>
+    </w:pPr>
+    <w:tblPr>
+      <w:tblStyleRowBandSize w:val="1"/>
+      <w:tblStyleColBandSize w:val="1"/>
+      <w:tblBorders>
+        <w:top w:val="single" w:sz="4" w:space="0" w:color="BFBFBF" w:themeColor="background1" w:themeShade="BF"/>
+        <w:left w:val="single" w:sz="4" w:space="0" w:color="BFBFBF" w:themeColor="background1" w:themeShade="BF"/>
+        <w:bottom w:val="single" w:sz="4" w:space="0" w:color="BFBFBF" w:themeColor="background1" w:themeShade="BF"/>
+        <w:right w:val="single" w:sz="4" w:space="0" w:color="BFBFBF" w:themeColor="background1" w:themeShade="BF"/>
+        <w:insideH w:val="single" w:sz="4" w:space="0" w:color="BFBFBF" w:themeColor="background1" w:themeShade="BF"/>
+        <w:insideV w:val="single" w:sz="4" w:space="0" w:color="BFBFBF" w:themeColor="background1" w:themeShade="BF"/>
+      </w:tblBorders>
+    </w:tblPr>
+    <w:tblStylePr w:type="firstRow">
+      <w:rPr>
+        <w:b/>
+        <w:bCs/>
+      </w:rPr>
+    </w:tblStylePr>
+    <w:tblStylePr w:type="lastRow">
+      <w:rPr>
+        <w:b/>
+        <w:bCs/>
+      </w:rPr>
+      <w:tblPr/>
+      <w:tcPr>
+        <w:tcBorders>
+          <w:top w:val="double" w:sz="4" w:space="0" w:color="BFBFBF" w:themeColor="background1" w:themeShade="BF"/>
+        </w:tcBorders>
+      </w:tcPr>
+    </w:tblStylePr>
+    <w:tblStylePr w:type="firstCol">
+      <w:rPr>
+        <w:b/>
+        <w:bCs/>
+      </w:rPr>
+    </w:tblStylePr>
+    <w:tblStylePr w:type="lastCol">
+      <w:rPr>
+        <w:b/>
+        <w:bCs/>
+      </w:rPr>
+    </w:tblStylePr>
+    <w:tblStylePr w:type="band1Vert">
+      <w:tblPr/>
+      <w:tcPr>
+        <w:shd w:val="clear" w:color="auto" w:fill="F2F2F2" w:themeFill="background1" w:themeFillShade="F2"/>
+      </w:tcPr>
+    </w:tblStylePr>
+    <w:tblStylePr w:type="band1Horz">
+      <w:tblPr/>
+      <w:tcPr>
+        <w:shd w:val="clear" w:color="auto" w:fill="F2F2F2" w:themeFill="background1" w:themeFillShade="F2"/>
+      </w:tcPr>
+    </w:tblStylePr>
   </w:style>
 </w:styles>
 </file>
